--- a/fra/docx/15.content.docx
+++ b/fra/docx/15.content.docx
@@ -11,6 +11,15 @@
         <w:pStyle w:val="Heading2"/>
       </w:pPr>
       <w:r>
+        <w:t>Resource: Notes d'étude (Tyndale)</w:t>
+      </w:r>
+      <w:r/>
+    </w:p>
+    <w:p>
+      <w:pPr>
+        <w:pStyle w:val="Heading2"/>
+      </w:pPr>
+      <w:r>
         <w:t>License Information</w:t>
       </w:r>
       <w:r/>
@@ -21,7 +30,7 @@
         <w:rPr>
           <w:b/>
         </w:rPr>
-        <w:t>Study Notes (Tyndale)</w:t>
+        <w:t>Notes d'étude (Tyndale)</w:t>
       </w:r>
       <w:r>
         <w:t xml:space="preserve"> (French) is based on</w:t>
@@ -74,7 +83,7 @@
         <w:pStyle w:val="Heading1"/>
       </w:pPr>
       <w:r>
-        <w:t>Study Notes (Tyndale)</w:t>
+        <w:t>Notes d'étude (Tyndale)</w:t>
       </w:r>
     </w:p>
     <w:p>
@@ -83,6 +92,51 @@
           <w:headerReference w:type="even" r:id="rId8"/>
           <w:headerReference w:type="default" r:id="rId9"/>
           <w:footerReference w:type="default" r:id="rId10"/>
+          <w:footnotePr>
+            <w:numRestart w:val="eachSect"/>
+          </w:footnotePr>
+          <w:type w:val="continuous"/>
+          <w:pgSz w:w="12240" w:h="15840" w:code="1"/>
+          <w:pgMar w:top="1440" w:right="1440" w:bottom="1440" w:left="1440" w:header="504" w:footer="504" w:gutter="0"/>
+          <w:cols w:space="708"/>
+          <w:titlePg/>
+          <w:docGrid w:linePitch="360"/>
+        </w:sectPr>
+      </w:pPr>
+    </w:p>
+    <w:p>
+      <w:r/>
+    </w:p>
+    <w:p>
+      <w:pPr>
+        <w:pStyle w:val="Heading2"/>
+      </w:pPr>
+      <w:r>
+        <w:t>EZR</w:t>
+      </w:r>
+      <w:r/>
+    </w:p>
+    <w:p>
+      <w:r/>
+      <w:r>
+        <w:rPr>
+          <w:i/>
+        </w:rPr>
+        <w:t>Esdras 1.1, Esdras 1.1–3, Esdras 1.2, Esdras 1.3, Esdras 1.4, Esdras 1.5–6, Esdras 1.7, Esdras 1.8, Esdras 1.9–11, Esdras 2.1–70, Esdras 2.2, Esdras 2.3–20, Esdras 2.21–35, Esdras 2.36–42, Esdras 2.41–42, Esdras 2.43–54, Esdras 2.55–58, Esdras 2.59–60, Esdras 2.61–63, Esdras 2.64–66, Esdras 2.68–69, Esdras 2.69, Esdras 3.1, Esdras 3.1–4.5, Esdras 3.2, Esdras 3.3, Esdras 3.4, Esdras 3.5–6, Esdras 3.7, Esdras 3.8, Esdras 3.10–11, Esdras 3.12, Esdras 4.1, Esdras 4.2, Esdras 4.3, Esdras 4.4, Esdras 4.5, Esdras 4.6–23, Esdras 4.7, Esdras 4.9, Esdras 4.10, Esdras 4.11–22, Esdras 4.13, Esdras 4.14, Esdras 4.15–16, Esdras 4.18, Esdras 4.19–20, Esdras 4.21, Esdras 4.23, Esdras 4.24, Esdras 4.24–5.5, Esdras 5.1, Esdras 5.2, Esdras 5.3, Esdras 5.5, Esdras 5.6, Esdras 5.6–17, Esdras 5.8, Esdras 5.11, Esdras 5.12, Esdras 5.13, Esdras 5.14–15, Esdras 5.16, Esdras 6.2, Esdras 6.3, Esdras 6.4, Esdras 6.8, Esdras 6.10, Esdras 6.11–12, Esdras 6.15, Esdras 6.17, Esdras 6.18, Esdras 6.19, Esdras 6.20, Esdras 6.21, Esdras 6.22, Esdras 7.1, Esdras 7.1–5, Esdras 7:6, Esdras 7.9, Esdras 7.10, Esdras 7.11–26, Esdras 7.14, Esdras 7.15, Esdras 7.16, Esdras 7.21–22, Esdras 7.23, Esdras 7.24, Esdras 7.25–26, Esdras 8.1–14, Esdras 8.15, Esdras 8.16–17, Esdras 8.18, Esdras 8.20, Esdras 8.21, Esdras 8.22, Esdras 8.23, Esdras 8.25, Esdras 8.26–27, Esdras 8.31–32, Esdras 8.35, Esdras 9.1–2, Esdras 9.1–10.44, Esdras 9.3, Esdras 9.4, Esdras 9.5, Esdras 9.6, Esdras 9.6–15, Esdras 9.7, Esdras 9.8–9, Esdras 9.11–12, Esdras 9.14, Esdras 9.15, Esdras 10.1, Esdras 10.2, Esdras 10.3, Esdras 10.4, Esdras 10.5, Esdras 10.8, Esdras 10.9, Esdras 10.15, Esdras 10.44</w:t>
+      </w:r>
+      <w:r/>
+    </w:p>
+    <w:p>
+      <w:r/>
+      <w:r>
+        <w:t xml:space="preserve"> </w:t>
+      </w:r>
+      <w:r/>
+      <w:r/>
+    </w:p>
+    <w:p>
+      <w:pPr>
+        <w:sectPr>
           <w:footnotePr>
             <w:numRestart w:val="eachSect"/>
           </w:footnotePr>

--- a/fra/docx/15.content.docx
+++ b/fra/docx/15.content.docx
@@ -163,13 +163,6 @@
         <w:rPr>
           <w:lang w:val="fr_FR" w:bidi="fr_FR"/>
         </w:rPr>
-      </w:r>
-      <w:r>
-        <w:rPr>
-          <w:i/>
-          <w:lang w:val="fr_FR" w:bidi="fr_FR"/>
-        </w:rPr>
-        <w:t>Esdras 1.1, Esdras 1.1–3, Esdras 1.2, Esdras 1.3, Esdras 1.4, Esdras 1.5–6, Esdras 1.7, Esdras 1.8, Esdras 1.9–11, Esdras 2.1–70, Esdras 2.2, Esdras 2.3–20, Esdras 2.21–35, Esdras 2.36–42, Esdras 2.41–42, Esdras 2.43–54, Esdras 2.55–58, Esdras 2.59–60, Esdras 2.61–63, Esdras 2.64–66, Esdras 2.68–69, Esdras 2.69, Esdras 3.1, Esdras 3.1–4.5, Esdras 3.2, Esdras 3.3, Esdras 3.4, Esdras 3.5–6, Esdras 3.7, Esdras 3.8, Esdras 3.10–11, Esdras 3.12, Esdras 4.1, Esdras 4.2, Esdras 4.3, Esdras 4.4, Esdras 4.5, Esdras 4.6–23, Esdras 4.7, Esdras 4.9, Esdras 4.10, Esdras 4.11–22, Esdras 4.13, Esdras 4.14, Esdras 4.15–16, Esdras 4.18, Esdras 4.19–20, Esdras 4.21, Esdras 4.23, Esdras 4.24, Esdras 4.24–5.5, Esdras 5.1, Esdras 5.2, Esdras 5.3, Esdras 5.5, Esdras 5.6, Esdras 5.6–17, Esdras 5.8, Esdras 5.11, Esdras 5.12, Esdras 5.13, Esdras 5.14–15, Esdras 5.16, Esdras 6.2, Esdras 6.3, Esdras 6.4, Esdras 6.8, Esdras 6.10, Esdras 6.11–12, Esdras 6.15, Esdras 6.17, Esdras 6.18, Esdras 6.19, Esdras 6.20, Esdras 6.21, Esdras 6.22, Esdras 7.1, Esdras 7.1–5, Esdras 7:6, Esdras 7.9, Esdras 7.10, Esdras 7.11–26, Esdras 7.14, Esdras 7.15, Esdras 7.16, Esdras 7.21–22, Esdras 7.23, Esdras 7.24, Esdras 7.25–26, Esdras 8.1–14, Esdras 8.15, Esdras 8.16–17, Esdras 8.18, Esdras 8.20, Esdras 8.21, Esdras 8.22, Esdras 8.23, Esdras 8.25, Esdras 8.26–27, Esdras 8.31–32, Esdras 8.35, Esdras 9.1–2, Esdras 9.1–10.44, Esdras 9.3, Esdras 9.4, Esdras 9.5, Esdras 9.6, Esdras 9.6–15, Esdras 9.7, Esdras 9.8–9, Esdras 9.11–12, Esdras 9.14, Esdras 9.15, Esdras 10.1, Esdras 10.2, Esdras 10.3, Esdras 10.4, Esdras 10.5, Esdras 10.8, Esdras 10.9, Esdras 10.15, Esdras 10.44</w:t>
       </w:r>
       <w:r>
         <w:rPr>

--- a/fra/docx/15.content.docx
+++ b/fra/docx/15.content.docx
@@ -150,19 +150,6 @@
           <w:lang w:val="fr_FR" w:bidi="fr_FR"/>
         </w:rPr>
         <w:t>EZR</w:t>
-      </w:r>
-      <w:r>
-        <w:rPr>
-          <w:lang w:val="fr_FR" w:bidi="fr_FR"/>
-        </w:rPr>
-      </w:r>
-    </w:p>
-    <w:p>
-      <w:pPr/>
-      <w:r>
-        <w:rPr>
-          <w:lang w:val="fr_FR" w:bidi="fr_FR"/>
-        </w:rPr>
       </w:r>
       <w:r>
         <w:rPr>

--- a/fra/docx/15.content.docx
+++ b/fra/docx/15.content.docx
@@ -19,7 +19,7 @@
         <w:rPr>
           <w:lang w:val="fr_FR" w:bidi="fr_FR"/>
         </w:rPr>
-        <w:t>Resource: Notes d'étude (Tyndale)</w:t>
+        <w:t>Resource: Tyndale Open Study Notes</w:t>
       </w:r>
       <w:r>
         <w:rPr>
@@ -112,7 +112,7 @@
         <w:rPr>
           <w:lang w:val="fr_FR" w:bidi="fr_FR"/>
         </w:rPr>
-        <w:t>Notes d'étude (Tyndale)</w:t>
+        <w:t>Tyndale Open Study Notes</w:t>
       </w:r>
     </w:p>
     <w:p>

--- a/fra/docx/15.content.docx
+++ b/fra/docx/15.content.docx
@@ -19,7 +19,7 @@
         <w:rPr>
           <w:lang w:val="fr_FR" w:bidi="fr_FR"/>
         </w:rPr>
-        <w:t>Resource: Tyndale Open Study Notes</w:t>
+        <w:t>Resource: Aquifer Open Study Notes</w:t>
       </w:r>
       <w:r>
         <w:rPr>
@@ -112,7 +112,7 @@
         <w:rPr>
           <w:lang w:val="fr_FR" w:bidi="fr_FR"/>
         </w:rPr>
-        <w:t>Tyndale Open Study Notes</w:t>
+        <w:t>Aquifer Open Study Notes</w:t>
       </w:r>
     </w:p>
     <w:p>

--- a/fra/docx/15.content.docx
+++ b/fra/docx/15.content.docx
@@ -233,18 +233,12 @@
         </w:rPr>
         <w:t>Le roi Cyrus II a régné sur la Perse de 559 à 530 av. J.-C. et ses troupes ont vaincu Babylone en octobre 539 av. J.-C., conformément à la prédiction de Daniel (</w:t>
       </w:r>
-      <w:hyperlink r:id="rId13">
-        <w:r>
-          <w:rPr>
-            <w:lang w:val="fr_FR" w:bidi="fr_FR"/>
-          </w:rPr>
-          <w:rPr>
-            <w:color w:val="0000EE"/>
-            <w:u w:val="single"/>
-          </w:rPr>
-          <w:t>Dn 5</w:t>
-        </w:r>
-      </w:hyperlink>
+      <w:r>
+        <w:rPr>
+          <w:lang w:val="fr_FR" w:bidi="fr_FR"/>
+        </w:rPr>
+        <w:t>Dn 5</w:t>
+      </w:r>
       <w:r>
         <w:rPr>
           <w:lang w:val="fr_FR" w:bidi="fr_FR"/>
@@ -263,144 +257,96 @@
         </w:rPr>
         <w:t xml:space="preserve"> : Dieu avait promis de ramener son peuple après soixante‑dix ans d’exil (</w:t>
       </w:r>
-      <w:hyperlink r:id="rId14">
-        <w:r>
-          <w:rPr>
-            <w:lang w:val="fr_FR" w:bidi="fr_FR"/>
-          </w:rPr>
-          <w:rPr>
-            <w:color w:val="0000EE"/>
-            <w:u w:val="single"/>
-          </w:rPr>
-          <w:t xml:space="preserve">Jr 25.11–12 </w:t>
-        </w:r>
-      </w:hyperlink>
+      <w:r>
+        <w:rPr>
+          <w:lang w:val="fr_FR" w:bidi="fr_FR"/>
+        </w:rPr>
+        <w:t xml:space="preserve">Jr 25.11–12 </w:t>
+      </w:r>
       <w:r>
         <w:rPr>
           <w:lang w:val="fr_FR" w:bidi="fr_FR"/>
         </w:rPr>
         <w:t xml:space="preserve">; </w:t>
       </w:r>
-      <w:hyperlink r:id="rId15">
-        <w:r>
-          <w:rPr>
-            <w:lang w:val="fr_FR" w:bidi="fr_FR"/>
-          </w:rPr>
-          <w:rPr>
-            <w:color w:val="0000EE"/>
-            <w:u w:val="single"/>
-          </w:rPr>
-          <w:t>29.10</w:t>
-        </w:r>
-      </w:hyperlink>
+      <w:r>
+        <w:rPr>
+          <w:lang w:val="fr_FR" w:bidi="fr_FR"/>
+        </w:rPr>
+        <w:t>29.10</w:t>
+      </w:r>
       <w:r>
         <w:rPr>
           <w:lang w:val="fr_FR" w:bidi="fr_FR"/>
         </w:rPr>
         <w:t xml:space="preserve">). • C’est encore la souveraineté divine qui a touché le cœur de ce roi païen et l’a conduit à promulguer le décret qui a suivi (voir aussi </w:t>
       </w:r>
-      <w:hyperlink r:id="rId16">
-        <w:r>
-          <w:rPr>
-            <w:lang w:val="fr_FR" w:bidi="fr_FR"/>
-          </w:rPr>
-          <w:rPr>
-            <w:color w:val="0000EE"/>
-            <w:u w:val="single"/>
-          </w:rPr>
-          <w:t xml:space="preserve">Es 13.17 </w:t>
-        </w:r>
-      </w:hyperlink>
+      <w:r>
+        <w:rPr>
+          <w:lang w:val="fr_FR" w:bidi="fr_FR"/>
+        </w:rPr>
+        <w:t xml:space="preserve">Es 13.17 </w:t>
+      </w:r>
       <w:r>
         <w:rPr>
           <w:lang w:val="fr_FR" w:bidi="fr_FR"/>
         </w:rPr>
         <w:t xml:space="preserve">; </w:t>
       </w:r>
-      <w:hyperlink r:id="rId17">
-        <w:r>
-          <w:rPr>
-            <w:lang w:val="fr_FR" w:bidi="fr_FR"/>
-          </w:rPr>
-          <w:rPr>
-            <w:color w:val="0000EE"/>
-            <w:u w:val="single"/>
-          </w:rPr>
-          <w:t>41.2</w:t>
-        </w:r>
-      </w:hyperlink>
+      <w:r>
+        <w:rPr>
+          <w:lang w:val="fr_FR" w:bidi="fr_FR"/>
+        </w:rPr>
+        <w:t>41.2</w:t>
+      </w:r>
       <w:r>
         <w:rPr>
           <w:lang w:val="fr_FR" w:bidi="fr_FR"/>
         </w:rPr>
         <w:t xml:space="preserve">, </w:t>
       </w:r>
-      <w:hyperlink r:id="rId18">
-        <w:r>
-          <w:rPr>
-            <w:lang w:val="fr_FR" w:bidi="fr_FR"/>
-          </w:rPr>
-          <w:rPr>
-            <w:color w:val="0000EE"/>
-            <w:u w:val="single"/>
-          </w:rPr>
-          <w:t xml:space="preserve">25 </w:t>
-        </w:r>
-      </w:hyperlink>
+      <w:r>
+        <w:rPr>
+          <w:lang w:val="fr_FR" w:bidi="fr_FR"/>
+        </w:rPr>
+        <w:t xml:space="preserve">25 </w:t>
+      </w:r>
       <w:r>
         <w:rPr>
           <w:lang w:val="fr_FR" w:bidi="fr_FR"/>
         </w:rPr>
         <w:t xml:space="preserve">; </w:t>
       </w:r>
-      <w:hyperlink r:id="rId19">
-        <w:r>
-          <w:rPr>
-            <w:lang w:val="fr_FR" w:bidi="fr_FR"/>
-          </w:rPr>
-          <w:rPr>
-            <w:color w:val="0000EE"/>
-            <w:u w:val="single"/>
-          </w:rPr>
-          <w:t>Jr 50.9</w:t>
-        </w:r>
-      </w:hyperlink>
+      <w:r>
+        <w:rPr>
+          <w:lang w:val="fr_FR" w:bidi="fr_FR"/>
+        </w:rPr>
+        <w:t>Jr 50.9</w:t>
+      </w:r>
       <w:r>
         <w:rPr>
           <w:lang w:val="fr_FR" w:bidi="fr_FR"/>
         </w:rPr>
         <w:t>). Dieu est souverain, même lorsque les nations et les puissants ne reconnaissent pas son autorité (</w:t>
       </w:r>
-      <w:hyperlink r:id="rId20">
-        <w:r>
-          <w:rPr>
-            <w:lang w:val="fr_FR" w:bidi="fr_FR"/>
-          </w:rPr>
-          <w:rPr>
-            <w:color w:val="0000EE"/>
-            <w:u w:val="single"/>
-          </w:rPr>
-          <w:t>Es 10.5</w:t>
-        </w:r>
-      </w:hyperlink>
+      <w:r>
+        <w:rPr>
+          <w:lang w:val="fr_FR" w:bidi="fr_FR"/>
+        </w:rPr>
+        <w:t>Es 10.5</w:t>
+      </w:r>
       <w:r>
         <w:rPr>
           <w:lang w:val="fr_FR" w:bidi="fr_FR"/>
         </w:rPr>
         <w:t xml:space="preserve">, </w:t>
       </w:r>
-      <w:hyperlink r:id="rId21">
-        <w:r>
-          <w:rPr>
-            <w:lang w:val="fr_FR" w:bidi="fr_FR"/>
-          </w:rPr>
-          <w:rPr>
-            <w:color w:val="0000EE"/>
-            <w:u w:val="single"/>
-          </w:rPr>
-          <w:t>12–14</w:t>
-        </w:r>
-      </w:hyperlink>
+      <w:r>
+        <w:rPr>
+          <w:lang w:val="fr_FR" w:bidi="fr_FR"/>
+        </w:rPr>
+        <w:t>12–14</w:t>
+      </w:r>
       <w:r>
         <w:rPr>
           <w:lang w:val="fr_FR" w:bidi="fr_FR"/>
@@ -455,18 +401,12 @@
         </w:rPr>
         <w:t xml:space="preserve">Les trois premiers versets d’Esdras reprennent quasi mot pour mot </w:t>
       </w:r>
-      <w:hyperlink r:id="rId22">
-        <w:r>
-          <w:rPr>
-            <w:lang w:val="fr_FR" w:bidi="fr_FR"/>
-          </w:rPr>
-          <w:rPr>
-            <w:color w:val="0000EE"/>
-            <w:u w:val="single"/>
-          </w:rPr>
-          <w:t>2Ch 36.22–23</w:t>
-        </w:r>
-      </w:hyperlink>
+      <w:r>
+        <w:rPr>
+          <w:lang w:val="fr_FR" w:bidi="fr_FR"/>
+        </w:rPr>
+        <w:t>2Ch 36.22–23</w:t>
+      </w:r>
       <w:r>
         <w:rPr>
           <w:lang w:val="fr_FR" w:bidi="fr_FR"/>
@@ -521,144 +461,96 @@
         </w:rPr>
         <w:t xml:space="preserve">Bien que Cyrus invoque l’Éternel, Dieu du ciel, il était lui‑même zoroastrien. Cette proclamation, rédigée en hébreu, relève vraisemblablement de la propagande politique pour rallier les Juifs à son règne. Dans un décret analogue adressé aux Babyloniens, il se prétendait adorateur de leur divinité principale, Marduk. Pourtant, ici, Cyrus affirme qu’Éternel l’avait désigné pour faire rebâtir le temple de Jérusalem (voir </w:t>
       </w:r>
-      <w:hyperlink r:id="rId23">
-        <w:r>
-          <w:rPr>
-            <w:lang w:val="fr_FR" w:bidi="fr_FR"/>
-          </w:rPr>
-          <w:rPr>
-            <w:color w:val="0000EE"/>
-            <w:u w:val="single"/>
-          </w:rPr>
-          <w:t>Es 44.28</w:t>
-        </w:r>
-      </w:hyperlink>
+      <w:r>
+        <w:rPr>
+          <w:lang w:val="fr_FR" w:bidi="fr_FR"/>
+        </w:rPr>
+        <w:t>Es 44.28</w:t>
+      </w:r>
       <w:r>
         <w:rPr>
           <w:lang w:val="fr_FR" w:bidi="fr_FR"/>
         </w:rPr>
         <w:t xml:space="preserve"> ; </w:t>
       </w:r>
-      <w:hyperlink r:id="rId24">
-        <w:r>
-          <w:rPr>
-            <w:lang w:val="fr_FR" w:bidi="fr_FR"/>
-          </w:rPr>
-          <w:rPr>
-            <w:color w:val="0000EE"/>
-            <w:u w:val="single"/>
-          </w:rPr>
-          <w:t>45.1</w:t>
-        </w:r>
-      </w:hyperlink>
+      <w:r>
+        <w:rPr>
+          <w:lang w:val="fr_FR" w:bidi="fr_FR"/>
+        </w:rPr>
+        <w:t>45.1</w:t>
+      </w:r>
       <w:r>
         <w:rPr>
           <w:lang w:val="fr_FR" w:bidi="fr_FR"/>
         </w:rPr>
         <w:t xml:space="preserve">, </w:t>
       </w:r>
-      <w:hyperlink r:id="rId25">
-        <w:r>
-          <w:rPr>
-            <w:lang w:val="fr_FR" w:bidi="fr_FR"/>
-          </w:rPr>
-          <w:rPr>
-            <w:color w:val="0000EE"/>
-            <w:u w:val="single"/>
-          </w:rPr>
-          <w:t>13</w:t>
-        </w:r>
-      </w:hyperlink>
+      <w:r>
+        <w:rPr>
+          <w:lang w:val="fr_FR" w:bidi="fr_FR"/>
+        </w:rPr>
+        <w:t>13</w:t>
+      </w:r>
       <w:r>
         <w:rPr>
           <w:lang w:val="fr_FR" w:bidi="fr_FR"/>
         </w:rPr>
         <w:t xml:space="preserve">). Il a pu prendre connaissance de ces oracles par l’intermédiaire de Daniel, haut fonctionnaire à la cour (Cyrus est apparemment désigné par son nom mède, Darius, dans </w:t>
       </w:r>
-      <w:hyperlink r:id="rId26">
-        <w:r>
-          <w:rPr>
-            <w:lang w:val="fr_FR" w:bidi="fr_FR"/>
-          </w:rPr>
-          <w:rPr>
-            <w:color w:val="0000EE"/>
-            <w:u w:val="single"/>
-          </w:rPr>
-          <w:t>Dn 6.1–28</w:t>
-        </w:r>
-      </w:hyperlink>
+      <w:r>
+        <w:rPr>
+          <w:lang w:val="fr_FR" w:bidi="fr_FR"/>
+        </w:rPr>
+        <w:t>Dn 6.1–28</w:t>
+      </w:r>
       <w:r>
         <w:rPr>
           <w:lang w:val="fr_FR" w:bidi="fr_FR"/>
         </w:rPr>
         <w:t xml:space="preserve"> ; </w:t>
       </w:r>
-      <w:hyperlink r:id="rId27">
-        <w:r>
-          <w:rPr>
-            <w:lang w:val="fr_FR" w:bidi="fr_FR"/>
-          </w:rPr>
-          <w:rPr>
-            <w:color w:val="0000EE"/>
-            <w:u w:val="single"/>
-          </w:rPr>
-          <w:t>9.1</w:t>
-        </w:r>
-      </w:hyperlink>
+      <w:r>
+        <w:rPr>
+          <w:lang w:val="fr_FR" w:bidi="fr_FR"/>
+        </w:rPr>
+        <w:t>9.1</w:t>
+      </w:r>
       <w:r>
         <w:rPr>
           <w:lang w:val="fr_FR" w:bidi="fr_FR"/>
         </w:rPr>
         <w:t>). Dieu avait depuis longtemps prévu de susciter Cyrus et de lui donner une vision pour restaurer le culte à Jérusalem (</w:t>
       </w:r>
-      <w:hyperlink r:id="rId23">
-        <w:r>
-          <w:rPr>
-            <w:lang w:val="fr_FR" w:bidi="fr_FR"/>
-          </w:rPr>
-          <w:rPr>
-            <w:color w:val="0000EE"/>
-            <w:u w:val="single"/>
-          </w:rPr>
-          <w:t>Es 44.28</w:t>
-        </w:r>
-      </w:hyperlink>
+      <w:r>
+        <w:rPr>
+          <w:lang w:val="fr_FR" w:bidi="fr_FR"/>
+        </w:rPr>
+        <w:t>Es 44.28</w:t>
+      </w:r>
       <w:r>
         <w:rPr>
           <w:lang w:val="fr_FR" w:bidi="fr_FR"/>
         </w:rPr>
         <w:t xml:space="preserve"> ; </w:t>
       </w:r>
-      <w:hyperlink r:id="rId25">
-        <w:r>
-          <w:rPr>
-            <w:lang w:val="fr_FR" w:bidi="fr_FR"/>
-          </w:rPr>
-          <w:rPr>
-            <w:color w:val="0000EE"/>
-            <w:u w:val="single"/>
-          </w:rPr>
-          <w:t>45.13</w:t>
-        </w:r>
-      </w:hyperlink>
+      <w:r>
+        <w:rPr>
+          <w:lang w:val="fr_FR" w:bidi="fr_FR"/>
+        </w:rPr>
+        <w:t>45.13</w:t>
+      </w:r>
       <w:r>
         <w:rPr>
           <w:lang w:val="fr_FR" w:bidi="fr_FR"/>
         </w:rPr>
         <w:t xml:space="preserve"> ; </w:t>
       </w:r>
-      <w:hyperlink r:id="rId28">
-        <w:r>
-          <w:rPr>
-            <w:lang w:val="fr_FR" w:bidi="fr_FR"/>
-          </w:rPr>
-          <w:rPr>
-            <w:color w:val="0000EE"/>
-            <w:u w:val="single"/>
-          </w:rPr>
-          <w:t>48.14–15</w:t>
-        </w:r>
-      </w:hyperlink>
+      <w:r>
+        <w:rPr>
+          <w:lang w:val="fr_FR" w:bidi="fr_FR"/>
+        </w:rPr>
+        <w:t>48.14–15</w:t>
+      </w:r>
       <w:r>
         <w:rPr>
           <w:lang w:val="fr_FR" w:bidi="fr_FR"/>
@@ -815,36 +707,24 @@
         </w:rPr>
         <w:t>Comme il l'avait fait avec le cœur de Cyrus (</w:t>
       </w:r>
-      <w:hyperlink r:id="rId29">
-        <w:r>
-          <w:rPr>
-            <w:lang w:val="fr_FR" w:bidi="fr_FR"/>
-          </w:rPr>
-          <w:rPr>
-            <w:color w:val="0000EE"/>
-            <w:u w:val="single"/>
-          </w:rPr>
-          <w:t>1.1</w:t>
-        </w:r>
-      </w:hyperlink>
+      <w:r>
+        <w:rPr>
+          <w:lang w:val="fr_FR" w:bidi="fr_FR"/>
+        </w:rPr>
+        <w:t>1.1</w:t>
+      </w:r>
       <w:r>
         <w:rPr>
           <w:lang w:val="fr_FR" w:bidi="fr_FR"/>
         </w:rPr>
         <w:t xml:space="preserve">), Dieu avait suscité l'attention des dirigeants d'Israël. • Pourtant, seuls quelques Lévites et sacrificateurs répondirent à l’appel (voir </w:t>
       </w:r>
-      <w:hyperlink r:id="rId30">
-        <w:r>
-          <w:rPr>
-            <w:lang w:val="fr_FR" w:bidi="fr_FR"/>
-          </w:rPr>
-          <w:rPr>
-            <w:color w:val="0000EE"/>
-            <w:u w:val="single"/>
-          </w:rPr>
-          <w:t>2.36–42</w:t>
-        </w:r>
-      </w:hyperlink>
+      <w:r>
+        <w:rPr>
+          <w:lang w:val="fr_FR" w:bidi="fr_FR"/>
+        </w:rPr>
+        <w:t>2.36–42</w:t>
+      </w:r>
       <w:r>
         <w:rPr>
           <w:lang w:val="fr_FR" w:bidi="fr_FR"/>
@@ -905,36 +785,24 @@
         </w:rPr>
         <w:t xml:space="preserve"> (voir </w:t>
       </w:r>
-      <w:hyperlink r:id="rId31">
-        <w:r>
-          <w:rPr>
-            <w:lang w:val="fr_FR" w:bidi="fr_FR"/>
-          </w:rPr>
-          <w:rPr>
-            <w:color w:val="0000EE"/>
-            <w:u w:val="single"/>
-          </w:rPr>
-          <w:t>2Ch 36.7</w:t>
-        </w:r>
-      </w:hyperlink>
+      <w:r>
+        <w:rPr>
+          <w:lang w:val="fr_FR" w:bidi="fr_FR"/>
+        </w:rPr>
+        <w:t>2Ch 36.7</w:t>
+      </w:r>
       <w:r>
         <w:rPr>
           <w:lang w:val="fr_FR" w:bidi="fr_FR"/>
         </w:rPr>
         <w:t xml:space="preserve"> ; </w:t>
       </w:r>
-      <w:hyperlink r:id="rId32">
-        <w:r>
-          <w:rPr>
-            <w:lang w:val="fr_FR" w:bidi="fr_FR"/>
-          </w:rPr>
-          <w:rPr>
-            <w:color w:val="0000EE"/>
-            <w:u w:val="single"/>
-          </w:rPr>
-          <w:t>Dn 1.2</w:t>
-        </w:r>
-      </w:hyperlink>
+      <w:r>
+        <w:rPr>
+          <w:lang w:val="fr_FR" w:bidi="fr_FR"/>
+        </w:rPr>
+        <w:t>Dn 1.2</w:t>
+      </w:r>
       <w:r>
         <w:rPr>
           <w:lang w:val="fr_FR" w:bidi="fr_FR"/>
@@ -953,18 +821,12 @@
         </w:rPr>
         <w:t xml:space="preserve"> voulait démontrer la supériorité de ses dieux sur le Dieu d’Israël. Pourtant, l’Éternel avait promis la restitution de tout ce qui avait été dérobé (voir </w:t>
       </w:r>
-      <w:hyperlink r:id="rId33">
-        <w:r>
-          <w:rPr>
-            <w:lang w:val="fr_FR" w:bidi="fr_FR"/>
-          </w:rPr>
-          <w:rPr>
-            <w:color w:val="0000EE"/>
-            <w:u w:val="single"/>
-          </w:rPr>
-          <w:t>Jr 27.16–22</w:t>
-        </w:r>
-      </w:hyperlink>
+      <w:r>
+        <w:rPr>
+          <w:lang w:val="fr_FR" w:bidi="fr_FR"/>
+        </w:rPr>
+        <w:t>Jr 27.16–22</w:t>
+      </w:r>
       <w:r>
         <w:rPr>
           <w:lang w:val="fr_FR" w:bidi="fr_FR"/>
@@ -1025,72 +887,48 @@
         </w:rPr>
         <w:t xml:space="preserve"> fut le gouverneur de Juda nommé par les Perses et posa les fondations du temple (</w:t>
       </w:r>
-      <w:hyperlink r:id="rId34">
-        <w:r>
-          <w:rPr>
-            <w:lang w:val="fr_FR" w:bidi="fr_FR"/>
-          </w:rPr>
-          <w:rPr>
-            <w:color w:val="0000EE"/>
-            <w:u w:val="single"/>
-          </w:rPr>
-          <w:t>5.14–16</w:t>
-        </w:r>
-      </w:hyperlink>
+      <w:r>
+        <w:rPr>
+          <w:lang w:val="fr_FR" w:bidi="fr_FR"/>
+        </w:rPr>
+        <w:t>5.14–16</w:t>
+      </w:r>
       <w:r>
         <w:rPr>
           <w:lang w:val="fr_FR" w:bidi="fr_FR"/>
         </w:rPr>
         <w:t>). Certains pensent que Zorobabel (</w:t>
       </w:r>
-      <w:hyperlink r:id="rId35">
-        <w:r>
-          <w:rPr>
-            <w:lang w:val="fr_FR" w:bidi="fr_FR"/>
-          </w:rPr>
-          <w:rPr>
-            <w:color w:val="0000EE"/>
-            <w:u w:val="single"/>
-          </w:rPr>
-          <w:t>3.2</w:t>
-        </w:r>
-      </w:hyperlink>
+      <w:r>
+        <w:rPr>
+          <w:lang w:val="fr_FR" w:bidi="fr_FR"/>
+        </w:rPr>
+        <w:t>3.2</w:t>
+      </w:r>
       <w:r>
         <w:rPr>
           <w:lang w:val="fr_FR" w:bidi="fr_FR"/>
         </w:rPr>
         <w:t xml:space="preserve">, </w:t>
       </w:r>
-      <w:hyperlink r:id="rId36">
-        <w:r>
-          <w:rPr>
-            <w:lang w:val="fr_FR" w:bidi="fr_FR"/>
-          </w:rPr>
-          <w:rPr>
-            <w:color w:val="0000EE"/>
-            <w:u w:val="single"/>
-          </w:rPr>
-          <w:t>8</w:t>
-        </w:r>
-      </w:hyperlink>
+      <w:r>
+        <w:rPr>
+          <w:lang w:val="fr_FR" w:bidi="fr_FR"/>
+        </w:rPr>
+        <w:t>8</w:t>
+      </w:r>
       <w:r>
         <w:rPr>
           <w:lang w:val="fr_FR" w:bidi="fr_FR"/>
         </w:rPr>
         <w:t xml:space="preserve">) était un autre nom pour désigner la même personne (cf. </w:t>
       </w:r>
-      <w:hyperlink r:id="rId37">
-        <w:r>
-          <w:rPr>
-            <w:lang w:val="fr_FR" w:bidi="fr_FR"/>
-          </w:rPr>
-          <w:rPr>
-            <w:color w:val="0000EE"/>
-            <w:u w:val="single"/>
-          </w:rPr>
-          <w:t>Dn 1.7</w:t>
-        </w:r>
-      </w:hyperlink>
+      <w:r>
+        <w:rPr>
+          <w:lang w:val="fr_FR" w:bidi="fr_FR"/>
+        </w:rPr>
+        <w:t>Dn 1.7</w:t>
+      </w:r>
       <w:r>
         <w:rPr>
           <w:lang w:val="fr_FR" w:bidi="fr_FR"/>
@@ -1237,18 +1075,12 @@
         </w:rPr>
         <w:t xml:space="preserve">Ce chapitre marque la première grande digression d’Esdras par rapport au fil narratif. Les exilés devaient être clairement identifiés comme Juifs afin de préserver à la fois la cohésion de la communauté (savoir avec qui contracter uun mariage) et la pureté théologique (déterminer qui pouvait officier au temple). Il ne s’agit pas d’un inventaire initial de tous les Juifs qui sont retournés à Jérusalem (cf. </w:t>
       </w:r>
-      <w:hyperlink r:id="rId38">
-        <w:r>
-          <w:rPr>
-            <w:lang w:val="fr_FR" w:bidi="fr_FR"/>
-          </w:rPr>
-          <w:rPr>
-            <w:color w:val="0000EE"/>
-            <w:u w:val="single"/>
-          </w:rPr>
-          <w:t>Né 7.6–73</w:t>
-        </w:r>
-      </w:hyperlink>
+      <w:r>
+        <w:rPr>
+          <w:lang w:val="fr_FR" w:bidi="fr_FR"/>
+        </w:rPr>
+        <w:t>Né 7.6–73</w:t>
+      </w:r>
       <w:r>
         <w:rPr>
           <w:lang w:val="fr_FR" w:bidi="fr_FR"/>
@@ -1315,72 +1147,48 @@
         </w:rPr>
         <w:t xml:space="preserve"> (</w:t>
       </w:r>
-      <w:hyperlink r:id="rId35">
-        <w:r>
-          <w:rPr>
-            <w:lang w:val="fr_FR" w:bidi="fr_FR"/>
-          </w:rPr>
-          <w:rPr>
-            <w:color w:val="0000EE"/>
-            <w:u w:val="single"/>
-          </w:rPr>
-          <w:t>3.2</w:t>
-        </w:r>
-      </w:hyperlink>
+      <w:r>
+        <w:rPr>
+          <w:lang w:val="fr_FR" w:bidi="fr_FR"/>
+        </w:rPr>
+        <w:t>3.2</w:t>
+      </w:r>
       <w:r>
         <w:rPr>
           <w:lang w:val="fr_FR" w:bidi="fr_FR"/>
         </w:rPr>
         <w:t xml:space="preserve">, </w:t>
       </w:r>
-      <w:hyperlink r:id="rId36">
-        <w:r>
-          <w:rPr>
-            <w:lang w:val="fr_FR" w:bidi="fr_FR"/>
-          </w:rPr>
-          <w:rPr>
-            <w:color w:val="0000EE"/>
-            <w:u w:val="single"/>
-          </w:rPr>
-          <w:t>8</w:t>
-        </w:r>
-      </w:hyperlink>
+      <w:r>
+        <w:rPr>
+          <w:lang w:val="fr_FR" w:bidi="fr_FR"/>
+        </w:rPr>
+        <w:t>8</w:t>
+      </w:r>
       <w:r>
         <w:rPr>
           <w:lang w:val="fr_FR" w:bidi="fr_FR"/>
         </w:rPr>
         <w:t>), issu de la lignée d’Aaron, occupait la charge de souverain sacrificateur (</w:t>
       </w:r>
-      <w:hyperlink r:id="rId39">
-        <w:r>
-          <w:rPr>
-            <w:lang w:val="fr_FR" w:bidi="fr_FR"/>
-          </w:rPr>
-          <w:rPr>
-            <w:color w:val="0000EE"/>
-            <w:u w:val="single"/>
-          </w:rPr>
-          <w:t>Ag 1.1</w:t>
-        </w:r>
-      </w:hyperlink>
+      <w:r>
+        <w:rPr>
+          <w:lang w:val="fr_FR" w:bidi="fr_FR"/>
+        </w:rPr>
+        <w:t>Ag 1.1</w:t>
+      </w:r>
       <w:r>
         <w:rPr>
           <w:lang w:val="fr_FR" w:bidi="fr_FR"/>
         </w:rPr>
         <w:t xml:space="preserve"> ; </w:t>
       </w:r>
-      <w:hyperlink r:id="rId40">
-        <w:r>
-          <w:rPr>
-            <w:lang w:val="fr_FR" w:bidi="fr_FR"/>
-          </w:rPr>
-          <w:rPr>
-            <w:color w:val="0000EE"/>
-            <w:u w:val="single"/>
-          </w:rPr>
-          <w:t>Za 3.1</w:t>
-        </w:r>
-      </w:hyperlink>
+      <w:r>
+        <w:rPr>
+          <w:lang w:val="fr_FR" w:bidi="fr_FR"/>
+        </w:rPr>
+        <w:t>Za 3.1</w:t>
+      </w:r>
       <w:r>
         <w:rPr>
           <w:lang w:val="fr_FR" w:bidi="fr_FR"/>
@@ -1441,18 +1249,12 @@
         </w:rPr>
         <w:t xml:space="preserve"> : Dans le Proche-Orient ancien, on définissait l’identité d’une personne en demandant : « Qui est ton père ? À quelle famille appartiens-tu ? ». Pour les sacrificateurs, il fallait notamment vérifier leur filiation jusqu’à Aaron ; sans ce lien confirmé, ils étaient exclus du service du temple (</w:t>
       </w:r>
-      <w:hyperlink r:id="rId41">
-        <w:r>
-          <w:rPr>
-            <w:lang w:val="fr_FR" w:bidi="fr_FR"/>
-          </w:rPr>
-          <w:rPr>
-            <w:color w:val="0000EE"/>
-            <w:u w:val="single"/>
-          </w:rPr>
-          <w:t>2.61–62</w:t>
-        </w:r>
-      </w:hyperlink>
+      <w:r>
+        <w:rPr>
+          <w:lang w:val="fr_FR" w:bidi="fr_FR"/>
+        </w:rPr>
+        <w:t>2.61–62</w:t>
+      </w:r>
       <w:r>
         <w:rPr>
           <w:lang w:val="fr_FR" w:bidi="fr_FR"/>
@@ -1615,180 +1417,120 @@
         </w:rPr>
         <w:t>Les chantres jouaient des instruments et chantaient dans le temple pour le service du culte (</w:t>
       </w:r>
-      <w:hyperlink r:id="rId42">
-        <w:r>
-          <w:rPr>
-            <w:lang w:val="fr_FR" w:bidi="fr_FR"/>
-          </w:rPr>
-          <w:rPr>
-            <w:color w:val="0000EE"/>
-            <w:u w:val="single"/>
-          </w:rPr>
-          <w:t xml:space="preserve">1Ch 25.1–31 </w:t>
-        </w:r>
-      </w:hyperlink>
+      <w:r>
+        <w:rPr>
+          <w:lang w:val="fr_FR" w:bidi="fr_FR"/>
+        </w:rPr>
+        <w:t xml:space="preserve">1Ch 25.1–31 </w:t>
+      </w:r>
       <w:r>
         <w:rPr>
           <w:lang w:val="fr_FR" w:bidi="fr_FR"/>
         </w:rPr>
         <w:t xml:space="preserve">; </w:t>
       </w:r>
-      <w:hyperlink r:id="rId43">
-        <w:r>
-          <w:rPr>
-            <w:lang w:val="fr_FR" w:bidi="fr_FR"/>
-          </w:rPr>
-          <w:rPr>
-            <w:color w:val="0000EE"/>
-            <w:u w:val="single"/>
-          </w:rPr>
-          <w:t>Ps 73–83</w:t>
-        </w:r>
-      </w:hyperlink>
+      <w:r>
+        <w:rPr>
+          <w:lang w:val="fr_FR" w:bidi="fr_FR"/>
+        </w:rPr>
+        <w:t>Ps 73–83</w:t>
+      </w:r>
       <w:r>
         <w:rPr>
           <w:lang w:val="fr_FR" w:bidi="fr_FR"/>
         </w:rPr>
         <w:t>). Les portiers surveillaient les entrées des portes du temple (</w:t>
       </w:r>
-      <w:hyperlink r:id="rId44">
-        <w:r>
-          <w:rPr>
-            <w:lang w:val="fr_FR" w:bidi="fr_FR"/>
-          </w:rPr>
-          <w:rPr>
-            <w:color w:val="0000EE"/>
-            <w:u w:val="single"/>
-          </w:rPr>
-          <w:t xml:space="preserve">1Ch 9.26–27 </w:t>
-        </w:r>
-      </w:hyperlink>
+      <w:r>
+        <w:rPr>
+          <w:lang w:val="fr_FR" w:bidi="fr_FR"/>
+        </w:rPr>
+        <w:t xml:space="preserve">1Ch 9.26–27 </w:t>
+      </w:r>
       <w:r>
         <w:rPr>
           <w:lang w:val="fr_FR" w:bidi="fr_FR"/>
         </w:rPr>
         <w:t xml:space="preserve">; </w:t>
       </w:r>
-      <w:hyperlink r:id="rId45">
-        <w:r>
-          <w:rPr>
-            <w:lang w:val="fr_FR" w:bidi="fr_FR"/>
-          </w:rPr>
-          <w:rPr>
-            <w:color w:val="0000EE"/>
-            <w:u w:val="single"/>
-          </w:rPr>
-          <w:t xml:space="preserve">2Ch 23.19 </w:t>
-        </w:r>
-      </w:hyperlink>
+      <w:r>
+        <w:rPr>
+          <w:lang w:val="fr_FR" w:bidi="fr_FR"/>
+        </w:rPr>
+        <w:t xml:space="preserve">2Ch 23.19 </w:t>
+      </w:r>
       <w:r>
         <w:rPr>
           <w:lang w:val="fr_FR" w:bidi="fr_FR"/>
         </w:rPr>
         <w:t xml:space="preserve">; </w:t>
       </w:r>
-      <w:hyperlink r:id="rId46">
-        <w:r>
-          <w:rPr>
-            <w:lang w:val="fr_FR" w:bidi="fr_FR"/>
-          </w:rPr>
-          <w:rPr>
-            <w:color w:val="0000EE"/>
-            <w:u w:val="single"/>
-          </w:rPr>
-          <w:t>Né 12.25</w:t>
-        </w:r>
-      </w:hyperlink>
+      <w:r>
+        <w:rPr>
+          <w:lang w:val="fr_FR" w:bidi="fr_FR"/>
+        </w:rPr>
+        <w:t>Né 12.25</w:t>
+      </w:r>
       <w:r>
         <w:rPr>
           <w:lang w:val="fr_FR" w:bidi="fr_FR"/>
         </w:rPr>
         <w:t>). • Quant à Asaph, l’un des trois Lévites que David avait nommés pour diriger la musique jouée dans le temple (</w:t>
       </w:r>
-      <w:hyperlink r:id="rId47">
-        <w:r>
-          <w:rPr>
-            <w:lang w:val="fr_FR" w:bidi="fr_FR"/>
-          </w:rPr>
-          <w:rPr>
-            <w:color w:val="0000EE"/>
-            <w:u w:val="single"/>
-          </w:rPr>
-          <w:t>1Ch 16.5</w:t>
-        </w:r>
-      </w:hyperlink>
+      <w:r>
+        <w:rPr>
+          <w:lang w:val="fr_FR" w:bidi="fr_FR"/>
+        </w:rPr>
+        <w:t>1Ch 16.5</w:t>
+      </w:r>
       <w:r>
         <w:rPr>
           <w:lang w:val="fr_FR" w:bidi="fr_FR"/>
         </w:rPr>
         <w:t xml:space="preserve">, </w:t>
       </w:r>
-      <w:hyperlink r:id="rId48">
-        <w:r>
-          <w:rPr>
-            <w:lang w:val="fr_FR" w:bidi="fr_FR"/>
-          </w:rPr>
-          <w:rPr>
-            <w:color w:val="0000EE"/>
-            <w:u w:val="single"/>
-          </w:rPr>
-          <w:t>7</w:t>
-        </w:r>
-      </w:hyperlink>
+      <w:r>
+        <w:rPr>
+          <w:lang w:val="fr_FR" w:bidi="fr_FR"/>
+        </w:rPr>
+        <w:t>7</w:t>
+      </w:r>
       <w:r>
         <w:rPr>
           <w:lang w:val="fr_FR" w:bidi="fr_FR"/>
         </w:rPr>
         <w:t>), il écrivit plusieurs psaumes (</w:t>
       </w:r>
-      <w:hyperlink r:id="rId49">
-        <w:r>
-          <w:rPr>
-            <w:lang w:val="fr_FR" w:bidi="fr_FR"/>
-          </w:rPr>
-          <w:rPr>
-            <w:color w:val="0000EE"/>
-            <w:u w:val="single"/>
-          </w:rPr>
-          <w:t>Ps 50</w:t>
-        </w:r>
-      </w:hyperlink>
+      <w:r>
+        <w:rPr>
+          <w:lang w:val="fr_FR" w:bidi="fr_FR"/>
+        </w:rPr>
+        <w:t>Ps 50</w:t>
+      </w:r>
       <w:r>
         <w:rPr>
           <w:lang w:val="fr_FR" w:bidi="fr_FR"/>
         </w:rPr>
         <w:t xml:space="preserve">, </w:t>
       </w:r>
-      <w:hyperlink r:id="rId43">
-        <w:r>
-          <w:rPr>
-            <w:lang w:val="fr_FR" w:bidi="fr_FR"/>
-          </w:rPr>
-          <w:rPr>
-            <w:color w:val="0000EE"/>
-            <w:u w:val="single"/>
-          </w:rPr>
-          <w:t>73–83</w:t>
-        </w:r>
-      </w:hyperlink>
+      <w:r>
+        <w:rPr>
+          <w:lang w:val="fr_FR" w:bidi="fr_FR"/>
+        </w:rPr>
+        <w:t>73–83</w:t>
+      </w:r>
       <w:r>
         <w:rPr>
           <w:lang w:val="fr_FR" w:bidi="fr_FR"/>
         </w:rPr>
         <w:t>), une entreprise que sa famille poursuivit par la suite (</w:t>
       </w:r>
-      <w:hyperlink r:id="rId50">
-        <w:r>
-          <w:rPr>
-            <w:lang w:val="fr_FR" w:bidi="fr_FR"/>
-          </w:rPr>
-          <w:rPr>
-            <w:color w:val="0000EE"/>
-            <w:u w:val="single"/>
-          </w:rPr>
-          <w:t>1Ch 25.1–7</w:t>
-        </w:r>
-      </w:hyperlink>
+      <w:r>
+        <w:rPr>
+          <w:lang w:val="fr_FR" w:bidi="fr_FR"/>
+        </w:rPr>
+        <w:t>1Ch 25.1–7</w:t>
+      </w:r>
       <w:r>
         <w:rPr>
           <w:lang w:val="fr_FR" w:bidi="fr_FR"/>
@@ -1843,36 +1585,24 @@
         </w:rPr>
         <w:t>Il y avait aussi des serviteurs du temple. Ils étaient probablement des descendants des Gabaonites (</w:t>
       </w:r>
-      <w:hyperlink r:id="rId51">
-        <w:r>
-          <w:rPr>
-            <w:lang w:val="fr_FR" w:bidi="fr_FR"/>
-          </w:rPr>
-          <w:rPr>
-            <w:color w:val="0000EE"/>
-            <w:u w:val="single"/>
-          </w:rPr>
-          <w:t>Jos 9.23–27</w:t>
-        </w:r>
-      </w:hyperlink>
+      <w:r>
+        <w:rPr>
+          <w:lang w:val="fr_FR" w:bidi="fr_FR"/>
+        </w:rPr>
+        <w:t>Jos 9.23–27</w:t>
+      </w:r>
       <w:r>
         <w:rPr>
           <w:lang w:val="fr_FR" w:bidi="fr_FR"/>
         </w:rPr>
         <w:t>). Ils aidaient les Lévites (</w:t>
       </w:r>
-      <w:hyperlink r:id="rId52">
-        <w:r>
-          <w:rPr>
-            <w:lang w:val="fr_FR" w:bidi="fr_FR"/>
-          </w:rPr>
-          <w:rPr>
-            <w:color w:val="0000EE"/>
-            <w:u w:val="single"/>
-          </w:rPr>
-          <w:t>8.20</w:t>
-        </w:r>
-      </w:hyperlink>
+      <w:r>
+        <w:rPr>
+          <w:lang w:val="fr_FR" w:bidi="fr_FR"/>
+        </w:rPr>
+        <w:t>8.20</w:t>
+      </w:r>
       <w:r>
         <w:rPr>
           <w:lang w:val="fr_FR" w:bidi="fr_FR"/>
@@ -1987,18 +1717,12 @@
         </w:rPr>
         <w:t xml:space="preserve">Certains rapatriés adoraient le Dieu d’Israël sans pouvoir attester leur filiation, faute de registres généalogiques. Privés de cette preuve, leurs compatriotes ignoraient s’ils pouvaient les considérer comme des frères et se marier avec eux, ou s’ils devaient les traiter en étrangers. Les listes de généalogies dans </w:t>
       </w:r>
-      <w:hyperlink r:id="rId53">
-        <w:r>
-          <w:rPr>
-            <w:lang w:val="fr_FR" w:bidi="fr_FR"/>
-          </w:rPr>
-          <w:rPr>
-            <w:color w:val="0000EE"/>
-            <w:u w:val="single"/>
-          </w:rPr>
-          <w:t>1Ch 1–9</w:t>
-        </w:r>
-      </w:hyperlink>
+      <w:r>
+        <w:rPr>
+          <w:lang w:val="fr_FR" w:bidi="fr_FR"/>
+        </w:rPr>
+        <w:t>1Ch 1–9</w:t>
+      </w:r>
       <w:r>
         <w:rPr>
           <w:lang w:val="fr_FR" w:bidi="fr_FR"/>
@@ -2059,18 +1783,12 @@
         </w:rPr>
         <w:t xml:space="preserve"> : L'absence de généalogie posait problème pour trois familles (</w:t>
       </w:r>
-      <w:hyperlink r:id="rId41">
-        <w:r>
-          <w:rPr>
-            <w:lang w:val="fr_FR" w:bidi="fr_FR"/>
-          </w:rPr>
-          <w:rPr>
-            <w:color w:val="0000EE"/>
-            <w:u w:val="single"/>
-          </w:rPr>
-          <w:t>2.61–62</w:t>
-        </w:r>
-      </w:hyperlink>
+      <w:r>
+        <w:rPr>
+          <w:lang w:val="fr_FR" w:bidi="fr_FR"/>
+        </w:rPr>
+        <w:t>2.61–62</w:t>
+      </w:r>
       <w:r>
         <w:rPr>
           <w:lang w:val="fr_FR" w:bidi="fr_FR"/>
@@ -2089,36 +1807,24 @@
         </w:rPr>
         <w:t xml:space="preserve"> (voir </w:t>
       </w:r>
-      <w:hyperlink r:id="rId54">
-        <w:r>
-          <w:rPr>
-            <w:lang w:val="fr_FR" w:bidi="fr_FR"/>
-          </w:rPr>
-          <w:rPr>
-            <w:color w:val="0000EE"/>
-            <w:u w:val="single"/>
-          </w:rPr>
-          <w:t>Ex 28.30</w:t>
-        </w:r>
-      </w:hyperlink>
+      <w:r>
+        <w:rPr>
+          <w:lang w:val="fr_FR" w:bidi="fr_FR"/>
+        </w:rPr>
+        <w:t>Ex 28.30</w:t>
+      </w:r>
       <w:r>
         <w:rPr>
           <w:lang w:val="fr_FR" w:bidi="fr_FR"/>
         </w:rPr>
         <w:t xml:space="preserve"> ; </w:t>
       </w:r>
-      <w:hyperlink r:id="rId55">
-        <w:r>
-          <w:rPr>
-            <w:lang w:val="fr_FR" w:bidi="fr_FR"/>
-          </w:rPr>
-          <w:rPr>
-            <w:color w:val="0000EE"/>
-            <w:u w:val="single"/>
-          </w:rPr>
-          <w:t>Nb 27.21</w:t>
-        </w:r>
-      </w:hyperlink>
+      <w:r>
+        <w:rPr>
+          <w:lang w:val="fr_FR" w:bidi="fr_FR"/>
+        </w:rPr>
+        <w:t>Nb 27.21</w:t>
+      </w:r>
       <w:r>
         <w:rPr>
           <w:lang w:val="fr_FR" w:bidi="fr_FR"/>
@@ -2191,18 +1897,12 @@
         </w:rPr>
         <w:t xml:space="preserve"> : Ce nombre, qui ne coïncide pas avec les 28 774 personnes recensées en </w:t>
       </w:r>
-      <w:hyperlink r:id="rId56">
-        <w:r>
-          <w:rPr>
-            <w:lang w:val="fr_FR" w:bidi="fr_FR"/>
-          </w:rPr>
-          <w:rPr>
-            <w:color w:val="0000EE"/>
-            <w:u w:val="single"/>
-          </w:rPr>
-          <w:t>2.3–42</w:t>
-        </w:r>
-      </w:hyperlink>
+      <w:r>
+        <w:rPr>
+          <w:lang w:val="fr_FR" w:bidi="fr_FR"/>
+        </w:rPr>
+        <w:t>2.3–42</w:t>
+      </w:r>
       <w:r>
         <w:rPr>
           <w:lang w:val="fr_FR" w:bidi="fr_FR"/>
@@ -2257,90 +1957,60 @@
         </w:rPr>
         <w:t>Comme lors de la construction du tabernacle (</w:t>
       </w:r>
-      <w:hyperlink r:id="rId57">
-        <w:r>
-          <w:rPr>
-            <w:lang w:val="fr_FR" w:bidi="fr_FR"/>
-          </w:rPr>
-          <w:rPr>
-            <w:color w:val="0000EE"/>
-            <w:u w:val="single"/>
-          </w:rPr>
-          <w:t xml:space="preserve">Ex 25.2–7 </w:t>
-        </w:r>
-      </w:hyperlink>
+      <w:r>
+        <w:rPr>
+          <w:lang w:val="fr_FR" w:bidi="fr_FR"/>
+        </w:rPr>
+        <w:t xml:space="preserve">Ex 25.2–7 </w:t>
+      </w:r>
       <w:r>
         <w:rPr>
           <w:lang w:val="fr_FR" w:bidi="fr_FR"/>
         </w:rPr>
         <w:t xml:space="preserve">; </w:t>
       </w:r>
-      <w:hyperlink r:id="rId58">
-        <w:r>
-          <w:rPr>
-            <w:lang w:val="fr_FR" w:bidi="fr_FR"/>
-          </w:rPr>
-          <w:rPr>
-            <w:color w:val="0000EE"/>
-            <w:u w:val="single"/>
-          </w:rPr>
-          <w:t>35.4–9</w:t>
-        </w:r>
-      </w:hyperlink>
+      <w:r>
+        <w:rPr>
+          <w:lang w:val="fr_FR" w:bidi="fr_FR"/>
+        </w:rPr>
+        <w:t>35.4–9</w:t>
+      </w:r>
       <w:r>
         <w:rPr>
           <w:lang w:val="fr_FR" w:bidi="fr_FR"/>
         </w:rPr>
         <w:t>) ou la rénovation du temple (</w:t>
       </w:r>
-      <w:hyperlink r:id="rId59">
-        <w:r>
-          <w:rPr>
-            <w:lang w:val="fr_FR" w:bidi="fr_FR"/>
-          </w:rPr>
-          <w:rPr>
-            <w:color w:val="0000EE"/>
-            <w:u w:val="single"/>
-          </w:rPr>
-          <w:t>2R 12.1–21</w:t>
-        </w:r>
-      </w:hyperlink>
+      <w:r>
+        <w:rPr>
+          <w:lang w:val="fr_FR" w:bidi="fr_FR"/>
+        </w:rPr>
+        <w:t>2R 12.1–21</w:t>
+      </w:r>
       <w:r>
         <w:rPr>
           <w:lang w:val="fr_FR" w:bidi="fr_FR"/>
         </w:rPr>
         <w:t>), le peuple a fait des offrandes volontaires pour financer les travaux. Ces contributions ont complété la subvention accordée par Darius (</w:t>
       </w:r>
-      <w:hyperlink r:id="rId60">
-        <w:r>
-          <w:rPr>
-            <w:lang w:val="fr_FR" w:bidi="fr_FR"/>
-          </w:rPr>
-          <w:rPr>
-            <w:color w:val="0000EE"/>
-            <w:u w:val="single"/>
-          </w:rPr>
-          <w:t>Esd 6.8</w:t>
-        </w:r>
-      </w:hyperlink>
+      <w:r>
+        <w:rPr>
+          <w:lang w:val="fr_FR" w:bidi="fr_FR"/>
+        </w:rPr>
+        <w:t>Esd 6.8</w:t>
+      </w:r>
       <w:r>
         <w:rPr>
           <w:lang w:val="fr_FR" w:bidi="fr_FR"/>
         </w:rPr>
         <w:t>) et les dons des Juifs restés à Babylone (</w:t>
       </w:r>
-      <w:hyperlink r:id="rId61">
-        <w:r>
-          <w:rPr>
-            <w:lang w:val="fr_FR" w:bidi="fr_FR"/>
-          </w:rPr>
-          <w:rPr>
-            <w:color w:val="0000EE"/>
-            <w:u w:val="single"/>
-          </w:rPr>
-          <w:t>1.6</w:t>
-        </w:r>
-      </w:hyperlink>
+      <w:r>
+        <w:rPr>
+          <w:lang w:val="fr_FR" w:bidi="fr_FR"/>
+        </w:rPr>
+        <w:t>1.6</w:t>
+      </w:r>
       <w:r>
         <w:rPr>
           <w:lang w:val="fr_FR" w:bidi="fr_FR"/>
@@ -2461,54 +2131,36 @@
         </w:rPr>
         <w:t xml:space="preserve">Au début de l’automne, c’est-à-dire au septième mois, on célébrait trois fêtes : la fête des trompettes (voir </w:t>
       </w:r>
-      <w:hyperlink r:id="rId62">
-        <w:r>
-          <w:rPr>
-            <w:lang w:val="fr_FR" w:bidi="fr_FR"/>
-          </w:rPr>
-          <w:rPr>
-            <w:color w:val="0000EE"/>
-            <w:u w:val="single"/>
-          </w:rPr>
-          <w:t>Lv 23.23–25</w:t>
-        </w:r>
-      </w:hyperlink>
+      <w:r>
+        <w:rPr>
+          <w:lang w:val="fr_FR" w:bidi="fr_FR"/>
+        </w:rPr>
+        <w:t>Lv 23.23–25</w:t>
+      </w:r>
       <w:r>
         <w:rPr>
           <w:lang w:val="fr_FR" w:bidi="fr_FR"/>
         </w:rPr>
         <w:t xml:space="preserve">), le jour des expiations (voir </w:t>
       </w:r>
-      <w:hyperlink r:id="rId63">
-        <w:r>
-          <w:rPr>
-            <w:lang w:val="fr_FR" w:bidi="fr_FR"/>
-          </w:rPr>
-          <w:rPr>
-            <w:color w:val="0000EE"/>
-            <w:u w:val="single"/>
-          </w:rPr>
-          <w:t>Lv 16</w:t>
-        </w:r>
-      </w:hyperlink>
+      <w:r>
+        <w:rPr>
+          <w:lang w:val="fr_FR" w:bidi="fr_FR"/>
+        </w:rPr>
+        <w:t>Lv 16</w:t>
+      </w:r>
       <w:r>
         <w:rPr>
           <w:lang w:val="fr_FR" w:bidi="fr_FR"/>
         </w:rPr>
         <w:t xml:space="preserve">), et la fête des tabernacles (voir </w:t>
       </w:r>
-      <w:hyperlink r:id="rId64">
-        <w:r>
-          <w:rPr>
-            <w:lang w:val="fr_FR" w:bidi="fr_FR"/>
-          </w:rPr>
-          <w:rPr>
-            <w:color w:val="0000EE"/>
-            <w:u w:val="single"/>
-          </w:rPr>
-          <w:t>Lv 23.34–36</w:t>
-        </w:r>
-      </w:hyperlink>
+      <w:r>
+        <w:rPr>
+          <w:lang w:val="fr_FR" w:bidi="fr_FR"/>
+        </w:rPr>
+        <w:t>Lv 23.34–36</w:t>
+      </w:r>
       <w:r>
         <w:rPr>
           <w:lang w:val="fr_FR" w:bidi="fr_FR"/>
@@ -2563,54 +2215,36 @@
         </w:rPr>
         <w:t>Réinstallée dans plusieurs villes de Juda, la communauté a réorienté ses efforts vers le culte à Jérusalem. Elle a rebâti un autel et repris les sacrifices réguliers juste à temps pour célébrer les fêtes juives (</w:t>
       </w:r>
-      <w:hyperlink r:id="rId65">
-        <w:r>
-          <w:rPr>
-            <w:lang w:val="fr_FR" w:bidi="fr_FR"/>
-          </w:rPr>
-          <w:rPr>
-            <w:color w:val="0000EE"/>
-            <w:u w:val="single"/>
-          </w:rPr>
-          <w:t>3.4</w:t>
-        </w:r>
-      </w:hyperlink>
+      <w:r>
+        <w:rPr>
+          <w:lang w:val="fr_FR" w:bidi="fr_FR"/>
+        </w:rPr>
+        <w:t>3.4</w:t>
+      </w:r>
       <w:r>
         <w:rPr>
           <w:lang w:val="fr_FR" w:bidi="fr_FR"/>
         </w:rPr>
         <w:t>), puis s'est engagée dans la difficile reconstruction du temple lui-même (</w:t>
       </w:r>
-      <w:hyperlink r:id="rId36">
-        <w:r>
-          <w:rPr>
-            <w:lang w:val="fr_FR" w:bidi="fr_FR"/>
-          </w:rPr>
-          <w:rPr>
-            <w:color w:val="0000EE"/>
-            <w:u w:val="single"/>
-          </w:rPr>
-          <w:t>3.8</w:t>
-        </w:r>
-      </w:hyperlink>
+      <w:r>
+        <w:rPr>
+          <w:lang w:val="fr_FR" w:bidi="fr_FR"/>
+        </w:rPr>
+        <w:t>3.8</w:t>
+      </w:r>
       <w:r>
         <w:rPr>
           <w:lang w:val="fr_FR" w:bidi="fr_FR"/>
         </w:rPr>
         <w:t>). Très vite, cette communauté a rencontré la résistance des habitants du pays (</w:t>
       </w:r>
-      <w:hyperlink r:id="rId66">
-        <w:r>
-          <w:rPr>
-            <w:lang w:val="fr_FR" w:bidi="fr_FR"/>
-          </w:rPr>
-          <w:rPr>
-            <w:color w:val="0000EE"/>
-            <w:u w:val="single"/>
-          </w:rPr>
-          <w:t>4.1–5</w:t>
-        </w:r>
-      </w:hyperlink>
+      <w:r>
+        <w:rPr>
+          <w:lang w:val="fr_FR" w:bidi="fr_FR"/>
+        </w:rPr>
+        <w:t>4.1–5</w:t>
+      </w:r>
       <w:r>
         <w:rPr>
           <w:lang w:val="fr_FR" w:bidi="fr_FR"/>
@@ -2665,162 +2299,108 @@
         </w:rPr>
         <w:t>Josué (</w:t>
       </w:r>
-      <w:hyperlink r:id="rId39">
-        <w:r>
-          <w:rPr>
-            <w:lang w:val="fr_FR" w:bidi="fr_FR"/>
-          </w:rPr>
-          <w:rPr>
-            <w:color w:val="0000EE"/>
-            <w:u w:val="single"/>
-          </w:rPr>
-          <w:t>Ag 1.1</w:t>
-        </w:r>
-      </w:hyperlink>
+      <w:r>
+        <w:rPr>
+          <w:lang w:val="fr_FR" w:bidi="fr_FR"/>
+        </w:rPr>
+        <w:t>Ag 1.1</w:t>
+      </w:r>
       <w:r>
         <w:rPr>
           <w:lang w:val="fr_FR" w:bidi="fr_FR"/>
         </w:rPr>
         <w:t xml:space="preserve"> ; </w:t>
       </w:r>
-      <w:hyperlink r:id="rId40">
-        <w:r>
-          <w:rPr>
-            <w:lang w:val="fr_FR" w:bidi="fr_FR"/>
-          </w:rPr>
-          <w:rPr>
-            <w:color w:val="0000EE"/>
-            <w:u w:val="single"/>
-          </w:rPr>
-          <w:t>Za 3.1</w:t>
-        </w:r>
-      </w:hyperlink>
+      <w:r>
+        <w:rPr>
+          <w:lang w:val="fr_FR" w:bidi="fr_FR"/>
+        </w:rPr>
+        <w:t>Za 3.1</w:t>
+      </w:r>
       <w:r>
         <w:rPr>
           <w:lang w:val="fr_FR" w:bidi="fr_FR"/>
         </w:rPr>
         <w:t>) était en ce temps-là le souverain sacrificateur (</w:t>
       </w:r>
-      <w:hyperlink r:id="rId67">
-        <w:r>
-          <w:rPr>
-            <w:lang w:val="fr_FR" w:bidi="fr_FR"/>
-          </w:rPr>
-          <w:rPr>
-            <w:color w:val="0000EE"/>
-            <w:u w:val="single"/>
-          </w:rPr>
-          <w:t>Né 12.1</w:t>
-        </w:r>
-      </w:hyperlink>
+      <w:r>
+        <w:rPr>
+          <w:lang w:val="fr_FR" w:bidi="fr_FR"/>
+        </w:rPr>
+        <w:t>Né 12.1</w:t>
+      </w:r>
       <w:r>
         <w:rPr>
           <w:lang w:val="fr_FR" w:bidi="fr_FR"/>
         </w:rPr>
         <w:t>). Cependant, Esdras ne lui attribue jamais ce titre dans ses premiers chapitres (</w:t>
       </w:r>
-      <w:hyperlink r:id="rId68">
-        <w:r>
-          <w:rPr>
-            <w:lang w:val="fr_FR" w:bidi="fr_FR"/>
-          </w:rPr>
-          <w:rPr>
-            <w:color w:val="0000EE"/>
-            <w:u w:val="single"/>
-          </w:rPr>
-          <w:t>Esd 2.2</w:t>
-        </w:r>
-      </w:hyperlink>
+      <w:r>
+        <w:rPr>
+          <w:lang w:val="fr_FR" w:bidi="fr_FR"/>
+        </w:rPr>
+        <w:t>Esd 2.2</w:t>
+      </w:r>
       <w:r>
         <w:rPr>
           <w:lang w:val="fr_FR" w:bidi="fr_FR"/>
         </w:rPr>
         <w:t xml:space="preserve"> ; </w:t>
       </w:r>
-      <w:hyperlink r:id="rId35">
-        <w:r>
-          <w:rPr>
-            <w:lang w:val="fr_FR" w:bidi="fr_FR"/>
-          </w:rPr>
-          <w:rPr>
-            <w:color w:val="0000EE"/>
-            <w:u w:val="single"/>
-          </w:rPr>
-          <w:t>3.2</w:t>
-        </w:r>
-      </w:hyperlink>
+      <w:r>
+        <w:rPr>
+          <w:lang w:val="fr_FR" w:bidi="fr_FR"/>
+        </w:rPr>
+        <w:t>3.2</w:t>
+      </w:r>
       <w:r>
         <w:rPr>
           <w:lang w:val="fr_FR" w:bidi="fr_FR"/>
         </w:rPr>
         <w:t xml:space="preserve"> ; </w:t>
       </w:r>
-      <w:hyperlink r:id="rId69">
-        <w:r>
-          <w:rPr>
-            <w:lang w:val="fr_FR" w:bidi="fr_FR"/>
-          </w:rPr>
-          <w:rPr>
-            <w:color w:val="0000EE"/>
-            <w:u w:val="single"/>
-          </w:rPr>
-          <w:t>4.3</w:t>
-        </w:r>
-      </w:hyperlink>
+      <w:r>
+        <w:rPr>
+          <w:lang w:val="fr_FR" w:bidi="fr_FR"/>
+        </w:rPr>
+        <w:t>4.3</w:t>
+      </w:r>
       <w:r>
         <w:rPr>
           <w:lang w:val="fr_FR" w:bidi="fr_FR"/>
         </w:rPr>
         <w:t xml:space="preserve"> ; </w:t>
       </w:r>
-      <w:hyperlink r:id="rId70">
-        <w:r>
-          <w:rPr>
-            <w:lang w:val="fr_FR" w:bidi="fr_FR"/>
-          </w:rPr>
-          <w:rPr>
-            <w:color w:val="0000EE"/>
-            <w:u w:val="single"/>
-          </w:rPr>
-          <w:t>5.2</w:t>
-        </w:r>
-      </w:hyperlink>
+      <w:r>
+        <w:rPr>
+          <w:lang w:val="fr_FR" w:bidi="fr_FR"/>
+        </w:rPr>
+        <w:t>5.2</w:t>
+      </w:r>
       <w:r>
         <w:rPr>
           <w:lang w:val="fr_FR" w:bidi="fr_FR"/>
         </w:rPr>
         <w:t>), ce qui suggère qu’il ne l’a reçu qu’après l’achèvement du temple (</w:t>
       </w:r>
-      <w:hyperlink r:id="rId71">
-        <w:r>
-          <w:rPr>
-            <w:lang w:val="fr_FR" w:bidi="fr_FR"/>
-          </w:rPr>
-          <w:rPr>
-            <w:color w:val="0000EE"/>
-            <w:u w:val="single"/>
-          </w:rPr>
-          <w:t>6.15</w:t>
-        </w:r>
-      </w:hyperlink>
+      <w:r>
+        <w:rPr>
+          <w:lang w:val="fr_FR" w:bidi="fr_FR"/>
+        </w:rPr>
+        <w:t>6.15</w:t>
+      </w:r>
       <w:r>
         <w:rPr>
           <w:lang w:val="fr_FR" w:bidi="fr_FR"/>
         </w:rPr>
         <w:t>). • Quant à Zorobabel, nommé gouverneur de Juda par les Perses (</w:t>
       </w:r>
-      <w:hyperlink r:id="rId39">
-        <w:r>
-          <w:rPr>
-            <w:lang w:val="fr_FR" w:bidi="fr_FR"/>
-          </w:rPr>
-          <w:rPr>
-            <w:color w:val="0000EE"/>
-            <w:u w:val="single"/>
-          </w:rPr>
-          <w:t>Ag 1.1</w:t>
-        </w:r>
-      </w:hyperlink>
+      <w:r>
+        <w:rPr>
+          <w:lang w:val="fr_FR" w:bidi="fr_FR"/>
+        </w:rPr>
+        <w:t>Ag 1.1</w:t>
+      </w:r>
       <w:r>
         <w:rPr>
           <w:lang w:val="fr_FR" w:bidi="fr_FR"/>
@@ -2839,18 +2419,12 @@
         </w:rPr>
         <w:t>). Il était par ailleurs le petit-fils du roi Jojakin de Juda (</w:t>
       </w:r>
-      <w:hyperlink r:id="rId72">
-        <w:r>
-          <w:rPr>
-            <w:lang w:val="fr_FR" w:bidi="fr_FR"/>
-          </w:rPr>
-          <w:rPr>
-            <w:color w:val="0000EE"/>
-            <w:u w:val="single"/>
-          </w:rPr>
-          <w:t>1Ch 3.17</w:t>
-        </w:r>
-      </w:hyperlink>
+      <w:r>
+        <w:rPr>
+          <w:lang w:val="fr_FR" w:bidi="fr_FR"/>
+        </w:rPr>
+        <w:t>1Ch 3.17</w:t>
+      </w:r>
       <w:r>
         <w:rPr>
           <w:lang w:val="fr_FR" w:bidi="fr_FR"/>
@@ -2905,18 +2479,12 @@
         </w:rPr>
         <w:t>Les habitants du secteur étaient des étrangers que le roi assyrien Assarhaddon (680–669 av. J.‑C.) avait fait venir après la déportation des Israélites du royaume du nord en 722 av. J.-C. (</w:t>
       </w:r>
-      <w:hyperlink r:id="rId73">
-        <w:r>
-          <w:rPr>
-            <w:lang w:val="fr_FR" w:bidi="fr_FR"/>
-          </w:rPr>
-          <w:rPr>
-            <w:color w:val="0000EE"/>
-            <w:u w:val="single"/>
-          </w:rPr>
-          <w:t>2R 17.24–40</w:t>
-        </w:r>
-      </w:hyperlink>
+      <w:r>
+        <w:rPr>
+          <w:lang w:val="fr_FR" w:bidi="fr_FR"/>
+        </w:rPr>
+        <w:t>2R 17.24–40</w:t>
+      </w:r>
       <w:r>
         <w:rPr>
           <w:lang w:val="fr_FR" w:bidi="fr_FR"/>
@@ -2935,36 +2503,24 @@
         </w:rPr>
         <w:t xml:space="preserve"> : Il était important de reconstruire l’autel exactement là où se trouvait celui de Salomon, afin de renouer avec le culte authentique d’avant l’exil. • Les offrandes quotidiennes du matin et du soir (voir </w:t>
       </w:r>
-      <w:hyperlink r:id="rId74">
-        <w:r>
-          <w:rPr>
-            <w:lang w:val="fr_FR" w:bidi="fr_FR"/>
-          </w:rPr>
-          <w:rPr>
-            <w:color w:val="0000EE"/>
-            <w:u w:val="single"/>
-          </w:rPr>
-          <w:t>Ex 29.38–42</w:t>
-        </w:r>
-      </w:hyperlink>
+      <w:r>
+        <w:rPr>
+          <w:lang w:val="fr_FR" w:bidi="fr_FR"/>
+        </w:rPr>
+        <w:t>Ex 29.38–42</w:t>
+      </w:r>
       <w:r>
         <w:rPr>
           <w:lang w:val="fr_FR" w:bidi="fr_FR"/>
         </w:rPr>
         <w:t xml:space="preserve"> ; </w:t>
       </w:r>
-      <w:hyperlink r:id="rId75">
-        <w:r>
-          <w:rPr>
-            <w:lang w:val="fr_FR" w:bidi="fr_FR"/>
-          </w:rPr>
-          <w:rPr>
-            <w:color w:val="0000EE"/>
-            <w:u w:val="single"/>
-          </w:rPr>
-          <w:t>Nb 28.3–8</w:t>
-        </w:r>
-      </w:hyperlink>
+      <w:r>
+        <w:rPr>
+          <w:lang w:val="fr_FR" w:bidi="fr_FR"/>
+        </w:rPr>
+        <w:t>Nb 28.3–8</w:t>
+      </w:r>
       <w:r>
         <w:rPr>
           <w:lang w:val="fr_FR" w:bidi="fr_FR"/>
@@ -3019,54 +2575,36 @@
         </w:rPr>
         <w:t>La fête des tabernacles, célébrée pendant sept jours et prescrite par la Loi (</w:t>
       </w:r>
-      <w:hyperlink r:id="rId76">
-        <w:r>
-          <w:rPr>
-            <w:lang w:val="fr_FR" w:bidi="fr_FR"/>
-          </w:rPr>
-          <w:rPr>
-            <w:color w:val="0000EE"/>
-            <w:u w:val="single"/>
-          </w:rPr>
-          <w:t>Lv 23.33–36</w:t>
-        </w:r>
-      </w:hyperlink>
+      <w:r>
+        <w:rPr>
+          <w:lang w:val="fr_FR" w:bidi="fr_FR"/>
+        </w:rPr>
+        <w:t>Lv 23.33–36</w:t>
+      </w:r>
       <w:r>
         <w:rPr>
           <w:lang w:val="fr_FR" w:bidi="fr_FR"/>
         </w:rPr>
         <w:t xml:space="preserve"> ; </w:t>
       </w:r>
-      <w:hyperlink r:id="rId77">
-        <w:r>
-          <w:rPr>
-            <w:lang w:val="fr_FR" w:bidi="fr_FR"/>
-          </w:rPr>
-          <w:rPr>
-            <w:color w:val="0000EE"/>
-            <w:u w:val="single"/>
-          </w:rPr>
-          <w:t>Nb 29.12–38</w:t>
-        </w:r>
-      </w:hyperlink>
+      <w:r>
+        <w:rPr>
+          <w:lang w:val="fr_FR" w:bidi="fr_FR"/>
+        </w:rPr>
+        <w:t>Nb 29.12–38</w:t>
+      </w:r>
       <w:r>
         <w:rPr>
           <w:lang w:val="fr_FR" w:bidi="fr_FR"/>
         </w:rPr>
         <w:t xml:space="preserve"> ; </w:t>
       </w:r>
-      <w:hyperlink r:id="rId78">
-        <w:r>
-          <w:rPr>
-            <w:lang w:val="fr_FR" w:bidi="fr_FR"/>
-          </w:rPr>
-          <w:rPr>
-            <w:color w:val="0000EE"/>
-            <w:u w:val="single"/>
-          </w:rPr>
-          <w:t>Dt 16.13–16</w:t>
-        </w:r>
-      </w:hyperlink>
+      <w:r>
+        <w:rPr>
+          <w:lang w:val="fr_FR" w:bidi="fr_FR"/>
+        </w:rPr>
+        <w:t>Dt 16.13–16</w:t>
+      </w:r>
       <w:r>
         <w:rPr>
           <w:lang w:val="fr_FR" w:bidi="fr_FR"/>
@@ -3121,90 +2659,60 @@
         </w:rPr>
         <w:t>Le détail des sacrifices, offert avant même que les fondations du temple n’aient été posées, reflète l’enthousiasme du peuple à adorer Dieu fidèlement, en suivant point par point les prescriptions de la Loi. • Les célébrations de la nouvelle lune avaient lieu le premier jour de chaque mois hébraïque ; des sacrifices accompagnaient le son des trompettes pour rappeler au peuple l’alliance que Dieu avait conclue avec eux (</w:t>
       </w:r>
-      <w:hyperlink r:id="rId79">
-        <w:r>
-          <w:rPr>
-            <w:lang w:val="fr_FR" w:bidi="fr_FR"/>
-          </w:rPr>
-          <w:rPr>
-            <w:color w:val="0000EE"/>
-            <w:u w:val="single"/>
-          </w:rPr>
-          <w:t>Nb 10.10</w:t>
-        </w:r>
-      </w:hyperlink>
+      <w:r>
+        <w:rPr>
+          <w:lang w:val="fr_FR" w:bidi="fr_FR"/>
+        </w:rPr>
+        <w:t>Nb 10.10</w:t>
+      </w:r>
       <w:r>
         <w:rPr>
           <w:lang w:val="fr_FR" w:bidi="fr_FR"/>
         </w:rPr>
         <w:t xml:space="preserve"> ; </w:t>
       </w:r>
-      <w:hyperlink r:id="rId80">
-        <w:r>
-          <w:rPr>
-            <w:lang w:val="fr_FR" w:bidi="fr_FR"/>
-          </w:rPr>
-          <w:rPr>
-            <w:color w:val="0000EE"/>
-            <w:u w:val="single"/>
-          </w:rPr>
-          <w:t>28.11–15</w:t>
-        </w:r>
-      </w:hyperlink>
+      <w:r>
+        <w:rPr>
+          <w:lang w:val="fr_FR" w:bidi="fr_FR"/>
+        </w:rPr>
+        <w:t>28.11–15</w:t>
+      </w:r>
       <w:r>
         <w:rPr>
           <w:lang w:val="fr_FR" w:bidi="fr_FR"/>
         </w:rPr>
         <w:t>). • Les offrandes volontaires étaient des dons, pouvaient prendre la forme de contributions monétaires destinées à la construction du temple (</w:t>
       </w:r>
-      <w:hyperlink r:id="rId81">
-        <w:r>
-          <w:rPr>
-            <w:lang w:val="fr_FR" w:bidi="fr_FR"/>
-          </w:rPr>
-          <w:rPr>
-            <w:color w:val="0000EE"/>
-            <w:u w:val="single"/>
-          </w:rPr>
-          <w:t>Ex 35.29</w:t>
-        </w:r>
-      </w:hyperlink>
+      <w:r>
+        <w:rPr>
+          <w:lang w:val="fr_FR" w:bidi="fr_FR"/>
+        </w:rPr>
+        <w:t>Ex 35.29</w:t>
+      </w:r>
       <w:r>
         <w:rPr>
           <w:lang w:val="fr_FR" w:bidi="fr_FR"/>
         </w:rPr>
         <w:t xml:space="preserve"> ; </w:t>
       </w:r>
-      <w:hyperlink r:id="rId82">
-        <w:r>
-          <w:rPr>
-            <w:lang w:val="fr_FR" w:bidi="fr_FR"/>
-          </w:rPr>
-          <w:rPr>
-            <w:color w:val="0000EE"/>
-            <w:u w:val="single"/>
-          </w:rPr>
-          <w:t>36.3</w:t>
-        </w:r>
-      </w:hyperlink>
+      <w:r>
+        <w:rPr>
+          <w:lang w:val="fr_FR" w:bidi="fr_FR"/>
+        </w:rPr>
+        <w:t>36.3</w:t>
+      </w:r>
       <w:r>
         <w:rPr>
           <w:lang w:val="fr_FR" w:bidi="fr_FR"/>
         </w:rPr>
         <w:t>) ou de sacrifices de paix (viandes et pains) partagés en signe de communion avec Dieu (</w:t>
       </w:r>
-      <w:hyperlink r:id="rId83">
-        <w:r>
-          <w:rPr>
-            <w:lang w:val="fr_FR" w:bidi="fr_FR"/>
-          </w:rPr>
-          <w:rPr>
-            <w:color w:val="0000EE"/>
-            <w:u w:val="single"/>
-          </w:rPr>
-          <w:t>Lv 7.11–21</w:t>
-        </w:r>
-      </w:hyperlink>
+      <w:r>
+        <w:rPr>
+          <w:lang w:val="fr_FR" w:bidi="fr_FR"/>
+        </w:rPr>
+        <w:t>Lv 7.11–21</w:t>
+      </w:r>
       <w:r>
         <w:rPr>
           <w:lang w:val="fr_FR" w:bidi="fr_FR"/>
@@ -3265,36 +2773,24 @@
         </w:rPr>
         <w:t xml:space="preserve"> : Le climat aride de Juda ne favorisait pas la croissance d’arbres hauts et droits, et ceux qui avaient poussé en Israël avaient déjà été exploités. C’est pourquoi on a fait appel à des artisans spécialisés issus de régions où ces forêts subsistaient (voir aussi </w:t>
       </w:r>
-      <w:hyperlink r:id="rId84">
-        <w:r>
-          <w:rPr>
-            <w:lang w:val="fr_FR" w:bidi="fr_FR"/>
-          </w:rPr>
-          <w:rPr>
-            <w:color w:val="0000EE"/>
-            <w:u w:val="single"/>
-          </w:rPr>
-          <w:t>1Ch 22.1–5</w:t>
-        </w:r>
-      </w:hyperlink>
+      <w:r>
+        <w:rPr>
+          <w:lang w:val="fr_FR" w:bidi="fr_FR"/>
+        </w:rPr>
+        <w:t>1Ch 22.1–5</w:t>
+      </w:r>
       <w:r>
         <w:rPr>
           <w:lang w:val="fr_FR" w:bidi="fr_FR"/>
         </w:rPr>
         <w:t xml:space="preserve"> ; </w:t>
       </w:r>
-      <w:hyperlink r:id="rId85">
-        <w:r>
-          <w:rPr>
-            <w:lang w:val="fr_FR" w:bidi="fr_FR"/>
-          </w:rPr>
-          <w:rPr>
-            <w:color w:val="0000EE"/>
-            <w:u w:val="single"/>
-          </w:rPr>
-          <w:t>2Ch 2.7–16</w:t>
-        </w:r>
-      </w:hyperlink>
+      <w:r>
+        <w:rPr>
+          <w:lang w:val="fr_FR" w:bidi="fr_FR"/>
+        </w:rPr>
+        <w:t>2Ch 2.7–16</w:t>
+      </w:r>
       <w:r>
         <w:rPr>
           <w:lang w:val="fr_FR" w:bidi="fr_FR"/>
@@ -3409,18 +2905,12 @@
         </w:rPr>
         <w:t>Lors de cette dédicace, la musique rappelait les chants qui avaient accompagné, sous Salomon, l’introduction de l’arche dans le temple (</w:t>
       </w:r>
-      <w:hyperlink r:id="rId86">
-        <w:r>
-          <w:rPr>
-            <w:lang w:val="fr_FR" w:bidi="fr_FR"/>
-          </w:rPr>
-          <w:rPr>
-            <w:color w:val="0000EE"/>
-            <w:u w:val="single"/>
-          </w:rPr>
-          <w:t>2Ch 5.12–13</w:t>
-        </w:r>
-      </w:hyperlink>
+      <w:r>
+        <w:rPr>
+          <w:lang w:val="fr_FR" w:bidi="fr_FR"/>
+        </w:rPr>
+        <w:t>2Ch 5.12–13</w:t>
+      </w:r>
       <w:r>
         <w:rPr>
           <w:lang w:val="fr_FR" w:bidi="fr_FR"/>
@@ -3439,18 +2929,12 @@
         </w:rPr>
         <w:t xml:space="preserve"> : Voir </w:t>
       </w:r>
-      <w:hyperlink r:id="rId50">
-        <w:r>
-          <w:rPr>
-            <w:lang w:val="fr_FR" w:bidi="fr_FR"/>
-          </w:rPr>
-          <w:rPr>
-            <w:color w:val="0000EE"/>
-            <w:u w:val="single"/>
-          </w:rPr>
-          <w:t>1Ch 25.1–7</w:t>
-        </w:r>
-      </w:hyperlink>
+      <w:r>
+        <w:rPr>
+          <w:lang w:val="fr_FR" w:bidi="fr_FR"/>
+        </w:rPr>
+        <w:t>1Ch 25.1–7</w:t>
+      </w:r>
       <w:r>
         <w:rPr>
           <w:lang w:val="fr_FR" w:bidi="fr_FR"/>
@@ -3505,18 +2989,12 @@
         </w:rPr>
         <w:t xml:space="preserve">Les sanglots pouvaient traduire soit la déception de voir des fondations jugées moins majestueuses que celles de l’ancien temple (cf. </w:t>
       </w:r>
-      <w:hyperlink r:id="rId87">
-        <w:r>
-          <w:rPr>
-            <w:lang w:val="fr_FR" w:bidi="fr_FR"/>
-          </w:rPr>
-          <w:rPr>
-            <w:color w:val="0000EE"/>
-            <w:u w:val="single"/>
-          </w:rPr>
-          <w:t>Ag 2.3</w:t>
-        </w:r>
-      </w:hyperlink>
+      <w:r>
+        <w:rPr>
+          <w:lang w:val="fr_FR" w:bidi="fr_FR"/>
+        </w:rPr>
+        <w:t>Ag 2.3</w:t>
+      </w:r>
       <w:r>
         <w:rPr>
           <w:lang w:val="fr_FR" w:bidi="fr_FR"/>
@@ -3577,18 +3055,12 @@
         </w:rPr>
         <w:t xml:space="preserve"> : La plupart des exilés qui étaient revenus provenaient de ces deux tribus d'Israël (</w:t>
       </w:r>
-      <w:hyperlink r:id="rId88">
-        <w:r>
-          <w:rPr>
-            <w:lang w:val="fr_FR" w:bidi="fr_FR"/>
-          </w:rPr>
-          <w:rPr>
-            <w:color w:val="0000EE"/>
-            <w:u w:val="single"/>
-          </w:rPr>
-          <w:t>1.5</w:t>
-        </w:r>
-      </w:hyperlink>
+      <w:r>
+        <w:rPr>
+          <w:lang w:val="fr_FR" w:bidi="fr_FR"/>
+        </w:rPr>
+        <w:t>1.5</w:t>
+      </w:r>
       <w:r>
         <w:rPr>
           <w:lang w:val="fr_FR" w:bidi="fr_FR"/>
@@ -3655,36 +3127,24 @@
         </w:rPr>
         <w:t xml:space="preserve"> d'Assyrie (680–669 av. J.‑C.) avait déporté les Israélites vers des régions étrangères et installé sur leur terre d’autres peuples conquis pendant le règne de Manassé en Juda. Ces nouveaux habitants étrangers avaient découvert l’Éternel en arrivant en Israël, mais ils avaient aussi continué à vénérer leurs divinités ancestrales (</w:t>
       </w:r>
-      <w:hyperlink r:id="rId89">
-        <w:r>
-          <w:rPr>
-            <w:lang w:val="fr_FR" w:bidi="fr_FR"/>
-          </w:rPr>
-          <w:rPr>
-            <w:color w:val="0000EE"/>
-            <w:u w:val="single"/>
-          </w:rPr>
-          <w:t>2R 17.27–34</w:t>
-        </w:r>
-      </w:hyperlink>
+      <w:r>
+        <w:rPr>
+          <w:lang w:val="fr_FR" w:bidi="fr_FR"/>
+        </w:rPr>
+        <w:t>2R 17.27–34</w:t>
+      </w:r>
       <w:r>
         <w:rPr>
           <w:lang w:val="fr_FR" w:bidi="fr_FR"/>
         </w:rPr>
         <w:t xml:space="preserve">, </w:t>
       </w:r>
-      <w:hyperlink r:id="rId90">
-        <w:r>
-          <w:rPr>
-            <w:lang w:val="fr_FR" w:bidi="fr_FR"/>
-          </w:rPr>
-          <w:rPr>
-            <w:color w:val="0000EE"/>
-            <w:u w:val="single"/>
-          </w:rPr>
-          <w:t>40–41</w:t>
-        </w:r>
-      </w:hyperlink>
+      <w:r>
+        <w:rPr>
+          <w:lang w:val="fr_FR" w:bidi="fr_FR"/>
+        </w:rPr>
+        <w:t>40–41</w:t>
+      </w:r>
       <w:r>
         <w:rPr>
           <w:lang w:val="fr_FR" w:bidi="fr_FR"/>
@@ -3751,18 +3211,12 @@
         </w:rPr>
         <w:t xml:space="preserve"> : voir </w:t>
       </w:r>
-      <w:hyperlink r:id="rId91">
-        <w:r>
-          <w:rPr>
-            <w:lang w:val="fr_FR" w:bidi="fr_FR"/>
-          </w:rPr>
-          <w:rPr>
-            <w:color w:val="0000EE"/>
-            <w:u w:val="single"/>
-          </w:rPr>
-          <w:t>1.2–4</w:t>
-        </w:r>
-      </w:hyperlink>
+      <w:r>
+        <w:rPr>
+          <w:lang w:val="fr_FR" w:bidi="fr_FR"/>
+        </w:rPr>
+        <w:t>1.2–4</w:t>
+      </w:r>
       <w:r>
         <w:rPr>
           <w:lang w:val="fr_FR" w:bidi="fr_FR"/>
@@ -3817,18 +3271,12 @@
         </w:rPr>
         <w:t>Constatant qu’ils ne parviendraient pas à diriger ou influencer la communauté juive déjà solidement établie (</w:t>
       </w:r>
-      <w:hyperlink r:id="rId92">
-        <w:r>
-          <w:rPr>
-            <w:lang w:val="fr_FR" w:bidi="fr_FR"/>
-          </w:rPr>
-          <w:rPr>
-            <w:color w:val="0000EE"/>
-            <w:u w:val="single"/>
-          </w:rPr>
-          <w:t>4.1–3</w:t>
-        </w:r>
-      </w:hyperlink>
+      <w:r>
+        <w:rPr>
+          <w:lang w:val="fr_FR" w:bidi="fr_FR"/>
+        </w:rPr>
+        <w:t>4.1–3</w:t>
+      </w:r>
       <w:r>
         <w:rPr>
           <w:lang w:val="fr_FR" w:bidi="fr_FR"/>
@@ -3883,18 +3331,12 @@
         </w:rPr>
         <w:t xml:space="preserve">Le peuple a payé un lourd tribut pour son intransigeance en matière de sainteté. • Cyrus a régné jusqu’en 530 av. J.-C. • Darius Ier a accédé au trône de Perse en 521 av. J.-C. • La reconstruction du temple a repris en 520 av. J.-C. et s’est achevée en 515 av. J.-C. (voir </w:t>
       </w:r>
-      <w:hyperlink r:id="rId71">
-        <w:r>
-          <w:rPr>
-            <w:lang w:val="fr_FR" w:bidi="fr_FR"/>
-          </w:rPr>
-          <w:rPr>
-            <w:color w:val="0000EE"/>
-            <w:u w:val="single"/>
-          </w:rPr>
-          <w:t>6.15</w:t>
-        </w:r>
-      </w:hyperlink>
+      <w:r>
+        <w:rPr>
+          <w:lang w:val="fr_FR" w:bidi="fr_FR"/>
+        </w:rPr>
+        <w:t>6.15</w:t>
+      </w:r>
       <w:r>
         <w:rPr>
           <w:lang w:val="fr_FR" w:bidi="fr_FR"/>
@@ -3949,90 +3391,60 @@
         </w:rPr>
         <w:t xml:space="preserve">Ces versets sont une parenthèse relative à l’opposition ultérieure aux travaux de reconstruction menés par le peuple Juif. Le récit renvoie en réalité à des événements survenus sous les règnes de Xerxès (486–465 av. J.-C.) et d’Artaxerxès Ier (465–424 av. J.-C.), mais ils sont placés ici parce qu’ils s’accordent avec le thème de l’opposition. Chronologiquement, </w:t>
       </w:r>
-      <w:hyperlink r:id="rId93">
-        <w:r>
-          <w:rPr>
-            <w:lang w:val="fr_FR" w:bidi="fr_FR"/>
-          </w:rPr>
-          <w:rPr>
-            <w:color w:val="0000EE"/>
-            <w:u w:val="single"/>
-          </w:rPr>
-          <w:t>4.6</w:t>
-        </w:r>
-      </w:hyperlink>
+      <w:r>
+        <w:rPr>
+          <w:lang w:val="fr_FR" w:bidi="fr_FR"/>
+        </w:rPr>
+        <w:t>4.6</w:t>
+      </w:r>
       <w:r>
         <w:rPr>
           <w:lang w:val="fr_FR" w:bidi="fr_FR"/>
         </w:rPr>
         <w:t xml:space="preserve"> se situe entre les chapitres </w:t>
       </w:r>
-      <w:hyperlink r:id="rId94">
-        <w:r>
-          <w:rPr>
-            <w:lang w:val="fr_FR" w:bidi="fr_FR"/>
-          </w:rPr>
-          <w:rPr>
-            <w:color w:val="0000EE"/>
-            <w:u w:val="single"/>
-          </w:rPr>
-          <w:t>6</w:t>
-        </w:r>
-      </w:hyperlink>
+      <w:r>
+        <w:rPr>
+          <w:lang w:val="fr_FR" w:bidi="fr_FR"/>
+        </w:rPr>
+        <w:t>6</w:t>
+      </w:r>
       <w:r>
         <w:rPr>
           <w:lang w:val="fr_FR" w:bidi="fr_FR"/>
         </w:rPr>
         <w:t xml:space="preserve"> et </w:t>
       </w:r>
-      <w:hyperlink r:id="rId95">
-        <w:r>
-          <w:rPr>
-            <w:lang w:val="fr_FR" w:bidi="fr_FR"/>
-          </w:rPr>
-          <w:rPr>
-            <w:color w:val="0000EE"/>
-            <w:u w:val="single"/>
-          </w:rPr>
-          <w:t>7</w:t>
-        </w:r>
-      </w:hyperlink>
+      <w:r>
+        <w:rPr>
+          <w:lang w:val="fr_FR" w:bidi="fr_FR"/>
+        </w:rPr>
+        <w:t>7</w:t>
+      </w:r>
       <w:r>
         <w:rPr>
           <w:lang w:val="fr_FR" w:bidi="fr_FR"/>
         </w:rPr>
         <w:t xml:space="preserve">, tandis que </w:t>
       </w:r>
-      <w:hyperlink r:id="rId96">
-        <w:r>
-          <w:rPr>
-            <w:lang w:val="fr_FR" w:bidi="fr_FR"/>
-          </w:rPr>
-          <w:rPr>
-            <w:color w:val="0000EE"/>
-            <w:u w:val="single"/>
-          </w:rPr>
-          <w:t>4.7–23</w:t>
-        </w:r>
-      </w:hyperlink>
+      <w:r>
+        <w:rPr>
+          <w:lang w:val="fr_FR" w:bidi="fr_FR"/>
+        </w:rPr>
+        <w:t>4.7–23</w:t>
+      </w:r>
       <w:r>
         <w:rPr>
           <w:lang w:val="fr_FR" w:bidi="fr_FR"/>
         </w:rPr>
         <w:t xml:space="preserve"> s'insère avant </w:t>
       </w:r>
-      <w:hyperlink r:id="rId97">
-        <w:r>
-          <w:rPr>
-            <w:lang w:val="fr_FR" w:bidi="fr_FR"/>
-          </w:rPr>
-          <w:rPr>
-            <w:color w:val="0000EE"/>
-            <w:u w:val="single"/>
-          </w:rPr>
-          <w:t>Né 1</w:t>
-        </w:r>
-      </w:hyperlink>
+      <w:r>
+        <w:rPr>
+          <w:lang w:val="fr_FR" w:bidi="fr_FR"/>
+        </w:rPr>
+        <w:t>Né 1</w:t>
+      </w:r>
       <w:r>
         <w:rPr>
           <w:lang w:val="fr_FR" w:bidi="fr_FR"/>
@@ -4188,18 +3600,12 @@
         </w:rPr>
         <w:t xml:space="preserve">Osnappar avait déporté et réinstallé dans les territoires d’Israël et d’Aram des populations originaires de contrées conquises (voir </w:t>
       </w:r>
-      <w:hyperlink r:id="rId98">
-        <w:r>
-          <w:rPr>
-            <w:lang w:val="fr_FR" w:bidi="fr_FR"/>
-          </w:rPr>
-          <w:rPr>
-            <w:color w:val="0000EE"/>
-            <w:u w:val="single"/>
-          </w:rPr>
-          <w:t>2R 17.24–41</w:t>
-        </w:r>
-      </w:hyperlink>
+      <w:r>
+        <w:rPr>
+          <w:lang w:val="fr_FR" w:bidi="fr_FR"/>
+        </w:rPr>
+        <w:t>2R 17.24–41</w:t>
+      </w:r>
       <w:r>
         <w:rPr>
           <w:lang w:val="fr_FR" w:bidi="fr_FR"/>
@@ -4302,36 +3708,24 @@
         </w:rPr>
         <w:t>Le tribut correspondait à un impôt fixe dû chaque année ; les droits de douane fonctionnaient comme des taxes sur les échanges, et les péages étaient des redevances pour utiliser les routes. Les dirigeants précédents avaient déjà prélevé des revenus importants dans cette région (</w:t>
       </w:r>
-      <w:hyperlink r:id="rId99">
-        <w:r>
-          <w:rPr>
-            <w:lang w:val="fr_FR" w:bidi="fr_FR"/>
-          </w:rPr>
-          <w:rPr>
-            <w:color w:val="0000EE"/>
-            <w:u w:val="single"/>
-          </w:rPr>
-          <w:t>4.20</w:t>
-        </w:r>
-      </w:hyperlink>
+      <w:r>
+        <w:rPr>
+          <w:lang w:val="fr_FR" w:bidi="fr_FR"/>
+        </w:rPr>
+        <w:t>4.20</w:t>
+      </w:r>
       <w:r>
         <w:rPr>
           <w:lang w:val="fr_FR" w:bidi="fr_FR"/>
         </w:rPr>
         <w:t xml:space="preserve"> ; cf. </w:t>
       </w:r>
-      <w:hyperlink r:id="rId100">
-        <w:r>
-          <w:rPr>
-            <w:lang w:val="fr_FR" w:bidi="fr_FR"/>
-          </w:rPr>
-          <w:rPr>
-            <w:color w:val="0000EE"/>
-            <w:u w:val="single"/>
-          </w:rPr>
-          <w:t>1R 10.14–15</w:t>
-        </w:r>
-      </w:hyperlink>
+      <w:r>
+        <w:rPr>
+          <w:lang w:val="fr_FR" w:bidi="fr_FR"/>
+        </w:rPr>
+        <w:t>1R 10.14–15</w:t>
+      </w:r>
       <w:r>
         <w:rPr>
           <w:lang w:val="fr_FR" w:bidi="fr_FR"/>
@@ -4452,18 +3846,12 @@
         </w:rPr>
         <w:t xml:space="preserve">(voir </w:t>
       </w:r>
-      <w:hyperlink r:id="rId101">
-        <w:r>
-          <w:rPr>
-            <w:lang w:val="fr_FR" w:bidi="fr_FR"/>
-          </w:rPr>
-          <w:rPr>
-            <w:color w:val="0000EE"/>
-            <w:u w:val="single"/>
-          </w:rPr>
-          <w:t>2R 24.1–7</w:t>
-        </w:r>
-      </w:hyperlink>
+      <w:r>
+        <w:rPr>
+          <w:lang w:val="fr_FR" w:bidi="fr_FR"/>
+        </w:rPr>
+        <w:t>2R 24.1–7</w:t>
+      </w:r>
       <w:r>
         <w:rPr>
           <w:lang w:val="fr_FR" w:bidi="fr_FR"/>
@@ -4566,18 +3954,12 @@
         </w:rPr>
         <w:t xml:space="preserve">Le roi Jojakim (609–598 av. J.‑C.) s'était révolté contre Babylone vers 601 av. J.‑C., et le roi Sédécias (597–586 av. J.‑C.) avait fait de même vers 588 av. J.‑C. (voir </w:t>
       </w:r>
-      <w:hyperlink r:id="rId102">
-        <w:r>
-          <w:rPr>
-            <w:lang w:val="fr_FR" w:bidi="fr_FR"/>
-          </w:rPr>
-          <w:rPr>
-            <w:color w:val="0000EE"/>
-            <w:u w:val="single"/>
-          </w:rPr>
-          <w:t>2R 25.2</w:t>
-        </w:r>
-      </w:hyperlink>
+      <w:r>
+        <w:rPr>
+          <w:lang w:val="fr_FR" w:bidi="fr_FR"/>
+        </w:rPr>
+        <w:t>2R 25.2</w:t>
+      </w:r>
       <w:r>
         <w:rPr>
           <w:lang w:val="fr_FR" w:bidi="fr_FR"/>
@@ -4638,18 +4020,12 @@
         </w:rPr>
         <w:t xml:space="preserve">: Les travaux de restauration de la muraille sont restés à l’arrêt jusqu’en 445 av. J.-C., date à laquelle Néhémie, l'échanson d’Artaxerxès, a obtenu l’autorisation de les reprendre (voir </w:t>
       </w:r>
-      <w:hyperlink r:id="rId103">
-        <w:r>
-          <w:rPr>
-            <w:lang w:val="fr_FR" w:bidi="fr_FR"/>
-          </w:rPr>
-          <w:rPr>
-            <w:color w:val="0000EE"/>
-            <w:u w:val="single"/>
-          </w:rPr>
-          <w:t>Né 2.1–6</w:t>
-        </w:r>
-      </w:hyperlink>
+      <w:r>
+        <w:rPr>
+          <w:lang w:val="fr_FR" w:bidi="fr_FR"/>
+        </w:rPr>
+        <w:t>Né 2.1–6</w:t>
+      </w:r>
       <w:r>
         <w:rPr>
           <w:lang w:val="fr_FR" w:bidi="fr_FR"/>
@@ -4704,36 +4080,24 @@
         </w:rPr>
         <w:t xml:space="preserve">Il est probable qu’une unité militaire ait contraint les Juifs à interrompre les travaux, mettant ainsi à exécution les directives royales. Durant cette période, une portion de la muraille déjà reconstruite aurait même pu être démolie (cf. </w:t>
       </w:r>
-      <w:hyperlink r:id="rId104">
-        <w:r>
-          <w:rPr>
-            <w:lang w:val="fr_FR" w:bidi="fr_FR"/>
-          </w:rPr>
-          <w:rPr>
-            <w:color w:val="0000EE"/>
-            <w:u w:val="single"/>
-          </w:rPr>
-          <w:t>Né 1.3</w:t>
-        </w:r>
-      </w:hyperlink>
+      <w:r>
+        <w:rPr>
+          <w:lang w:val="fr_FR" w:bidi="fr_FR"/>
+        </w:rPr>
+        <w:t>Né 1.3</w:t>
+      </w:r>
       <w:r>
         <w:rPr>
           <w:lang w:val="fr_FR" w:bidi="fr_FR"/>
         </w:rPr>
         <w:t xml:space="preserve">). • Ce verset vient clore la parenthèse entamée en </w:t>
       </w:r>
-      <w:hyperlink r:id="rId93">
-        <w:r>
-          <w:rPr>
-            <w:lang w:val="fr_FR" w:bidi="fr_FR"/>
-          </w:rPr>
-          <w:rPr>
-            <w:color w:val="0000EE"/>
-            <w:u w:val="single"/>
-          </w:rPr>
-          <w:t>Esd 4.6</w:t>
-        </w:r>
-      </w:hyperlink>
+      <w:r>
+        <w:rPr>
+          <w:lang w:val="fr_FR" w:bidi="fr_FR"/>
+        </w:rPr>
+        <w:t>Esd 4.6</w:t>
+      </w:r>
       <w:r>
         <w:rPr>
           <w:lang w:val="fr_FR" w:bidi="fr_FR"/>
@@ -4788,18 +4152,12 @@
         </w:rPr>
         <w:t xml:space="preserve">Les événements décrits dans les versets suivants se sont déroulés environ seize ans après ceux rapportés jusqu'à </w:t>
       </w:r>
-      <w:hyperlink r:id="rId105">
-        <w:r>
-          <w:rPr>
-            <w:lang w:val="fr_FR" w:bidi="fr_FR"/>
-          </w:rPr>
-          <w:rPr>
-            <w:color w:val="0000EE"/>
-            <w:u w:val="single"/>
-          </w:rPr>
-          <w:t>4.5</w:t>
-        </w:r>
-      </w:hyperlink>
+      <w:r>
+        <w:rPr>
+          <w:lang w:val="fr_FR" w:bidi="fr_FR"/>
+        </w:rPr>
+        <w:t>4.5</w:t>
+      </w:r>
       <w:r>
         <w:rPr>
           <w:lang w:val="fr_FR" w:bidi="fr_FR"/>
@@ -4902,54 +4260,36 @@
         </w:rPr>
         <w:t>Aggée a commencé à prophétiser le 29 août 520 av. J.-C. (</w:t>
       </w:r>
-      <w:hyperlink r:id="rId39">
-        <w:r>
-          <w:rPr>
-            <w:lang w:val="fr_FR" w:bidi="fr_FR"/>
-          </w:rPr>
-          <w:rPr>
-            <w:color w:val="0000EE"/>
-            <w:u w:val="single"/>
-          </w:rPr>
-          <w:t>Ag 1.1</w:t>
-        </w:r>
-      </w:hyperlink>
+      <w:r>
+        <w:rPr>
+          <w:lang w:val="fr_FR" w:bidi="fr_FR"/>
+        </w:rPr>
+        <w:t>Ag 1.1</w:t>
+      </w:r>
       <w:r>
         <w:rPr>
           <w:lang w:val="fr_FR" w:bidi="fr_FR"/>
         </w:rPr>
         <w:t>), puis, environ deux mois plus tard, Zacharie lui a emboité le pas (</w:t>
       </w:r>
-      <w:hyperlink r:id="rId106">
-        <w:r>
-          <w:rPr>
-            <w:lang w:val="fr_FR" w:bidi="fr_FR"/>
-          </w:rPr>
-          <w:rPr>
-            <w:color w:val="0000EE"/>
-            <w:u w:val="single"/>
-          </w:rPr>
-          <w:t>Za 1.1</w:t>
-        </w:r>
-      </w:hyperlink>
+      <w:r>
+        <w:rPr>
+          <w:lang w:val="fr_FR" w:bidi="fr_FR"/>
+        </w:rPr>
+        <w:t>Za 1.1</w:t>
+      </w:r>
       <w:r>
         <w:rPr>
           <w:lang w:val="fr_FR" w:bidi="fr_FR"/>
         </w:rPr>
         <w:t xml:space="preserve">). Leurs messages sont consignés dans les livres d’Aggée et de Zacharie (voir aussi </w:t>
       </w:r>
-      <w:hyperlink r:id="rId107">
-        <w:r>
-          <w:rPr>
-            <w:lang w:val="fr_FR" w:bidi="fr_FR"/>
-          </w:rPr>
-          <w:rPr>
-            <w:color w:val="0000EE"/>
-            <w:u w:val="single"/>
-          </w:rPr>
-          <w:t>Esd 6.14</w:t>
-        </w:r>
-      </w:hyperlink>
+      <w:r>
+        <w:rPr>
+          <w:lang w:val="fr_FR" w:bidi="fr_FR"/>
+        </w:rPr>
+        <w:t>Esd 6.14</w:t>
+      </w:r>
       <w:r>
         <w:rPr>
           <w:lang w:val="fr_FR" w:bidi="fr_FR"/>
@@ -5004,54 +4344,36 @@
         </w:rPr>
         <w:t xml:space="preserve">Jusqu’alors, les responsables juifs n’avaient pas gouverné avec foi (voir </w:t>
       </w:r>
-      <w:hyperlink r:id="rId39">
-        <w:r>
-          <w:rPr>
-            <w:lang w:val="fr_FR" w:bidi="fr_FR"/>
-          </w:rPr>
-          <w:rPr>
-            <w:color w:val="0000EE"/>
-            <w:u w:val="single"/>
-          </w:rPr>
-          <w:t>Ag 1.1</w:t>
-        </w:r>
-      </w:hyperlink>
+      <w:r>
+        <w:rPr>
+          <w:lang w:val="fr_FR" w:bidi="fr_FR"/>
+        </w:rPr>
+        <w:t>Ag 1.1</w:t>
+      </w:r>
       <w:r>
         <w:rPr>
           <w:lang w:val="fr_FR" w:bidi="fr_FR"/>
         </w:rPr>
         <w:t xml:space="preserve">, </w:t>
       </w:r>
-      <w:hyperlink r:id="rId108">
-        <w:r>
-          <w:rPr>
-            <w:lang w:val="fr_FR" w:bidi="fr_FR"/>
-          </w:rPr>
-          <w:rPr>
-            <w:color w:val="0000EE"/>
-            <w:u w:val="single"/>
-          </w:rPr>
-          <w:t>12</w:t>
-        </w:r>
-      </w:hyperlink>
+      <w:r>
+        <w:rPr>
+          <w:lang w:val="fr_FR" w:bidi="fr_FR"/>
+        </w:rPr>
+        <w:t>12</w:t>
+      </w:r>
       <w:r>
         <w:rPr>
           <w:lang w:val="fr_FR" w:bidi="fr_FR"/>
         </w:rPr>
         <w:t>). Puis, l’Esprit de Dieu les a réveillés et mis en alerte (</w:t>
       </w:r>
-      <w:hyperlink r:id="rId109">
-        <w:r>
-          <w:rPr>
-            <w:lang w:val="fr_FR" w:bidi="fr_FR"/>
-          </w:rPr>
-          <w:rPr>
-            <w:color w:val="0000EE"/>
-            <w:u w:val="single"/>
-          </w:rPr>
-          <w:t>Ag 1.14</w:t>
-        </w:r>
-      </w:hyperlink>
+      <w:r>
+        <w:rPr>
+          <w:lang w:val="fr_FR" w:bidi="fr_FR"/>
+        </w:rPr>
+        <w:t>Ag 1.14</w:t>
+      </w:r>
       <w:r>
         <w:rPr>
           <w:lang w:val="fr_FR" w:bidi="fr_FR"/>
@@ -5112,18 +4434,12 @@
         </w:rPr>
         <w:t xml:space="preserve"> : Contrairement à l’opposition et l'hostilité décrite au chap. </w:t>
       </w:r>
-      <w:hyperlink r:id="rId110">
-        <w:r>
-          <w:rPr>
-            <w:lang w:val="fr_FR" w:bidi="fr_FR"/>
-          </w:rPr>
-          <w:rPr>
-            <w:color w:val="0000EE"/>
-            <w:u w:val="single"/>
-          </w:rPr>
-          <w:t>4</w:t>
-        </w:r>
-      </w:hyperlink>
+      <w:r>
+        <w:rPr>
+          <w:lang w:val="fr_FR" w:bidi="fr_FR"/>
+        </w:rPr>
+        <w:t>4</w:t>
+      </w:r>
       <w:r>
         <w:rPr>
           <w:lang w:val="fr_FR" w:bidi="fr_FR"/>
@@ -5184,18 +4500,12 @@
         </w:rPr>
         <w:t xml:space="preserve"> : Tout le mérite revient au contrôle souverain de Dieu sur les événements, et non à aucun dirigeant humain ni à aucun prophète. Dieu avait en effet promis que les ruines seraient reconstruites (</w:t>
       </w:r>
-      <w:hyperlink r:id="rId111">
-        <w:r>
-          <w:rPr>
-            <w:lang w:val="fr_FR" w:bidi="fr_FR"/>
-          </w:rPr>
-          <w:rPr>
-            <w:color w:val="0000EE"/>
-            <w:u w:val="single"/>
-          </w:rPr>
-          <w:t>Es 44.26</w:t>
-        </w:r>
-      </w:hyperlink>
+      <w:r>
+        <w:rPr>
+          <w:lang w:val="fr_FR" w:bidi="fr_FR"/>
+        </w:rPr>
+        <w:t>Es 44.26</w:t>
+      </w:r>
       <w:r>
         <w:rPr>
           <w:lang w:val="fr_FR" w:bidi="fr_FR"/>
@@ -5330,18 +4640,12 @@
         </w:rPr>
         <w:t xml:space="preserve">Esdras inclut une copie en araméen de la lettre que Thathnaï adressa au roi Darius. Contrairement à la lettre de </w:t>
       </w:r>
-      <w:hyperlink r:id="rId112">
-        <w:r>
-          <w:rPr>
-            <w:lang w:val="fr_FR" w:bidi="fr_FR"/>
-          </w:rPr>
-          <w:rPr>
-            <w:color w:val="0000EE"/>
-            <w:u w:val="single"/>
-          </w:rPr>
-          <w:t>4.11–16</w:t>
-        </w:r>
-      </w:hyperlink>
+      <w:r>
+        <w:rPr>
+          <w:lang w:val="fr_FR" w:bidi="fr_FR"/>
+        </w:rPr>
+        <w:t>4.11–16</w:t>
+      </w:r>
       <w:r>
         <w:rPr>
           <w:lang w:val="fr_FR" w:bidi="fr_FR"/>
@@ -5402,36 +4706,24 @@
         </w:rPr>
         <w:t xml:space="preserve"> : Ce titre était une manière perse de désigner une divinité importante et élevée ; cela n'indique pas que les autorités de la province croyaient au Dieu d'Israël. • Conformément au modèle du temple de Salomon (</w:t>
       </w:r>
-      <w:hyperlink r:id="rId113">
-        <w:r>
-          <w:rPr>
-            <w:lang w:val="fr_FR" w:bidi="fr_FR"/>
-          </w:rPr>
-          <w:rPr>
-            <w:color w:val="0000EE"/>
-            <w:u w:val="single"/>
-          </w:rPr>
-          <w:t>1R 6.36</w:t>
-        </w:r>
-      </w:hyperlink>
+      <w:r>
+        <w:rPr>
+          <w:lang w:val="fr_FR" w:bidi="fr_FR"/>
+        </w:rPr>
+        <w:t>1R 6.36</w:t>
+      </w:r>
       <w:r>
         <w:rPr>
           <w:lang w:val="fr_FR" w:bidi="fr_FR"/>
         </w:rPr>
         <w:t xml:space="preserve">), on intercalait dans ses murs une couche de bois tous les trois rangs de pierres taillées (voir </w:t>
       </w:r>
-      <w:hyperlink r:id="rId114">
-        <w:r>
-          <w:rPr>
-            <w:lang w:val="fr_FR" w:bidi="fr_FR"/>
-          </w:rPr>
-          <w:rPr>
-            <w:color w:val="0000EE"/>
-            <w:u w:val="single"/>
-          </w:rPr>
-          <w:t>Esd 6.4</w:t>
-        </w:r>
-      </w:hyperlink>
+      <w:r>
+        <w:rPr>
+          <w:lang w:val="fr_FR" w:bidi="fr_FR"/>
+        </w:rPr>
+        <w:t>Esd 6.4</w:t>
+      </w:r>
       <w:r>
         <w:rPr>
           <w:lang w:val="fr_FR" w:bidi="fr_FR"/>
@@ -5492,18 +4784,12 @@
         </w:rPr>
         <w:t xml:space="preserve">: Ce titre parlait aux Perses : elle désignait le Dieu universel et suprême, bien au-delà d’une divinité locale sans portée. • un grand roi d'Israël : Salomon (voir </w:t>
       </w:r>
-      <w:hyperlink r:id="rId115">
-        <w:r>
-          <w:rPr>
-            <w:lang w:val="fr_FR" w:bidi="fr_FR"/>
-          </w:rPr>
-          <w:rPr>
-            <w:color w:val="0000EE"/>
-            <w:u w:val="single"/>
-          </w:rPr>
-          <w:t>1R 5–8</w:t>
-        </w:r>
-      </w:hyperlink>
+      <w:r>
+        <w:rPr>
+          <w:lang w:val="fr_FR" w:bidi="fr_FR"/>
+        </w:rPr>
+        <w:t>1R 5–8</w:t>
+      </w:r>
       <w:r>
         <w:rPr>
           <w:lang w:val="fr_FR" w:bidi="fr_FR"/>
@@ -5570,18 +4856,12 @@
         </w:rPr>
         <w:t xml:space="preserve"> : Voir </w:t>
       </w:r>
-      <w:hyperlink r:id="rId116">
-        <w:r>
-          <w:rPr>
-            <w:lang w:val="fr_FR" w:bidi="fr_FR"/>
-          </w:rPr>
-          <w:rPr>
-            <w:color w:val="0000EE"/>
-            <w:u w:val="single"/>
-          </w:rPr>
-          <w:t>2R 25.9–17</w:t>
-        </w:r>
-      </w:hyperlink>
+      <w:r>
+        <w:rPr>
+          <w:lang w:val="fr_FR" w:bidi="fr_FR"/>
+        </w:rPr>
+        <w:t>2R 25.9–17</w:t>
+      </w:r>
       <w:r>
         <w:rPr>
           <w:lang w:val="fr_FR" w:bidi="fr_FR"/>
@@ -5648,18 +4928,12 @@
         </w:rPr>
         <w:t xml:space="preserve">: Voir </w:t>
       </w:r>
-      <w:hyperlink r:id="rId117">
-        <w:r>
-          <w:rPr>
-            <w:lang w:val="fr_FR" w:bidi="fr_FR"/>
-          </w:rPr>
-          <w:rPr>
-            <w:color w:val="0000EE"/>
-            <w:u w:val="single"/>
-          </w:rPr>
-          <w:t>1.1–4</w:t>
-        </w:r>
-      </w:hyperlink>
+      <w:r>
+        <w:rPr>
+          <w:lang w:val="fr_FR" w:bidi="fr_FR"/>
+        </w:rPr>
+        <w:t>1.1–4</w:t>
+      </w:r>
       <w:r>
         <w:rPr>
           <w:lang w:val="fr_FR" w:bidi="fr_FR"/>
@@ -5714,18 +4988,12 @@
         </w:rPr>
         <w:t xml:space="preserve">Les Juifs ont donné des informations précises que les Perses pouvaient vérifier, afin d’en garantir l’exactitude (voir </w:t>
       </w:r>
-      <w:hyperlink r:id="rId118">
-        <w:r>
-          <w:rPr>
-            <w:lang w:val="fr_FR" w:bidi="fr_FR"/>
-          </w:rPr>
-          <w:rPr>
-            <w:color w:val="0000EE"/>
-            <w:u w:val="single"/>
-          </w:rPr>
-          <w:t>1.7–11</w:t>
-        </w:r>
-      </w:hyperlink>
+      <w:r>
+        <w:rPr>
+          <w:lang w:val="fr_FR" w:bidi="fr_FR"/>
+        </w:rPr>
+        <w:t>1.7–11</w:t>
+      </w:r>
       <w:r>
         <w:rPr>
           <w:lang w:val="fr_FR" w:bidi="fr_FR"/>
@@ -5840,18 +5108,12 @@
         </w:rPr>
         <w:t xml:space="preserve">La forteresse d'Achmetha, résidence d’été du roi, se trouvait à près de 500 km au nord-est de Babylone. Cela laisse penser que Cyrus a rédigé ce décret durant l’été de 538 av. J.-C. • La Médie, région montagneuse située au nord de la Perse et à l’est de l’Assyrie, est aujourd’hui peuplée par les Kurdes, descendants des anciens Mèdes. • Quant aux documents appelés « mémoranda », ils servaient généralement de synthèses destinées aux archives royales, énumérant les principaux faits concernant un événement (cf. </w:t>
       </w:r>
-      <w:hyperlink r:id="rId119">
-        <w:r>
-          <w:rPr>
-            <w:lang w:val="fr_FR" w:bidi="fr_FR"/>
-          </w:rPr>
-          <w:rPr>
-            <w:color w:val="0000EE"/>
-            <w:u w:val="single"/>
-          </w:rPr>
-          <w:t>1.9–10</w:t>
-        </w:r>
-      </w:hyperlink>
+      <w:r>
+        <w:rPr>
+          <w:lang w:val="fr_FR" w:bidi="fr_FR"/>
+        </w:rPr>
+        <w:t>1.9–10</w:t>
+      </w:r>
       <w:r>
         <w:rPr>
           <w:lang w:val="fr_FR" w:bidi="fr_FR"/>
@@ -5906,18 +5168,12 @@
         </w:rPr>
         <w:t xml:space="preserve">Ce décret est consigné dans </w:t>
       </w:r>
-      <w:hyperlink r:id="rId91">
-        <w:r>
-          <w:rPr>
-            <w:lang w:val="fr_FR" w:bidi="fr_FR"/>
-          </w:rPr>
-          <w:rPr>
-            <w:color w:val="0000EE"/>
-            <w:u w:val="single"/>
-          </w:rPr>
-          <w:t>Esd 1.2–4</w:t>
-        </w:r>
-      </w:hyperlink>
+      <w:r>
+        <w:rPr>
+          <w:lang w:val="fr_FR" w:bidi="fr_FR"/>
+        </w:rPr>
+        <w:t>Esd 1.2–4</w:t>
+      </w:r>
       <w:r>
         <w:rPr>
           <w:lang w:val="fr_FR" w:bidi="fr_FR"/>
@@ -5936,54 +5192,36 @@
         </w:rPr>
         <w:t xml:space="preserve"> : Il y aurait une correspondance avec les mesures du temple de Salomon (</w:t>
       </w:r>
-      <w:hyperlink r:id="rId120">
-        <w:r>
-          <w:rPr>
-            <w:lang w:val="fr_FR" w:bidi="fr_FR"/>
-          </w:rPr>
-          <w:rPr>
-            <w:color w:val="0000EE"/>
-            <w:u w:val="single"/>
-          </w:rPr>
-          <w:t>1R 6.2</w:t>
-        </w:r>
-      </w:hyperlink>
+      <w:r>
+        <w:rPr>
+          <w:lang w:val="fr_FR" w:bidi="fr_FR"/>
+        </w:rPr>
+        <w:t>1R 6.2</w:t>
+      </w:r>
       <w:r>
         <w:rPr>
           <w:lang w:val="fr_FR" w:bidi="fr_FR"/>
         </w:rPr>
         <w:t xml:space="preserve">, </w:t>
       </w:r>
-      <w:hyperlink r:id="rId121">
-        <w:r>
-          <w:rPr>
-            <w:lang w:val="fr_FR" w:bidi="fr_FR"/>
-          </w:rPr>
-          <w:rPr>
-            <w:color w:val="0000EE"/>
-            <w:u w:val="single"/>
-          </w:rPr>
-          <w:t>17</w:t>
-        </w:r>
-      </w:hyperlink>
+      <w:r>
+        <w:rPr>
+          <w:lang w:val="fr_FR" w:bidi="fr_FR"/>
+        </w:rPr>
+        <w:t>17</w:t>
+      </w:r>
       <w:r>
         <w:rPr>
           <w:lang w:val="fr_FR" w:bidi="fr_FR"/>
         </w:rPr>
         <w:t xml:space="preserve">, </w:t>
       </w:r>
-      <w:hyperlink r:id="rId122">
-        <w:r>
-          <w:rPr>
-            <w:lang w:val="fr_FR" w:bidi="fr_FR"/>
-          </w:rPr>
-          <w:rPr>
-            <w:color w:val="0000EE"/>
-            <w:u w:val="single"/>
-          </w:rPr>
-          <w:t>20</w:t>
-        </w:r>
-      </w:hyperlink>
+      <w:r>
+        <w:rPr>
+          <w:lang w:val="fr_FR" w:bidi="fr_FR"/>
+        </w:rPr>
+        <w:t>20</w:t>
+      </w:r>
       <w:r>
         <w:rPr>
           <w:lang w:val="fr_FR" w:bidi="fr_FR"/>
@@ -6092,18 +5330,12 @@
         </w:rPr>
         <w:t xml:space="preserve"> : Cet ordre a accompli la promesse que Dieu avait faite par Aggée (</w:t>
       </w:r>
-      <w:hyperlink r:id="rId123">
-        <w:r>
-          <w:rPr>
-            <w:lang w:val="fr_FR" w:bidi="fr_FR"/>
-          </w:rPr>
-          <w:rPr>
-            <w:color w:val="0000EE"/>
-            <w:u w:val="single"/>
-          </w:rPr>
-          <w:t>Ag 2.7</w:t>
-        </w:r>
-      </w:hyperlink>
+      <w:r>
+        <w:rPr>
+          <w:lang w:val="fr_FR" w:bidi="fr_FR"/>
+        </w:rPr>
+        <w:t>Ag 2.7</w:t>
+      </w:r>
       <w:r>
         <w:rPr>
           <w:lang w:val="fr_FR" w:bidi="fr_FR"/>
@@ -6164,18 +5396,12 @@
         </w:rPr>
         <w:t xml:space="preserve">: Dans le Cylindre de Cyrus, document perse relatant la défaite de Babylone, le roi Cyrus ordonne : « Que tous les dieux que j’ai remis dans leurs cités sacrées intercèdent chaque jour auprès de Bel et de Nabu [des dieux babyloniens] pour me garantir une longue vie » (voir </w:t>
       </w:r>
-      <w:hyperlink r:id="rId117">
-        <w:r>
-          <w:rPr>
-            <w:lang w:val="fr_FR" w:bidi="fr_FR"/>
-          </w:rPr>
-          <w:rPr>
-            <w:color w:val="0000EE"/>
-            <w:u w:val="single"/>
-          </w:rPr>
-          <w:t>1.1–4</w:t>
-        </w:r>
-      </w:hyperlink>
+      <w:r>
+        <w:rPr>
+          <w:lang w:val="fr_FR" w:bidi="fr_FR"/>
+        </w:rPr>
+        <w:t>1.1–4</w:t>
+      </w:r>
       <w:r>
         <w:rPr>
           <w:lang w:val="fr_FR" w:bidi="fr_FR"/>
@@ -6236,18 +5462,12 @@
         </w:rPr>
         <w:t xml:space="preserve"> : On trouve souvent, dans les inscriptions et décrets officiels, des malédictions visant ceux qui s'opposaient à la volonté du roi (cf. </w:t>
       </w:r>
-      <w:hyperlink r:id="rId124">
-        <w:r>
-          <w:rPr>
-            <w:lang w:val="fr_FR" w:bidi="fr_FR"/>
-          </w:rPr>
-          <w:rPr>
-            <w:color w:val="0000EE"/>
-            <w:u w:val="single"/>
-          </w:rPr>
-          <w:t>Dn 2.5</w:t>
-        </w:r>
-      </w:hyperlink>
+      <w:r>
+        <w:rPr>
+          <w:lang w:val="fr_FR" w:bidi="fr_FR"/>
+        </w:rPr>
+        <w:t>Dn 2.5</w:t>
+      </w:r>
       <w:r>
         <w:rPr>
           <w:lang w:val="fr_FR" w:bidi="fr_FR"/>
@@ -6368,72 +5588,48 @@
         </w:rPr>
         <w:t xml:space="preserve"> : Ce sacrifice sanglant obtenait de Dieu le pardon des péchés involontaires, des impuretés rituelles ou des actes irréfléchis (</w:t>
       </w:r>
-      <w:hyperlink r:id="rId125">
-        <w:r>
-          <w:rPr>
-            <w:lang w:val="fr_FR" w:bidi="fr_FR"/>
-          </w:rPr>
-          <w:rPr>
-            <w:color w:val="0000EE"/>
-            <w:u w:val="single"/>
-          </w:rPr>
-          <w:t>Lv 4–5</w:t>
-        </w:r>
-      </w:hyperlink>
+      <w:r>
+        <w:rPr>
+          <w:lang w:val="fr_FR" w:bidi="fr_FR"/>
+        </w:rPr>
+        <w:t>Lv 4–5</w:t>
+      </w:r>
       <w:r>
         <w:rPr>
           <w:lang w:val="fr_FR" w:bidi="fr_FR"/>
         </w:rPr>
         <w:t>). Des offrandes comparables avaient accompagné la consécration du tabernacle par Moïse (</w:t>
       </w:r>
-      <w:hyperlink r:id="rId126">
-        <w:r>
-          <w:rPr>
-            <w:lang w:val="fr_FR" w:bidi="fr_FR"/>
-          </w:rPr>
-          <w:rPr>
-            <w:color w:val="0000EE"/>
-            <w:u w:val="single"/>
-          </w:rPr>
-          <w:t>Nb 7</w:t>
-        </w:r>
-      </w:hyperlink>
+      <w:r>
+        <w:rPr>
+          <w:lang w:val="fr_FR" w:bidi="fr_FR"/>
+        </w:rPr>
+        <w:t>Nb 7</w:t>
+      </w:r>
       <w:r>
         <w:rPr>
           <w:lang w:val="fr_FR" w:bidi="fr_FR"/>
         </w:rPr>
         <w:t>) et la dédicace du premier temple par Salomon (</w:t>
       </w:r>
-      <w:hyperlink r:id="rId127">
-        <w:r>
-          <w:rPr>
-            <w:lang w:val="fr_FR" w:bidi="fr_FR"/>
-          </w:rPr>
-          <w:rPr>
-            <w:color w:val="0000EE"/>
-            <w:u w:val="single"/>
-          </w:rPr>
-          <w:t>2Ch 7.1</w:t>
-        </w:r>
-      </w:hyperlink>
+      <w:r>
+        <w:rPr>
+          <w:lang w:val="fr_FR" w:bidi="fr_FR"/>
+        </w:rPr>
+        <w:t>2Ch 7.1</w:t>
+      </w:r>
       <w:r>
         <w:rPr>
           <w:lang w:val="fr_FR" w:bidi="fr_FR"/>
         </w:rPr>
         <w:t xml:space="preserve">, </w:t>
       </w:r>
-      <w:hyperlink r:id="rId128">
-        <w:r>
-          <w:rPr>
-            <w:lang w:val="fr_FR" w:bidi="fr_FR"/>
-          </w:rPr>
-          <w:rPr>
-            <w:color w:val="0000EE"/>
-            <w:u w:val="single"/>
-          </w:rPr>
-          <w:t>4</w:t>
-        </w:r>
-      </w:hyperlink>
+      <w:r>
+        <w:rPr>
+          <w:lang w:val="fr_FR" w:bidi="fr_FR"/>
+        </w:rPr>
+        <w:t>4</w:t>
+      </w:r>
       <w:r>
         <w:rPr>
           <w:lang w:val="fr_FR" w:bidi="fr_FR"/>
@@ -6452,90 +5648,60 @@
         </w:rPr>
         <w:t xml:space="preserve"> : Si la majorité des Juifs de retour au pays venaient de Juda et de Benjamin (</w:t>
       </w:r>
-      <w:hyperlink r:id="rId88">
-        <w:r>
-          <w:rPr>
-            <w:lang w:val="fr_FR" w:bidi="fr_FR"/>
-          </w:rPr>
-          <w:rPr>
-            <w:color w:val="0000EE"/>
-            <w:u w:val="single"/>
-          </w:rPr>
-          <w:t xml:space="preserve">Esd 1.5 </w:t>
-        </w:r>
-      </w:hyperlink>
+      <w:r>
+        <w:rPr>
+          <w:lang w:val="fr_FR" w:bidi="fr_FR"/>
+        </w:rPr>
+        <w:t xml:space="preserve">Esd 1.5 </w:t>
+      </w:r>
       <w:r>
         <w:rPr>
           <w:lang w:val="fr_FR" w:bidi="fr_FR"/>
         </w:rPr>
         <w:t xml:space="preserve">; </w:t>
       </w:r>
-      <w:hyperlink r:id="rId129">
-        <w:r>
-          <w:rPr>
-            <w:lang w:val="fr_FR" w:bidi="fr_FR"/>
-          </w:rPr>
-          <w:rPr>
-            <w:color w:val="0000EE"/>
-            <w:u w:val="single"/>
-          </w:rPr>
-          <w:t>4.1</w:t>
-        </w:r>
-      </w:hyperlink>
+      <w:r>
+        <w:rPr>
+          <w:lang w:val="fr_FR" w:bidi="fr_FR"/>
+        </w:rPr>
+        <w:t>4.1</w:t>
+      </w:r>
       <w:r>
         <w:rPr>
           <w:lang w:val="fr_FR" w:bidi="fr_FR"/>
         </w:rPr>
         <w:t>), des Lévites figuraient également parmi eux (</w:t>
       </w:r>
-      <w:hyperlink r:id="rId88">
-        <w:r>
-          <w:rPr>
-            <w:lang w:val="fr_FR" w:bidi="fr_FR"/>
-          </w:rPr>
-          <w:rPr>
-            <w:color w:val="0000EE"/>
-            <w:u w:val="single"/>
-          </w:rPr>
-          <w:t xml:space="preserve">1.5 </w:t>
-        </w:r>
-      </w:hyperlink>
+      <w:r>
+        <w:rPr>
+          <w:lang w:val="fr_FR" w:bidi="fr_FR"/>
+        </w:rPr>
+        <w:t xml:space="preserve">1.5 </w:t>
+      </w:r>
       <w:r>
         <w:rPr>
           <w:lang w:val="fr_FR" w:bidi="fr_FR"/>
         </w:rPr>
         <w:t xml:space="preserve">; </w:t>
       </w:r>
-      <w:hyperlink r:id="rId130">
-        <w:r>
-          <w:rPr>
-            <w:lang w:val="fr_FR" w:bidi="fr_FR"/>
-          </w:rPr>
-          <w:rPr>
-            <w:color w:val="0000EE"/>
-            <w:u w:val="single"/>
-          </w:rPr>
-          <w:t>2.40</w:t>
-        </w:r>
-      </w:hyperlink>
+      <w:r>
+        <w:rPr>
+          <w:lang w:val="fr_FR" w:bidi="fr_FR"/>
+        </w:rPr>
+        <w:t>2.40</w:t>
+      </w:r>
       <w:r>
         <w:rPr>
           <w:lang w:val="fr_FR" w:bidi="fr_FR"/>
         </w:rPr>
         <w:t xml:space="preserve">, </w:t>
       </w:r>
-      <w:hyperlink r:id="rId131">
-        <w:r>
-          <w:rPr>
-            <w:lang w:val="fr_FR" w:bidi="fr_FR"/>
-          </w:rPr>
-          <w:rPr>
-            <w:color w:val="0000EE"/>
-            <w:u w:val="single"/>
-          </w:rPr>
-          <w:t>70</w:t>
-        </w:r>
-      </w:hyperlink>
+      <w:r>
+        <w:rPr>
+          <w:lang w:val="fr_FR" w:bidi="fr_FR"/>
+        </w:rPr>
+        <w:t>70</w:t>
+      </w:r>
       <w:r>
         <w:rPr>
           <w:lang w:val="fr_FR" w:bidi="fr_FR"/>
@@ -6604,90 +5770,60 @@
         </w:rPr>
         <w:t xml:space="preserve"> : Voir </w:t>
       </w:r>
-      <w:hyperlink r:id="rId132">
-        <w:r>
-          <w:rPr>
-            <w:lang w:val="fr_FR" w:bidi="fr_FR"/>
-          </w:rPr>
-          <w:rPr>
-            <w:color w:val="0000EE"/>
-            <w:u w:val="single"/>
-          </w:rPr>
-          <w:t>Ex 29</w:t>
-        </w:r>
-      </w:hyperlink>
+      <w:r>
+        <w:rPr>
+          <w:lang w:val="fr_FR" w:bidi="fr_FR"/>
+        </w:rPr>
+        <w:t>Ex 29</w:t>
+      </w:r>
       <w:r>
         <w:rPr>
           <w:lang w:val="fr_FR" w:bidi="fr_FR"/>
         </w:rPr>
         <w:t xml:space="preserve"> ; </w:t>
       </w:r>
-      <w:hyperlink r:id="rId133">
-        <w:r>
-          <w:rPr>
-            <w:lang w:val="fr_FR" w:bidi="fr_FR"/>
-          </w:rPr>
-          <w:rPr>
-            <w:color w:val="0000EE"/>
-            <w:u w:val="single"/>
-          </w:rPr>
-          <w:t>Lv 8</w:t>
-        </w:r>
-      </w:hyperlink>
+      <w:r>
+        <w:rPr>
+          <w:lang w:val="fr_FR" w:bidi="fr_FR"/>
+        </w:rPr>
+        <w:t>Lv 8</w:t>
+      </w:r>
       <w:r>
         <w:rPr>
           <w:lang w:val="fr_FR" w:bidi="fr_FR"/>
         </w:rPr>
         <w:t xml:space="preserve"> ; </w:t>
       </w:r>
-      <w:hyperlink r:id="rId134">
-        <w:r>
-          <w:rPr>
-            <w:lang w:val="fr_FR" w:bidi="fr_FR"/>
-          </w:rPr>
-          <w:rPr>
-            <w:color w:val="0000EE"/>
-            <w:u w:val="single"/>
-          </w:rPr>
-          <w:t>Nb 3</w:t>
-        </w:r>
-      </w:hyperlink>
+      <w:r>
+        <w:rPr>
+          <w:lang w:val="fr_FR" w:bidi="fr_FR"/>
+        </w:rPr>
+        <w:t>Nb 3</w:t>
+      </w:r>
       <w:r>
         <w:rPr>
           <w:lang w:val="fr_FR" w:bidi="fr_FR"/>
         </w:rPr>
         <w:t>. Le personnel du temple était organisé selon le modèle établi par David (</w:t>
       </w:r>
-      <w:hyperlink r:id="rId135">
-        <w:r>
-          <w:rPr>
-            <w:lang w:val="fr_FR" w:bidi="fr_FR"/>
-          </w:rPr>
-          <w:rPr>
-            <w:color w:val="0000EE"/>
-            <w:u w:val="single"/>
-          </w:rPr>
-          <w:t>1Ch 23–27</w:t>
-        </w:r>
-      </w:hyperlink>
+      <w:r>
+        <w:rPr>
+          <w:lang w:val="fr_FR" w:bidi="fr_FR"/>
+        </w:rPr>
+        <w:t>1Ch 23–27</w:t>
+      </w:r>
       <w:r>
         <w:rPr>
           <w:lang w:val="fr_FR" w:bidi="fr_FR"/>
         </w:rPr>
         <w:t xml:space="preserve">). • Ce verset met fin à la section en araméen commencée en </w:t>
       </w:r>
-      <w:hyperlink r:id="rId136">
-        <w:r>
-          <w:rPr>
-            <w:lang w:val="fr_FR" w:bidi="fr_FR"/>
-          </w:rPr>
-          <w:rPr>
-            <w:color w:val="0000EE"/>
-            <w:u w:val="single"/>
-          </w:rPr>
-          <w:t>Esd 4.8</w:t>
-        </w:r>
-      </w:hyperlink>
+      <w:r>
+        <w:rPr>
+          <w:lang w:val="fr_FR" w:bidi="fr_FR"/>
+        </w:rPr>
+        <w:t>Esd 4.8</w:t>
+      </w:r>
       <w:r>
         <w:rPr>
           <w:lang w:val="fr_FR" w:bidi="fr_FR"/>
@@ -6742,18 +5878,12 @@
         </w:rPr>
         <w:t>La Pâque rappelle que Dieu a épargné les premier-nés de chaque foyer ayant apposé le sang sur les montants de leur porte (</w:t>
       </w:r>
-      <w:hyperlink r:id="rId137">
-        <w:r>
-          <w:rPr>
-            <w:lang w:val="fr_FR" w:bidi="fr_FR"/>
-          </w:rPr>
-          <w:rPr>
-            <w:color w:val="0000EE"/>
-            <w:u w:val="single"/>
-          </w:rPr>
-          <w:t>Ex 12–13</w:t>
-        </w:r>
-      </w:hyperlink>
+      <w:r>
+        <w:rPr>
+          <w:lang w:val="fr_FR" w:bidi="fr_FR"/>
+        </w:rPr>
+        <w:t>Ex 12–13</w:t>
+      </w:r>
       <w:r>
         <w:rPr>
           <w:lang w:val="fr_FR" w:bidi="fr_FR"/>
@@ -6814,54 +5944,36 @@
         </w:rPr>
         <w:t xml:space="preserve"> : Ils ont agi dans le respect des prescriptions de la loi de Moïse (voir </w:t>
       </w:r>
-      <w:hyperlink r:id="rId138">
-        <w:r>
-          <w:rPr>
-            <w:lang w:val="fr_FR" w:bidi="fr_FR"/>
-          </w:rPr>
-          <w:rPr>
-            <w:color w:val="0000EE"/>
-            <w:u w:val="single"/>
-          </w:rPr>
-          <w:t>Lv 9</w:t>
-        </w:r>
-      </w:hyperlink>
+      <w:r>
+        <w:rPr>
+          <w:lang w:val="fr_FR" w:bidi="fr_FR"/>
+        </w:rPr>
+        <w:t>Lv 9</w:t>
+      </w:r>
       <w:r>
         <w:rPr>
           <w:lang w:val="fr_FR" w:bidi="fr_FR"/>
         </w:rPr>
         <w:t xml:space="preserve"> ; </w:t>
       </w:r>
-      <w:hyperlink r:id="rId139">
-        <w:r>
-          <w:rPr>
-            <w:lang w:val="fr_FR" w:bidi="fr_FR"/>
-          </w:rPr>
-          <w:rPr>
-            <w:color w:val="0000EE"/>
-            <w:u w:val="single"/>
-          </w:rPr>
-          <w:t>Nb 8</w:t>
-        </w:r>
-      </w:hyperlink>
+      <w:r>
+        <w:rPr>
+          <w:lang w:val="fr_FR" w:bidi="fr_FR"/>
+        </w:rPr>
+        <w:t>Nb 8</w:t>
+      </w:r>
       <w:r>
         <w:rPr>
           <w:lang w:val="fr_FR" w:bidi="fr_FR"/>
         </w:rPr>
         <w:t xml:space="preserve"> ; </w:t>
       </w:r>
-      <w:hyperlink r:id="rId140">
-        <w:r>
-          <w:rPr>
-            <w:lang w:val="fr_FR" w:bidi="fr_FR"/>
-          </w:rPr>
-          <w:rPr>
-            <w:color w:val="0000EE"/>
-            <w:u w:val="single"/>
-          </w:rPr>
-          <w:t>2Ch 29</w:t>
-        </w:r>
-      </w:hyperlink>
+      <w:r>
+        <w:rPr>
+          <w:lang w:val="fr_FR" w:bidi="fr_FR"/>
+        </w:rPr>
+        <w:t>2Ch 29</w:t>
+      </w:r>
       <w:r>
         <w:rPr>
           <w:lang w:val="fr_FR" w:bidi="fr_FR"/>
@@ -6922,36 +6034,24 @@
         </w:rPr>
         <w:t xml:space="preserve"> : L'exclusion des étrangers mentionnée dans </w:t>
       </w:r>
-      <w:hyperlink r:id="rId66">
-        <w:r>
-          <w:rPr>
-            <w:lang w:val="fr_FR" w:bidi="fr_FR"/>
-          </w:rPr>
-          <w:rPr>
-            <w:color w:val="0000EE"/>
-            <w:u w:val="single"/>
-          </w:rPr>
-          <w:t>4.1–5</w:t>
-        </w:r>
-      </w:hyperlink>
+      <w:r>
+        <w:rPr>
+          <w:lang w:val="fr_FR" w:bidi="fr_FR"/>
+        </w:rPr>
+        <w:t>4.1–5</w:t>
+      </w:r>
       <w:r>
         <w:rPr>
           <w:lang w:val="fr_FR" w:bidi="fr_FR"/>
         </w:rPr>
         <w:t xml:space="preserve"> ne reposait pas sur leur origine ethnique, mais sur leurs pratiques religieuses païennes (voir aussi </w:t>
       </w:r>
-      <w:hyperlink r:id="rId141">
-        <w:r>
-          <w:rPr>
-            <w:lang w:val="fr_FR" w:bidi="fr_FR"/>
-          </w:rPr>
-          <w:rPr>
-            <w:color w:val="0000EE"/>
-            <w:u w:val="single"/>
-          </w:rPr>
-          <w:t>9.1–2</w:t>
-        </w:r>
-      </w:hyperlink>
+      <w:r>
+        <w:rPr>
+          <w:lang w:val="fr_FR" w:bidi="fr_FR"/>
+        </w:rPr>
+        <w:t>9.1–2</w:t>
+      </w:r>
       <w:r>
         <w:rPr>
           <w:lang w:val="fr_FR" w:bidi="fr_FR"/>
@@ -7018,36 +6118,24 @@
         </w:rPr>
         <w:t xml:space="preserve">n, qui durait sept jours (voir </w:t>
       </w:r>
-      <w:hyperlink r:id="rId142">
-        <w:r>
-          <w:rPr>
-            <w:lang w:val="fr_FR" w:bidi="fr_FR"/>
-          </w:rPr>
-          <w:rPr>
-            <w:color w:val="0000EE"/>
-            <w:u w:val="single"/>
-          </w:rPr>
-          <w:t>Ex 12.15–20</w:t>
-        </w:r>
-      </w:hyperlink>
+      <w:r>
+        <w:rPr>
+          <w:lang w:val="fr_FR" w:bidi="fr_FR"/>
+        </w:rPr>
+        <w:t>Ex 12.15–20</w:t>
+      </w:r>
       <w:r>
         <w:rPr>
           <w:lang w:val="fr_FR" w:bidi="fr_FR"/>
         </w:rPr>
         <w:t xml:space="preserve"> ; </w:t>
       </w:r>
-      <w:hyperlink r:id="rId143">
-        <w:r>
-          <w:rPr>
-            <w:lang w:val="fr_FR" w:bidi="fr_FR"/>
-          </w:rPr>
-          <w:rPr>
-            <w:color w:val="0000EE"/>
-            <w:u w:val="single"/>
-          </w:rPr>
-          <w:t>Lv 23.6–8</w:t>
-        </w:r>
-      </w:hyperlink>
+      <w:r>
+        <w:rPr>
+          <w:lang w:val="fr_FR" w:bidi="fr_FR"/>
+        </w:rPr>
+        <w:t>Lv 23.6–8</w:t>
+      </w:r>
       <w:r>
         <w:rPr>
           <w:lang w:val="fr_FR" w:bidi="fr_FR"/>
@@ -7120,36 +6208,24 @@
         </w:rPr>
         <w:t>Plus de cinquante ans après la consécration du second temple, Esdras est arrivé à Jérusalem en 458 av. J.-C. (</w:t>
       </w:r>
-      <w:hyperlink r:id="rId144">
-        <w:r>
-          <w:rPr>
-            <w:lang w:val="fr_FR" w:bidi="fr_FR"/>
-          </w:rPr>
-          <w:rPr>
-            <w:color w:val="0000EE"/>
-            <w:u w:val="single"/>
-          </w:rPr>
-          <w:t>7.7–8</w:t>
-        </w:r>
-      </w:hyperlink>
+      <w:r>
+        <w:rPr>
+          <w:lang w:val="fr_FR" w:bidi="fr_FR"/>
+        </w:rPr>
+        <w:t>7.7–8</w:t>
+      </w:r>
       <w:r>
         <w:rPr>
           <w:lang w:val="fr_FR" w:bidi="fr_FR"/>
         </w:rPr>
         <w:t>). Jusqu’alors, il avait relaté des événements antérieurs à son époque ; il commence ici à consigner sa propre histoire. • fils : Dans les généalogies bibliques, ce terme hébreu désigne souvent un descendant. • Seraja était le souverain sacrificateur sous Sédécias ; il a été exécuté par Nebucadnetsar en 586 av. J.-C. (</w:t>
       </w:r>
-      <w:hyperlink r:id="rId145">
-        <w:r>
-          <w:rPr>
-            <w:lang w:val="fr_FR" w:bidi="fr_FR"/>
-          </w:rPr>
-          <w:rPr>
-            <w:color w:val="0000EE"/>
-            <w:u w:val="single"/>
-          </w:rPr>
-          <w:t>2R 25.18–21</w:t>
-        </w:r>
-      </w:hyperlink>
+      <w:r>
+        <w:rPr>
+          <w:lang w:val="fr_FR" w:bidi="fr_FR"/>
+        </w:rPr>
+        <w:t>2R 25.18–21</w:t>
+      </w:r>
       <w:r>
         <w:rPr>
           <w:lang w:val="fr_FR" w:bidi="fr_FR"/>
@@ -7204,36 +6280,24 @@
         </w:rPr>
         <w:t>Pour affirmer son autorité, Esdras rappelle sa généalogie qui remonte à Tsadok, un sacrificateur sous Salomon (</w:t>
       </w:r>
-      <w:hyperlink r:id="rId146">
-        <w:r>
-          <w:rPr>
-            <w:lang w:val="fr_FR" w:bidi="fr_FR"/>
-          </w:rPr>
-          <w:rPr>
-            <w:color w:val="0000EE"/>
-            <w:u w:val="single"/>
-          </w:rPr>
-          <w:t>1R 2.35</w:t>
-        </w:r>
-      </w:hyperlink>
+      <w:r>
+        <w:rPr>
+          <w:lang w:val="fr_FR" w:bidi="fr_FR"/>
+        </w:rPr>
+        <w:t>1R 2.35</w:t>
+      </w:r>
       <w:r>
         <w:rPr>
           <w:lang w:val="fr_FR" w:bidi="fr_FR"/>
         </w:rPr>
         <w:t xml:space="preserve">), et jusqu’à Aaron, un souverain sacrificateur et un frère de Moïse. Cette liste est clairement abrégée : elle ne compte que seize générations pour la période allant d’Aaron jusqu'à quatre-vingts ans après l'exil, tandis que </w:t>
       </w:r>
-      <w:hyperlink r:id="rId147">
-        <w:r>
-          <w:rPr>
-            <w:lang w:val="fr_FR" w:bidi="fr_FR"/>
-          </w:rPr>
-          <w:rPr>
-            <w:color w:val="0000EE"/>
-            <w:u w:val="single"/>
-          </w:rPr>
-          <w:t>1Ch 6.3–15</w:t>
-        </w:r>
-      </w:hyperlink>
+      <w:r>
+        <w:rPr>
+          <w:lang w:val="fr_FR" w:bidi="fr_FR"/>
+        </w:rPr>
+        <w:t>1Ch 6.3–15</w:t>
+      </w:r>
       <w:r>
         <w:rPr>
           <w:lang w:val="fr_FR" w:bidi="fr_FR"/>
@@ -7349,90 +6413,60 @@
         </w:rPr>
         <w:t>Esdras et son entourage avaient prévu de quitter Babylone le 8 avril, mais ce n’est que le 19 avril 458 av. J.-C. qu’ils se sont finalement mis en route (</w:t>
       </w:r>
-      <w:hyperlink r:id="rId148">
-        <w:r>
-          <w:rPr>
-            <w:lang w:val="fr_FR" w:bidi="fr_FR"/>
-          </w:rPr>
-          <w:rPr>
-            <w:color w:val="0000EE"/>
-            <w:u w:val="single"/>
-          </w:rPr>
-          <w:t>8.31</w:t>
-        </w:r>
-      </w:hyperlink>
+      <w:r>
+        <w:rPr>
+          <w:lang w:val="fr_FR" w:bidi="fr_FR"/>
+        </w:rPr>
+        <w:t>8.31</w:t>
+      </w:r>
       <w:r>
         <w:rPr>
           <w:lang w:val="fr_FR" w:bidi="fr_FR"/>
         </w:rPr>
         <w:t xml:space="preserve">). Pendant ces onze jours de battement, il a organisé le groupe, l'a rassemblé au canal d’Ahava, a recruté davantage de Lévites et décrété un jeûne. • Pour parcourir les 1 300 km en quatre mois, ils ont dû marcher en moyenne une quinzaine de kilomètres par jour, cinq jours par semaine. Esdras savait que leur réussite était seulement attribuable à la main de grâce de son Dieu (voir aussi </w:t>
       </w:r>
-      <w:hyperlink r:id="rId149">
-        <w:r>
-          <w:rPr>
-            <w:lang w:val="fr_FR" w:bidi="fr_FR"/>
-          </w:rPr>
-          <w:rPr>
-            <w:color w:val="0000EE"/>
-            <w:u w:val="single"/>
-          </w:rPr>
-          <w:t>7.6</w:t>
-        </w:r>
-      </w:hyperlink>
+      <w:r>
+        <w:rPr>
+          <w:lang w:val="fr_FR" w:bidi="fr_FR"/>
+        </w:rPr>
+        <w:t>7.6</w:t>
+      </w:r>
       <w:r>
         <w:rPr>
           <w:lang w:val="fr_FR" w:bidi="fr_FR"/>
         </w:rPr>
         <w:t xml:space="preserve">, </w:t>
       </w:r>
-      <w:hyperlink r:id="rId150">
-        <w:r>
-          <w:rPr>
-            <w:lang w:val="fr_FR" w:bidi="fr_FR"/>
-          </w:rPr>
-          <w:rPr>
-            <w:color w:val="0000EE"/>
-            <w:u w:val="single"/>
-          </w:rPr>
-          <w:t xml:space="preserve">28 </w:t>
-        </w:r>
-      </w:hyperlink>
+      <w:r>
+        <w:rPr>
+          <w:lang w:val="fr_FR" w:bidi="fr_FR"/>
+        </w:rPr>
+        <w:t xml:space="preserve">28 </w:t>
+      </w:r>
       <w:r>
         <w:rPr>
           <w:lang w:val="fr_FR" w:bidi="fr_FR"/>
         </w:rPr>
         <w:t xml:space="preserve">; </w:t>
       </w:r>
-      <w:hyperlink r:id="rId151">
-        <w:r>
-          <w:rPr>
-            <w:lang w:val="fr_FR" w:bidi="fr_FR"/>
-          </w:rPr>
-          <w:rPr>
-            <w:color w:val="0000EE"/>
-            <w:u w:val="single"/>
-          </w:rPr>
-          <w:t>8.22</w:t>
-        </w:r>
-      </w:hyperlink>
+      <w:r>
+        <w:rPr>
+          <w:lang w:val="fr_FR" w:bidi="fr_FR"/>
+        </w:rPr>
+        <w:t>8.22</w:t>
+      </w:r>
       <w:r>
         <w:rPr>
           <w:lang w:val="fr_FR" w:bidi="fr_FR"/>
         </w:rPr>
         <w:t xml:space="preserve">, </w:t>
       </w:r>
-      <w:hyperlink r:id="rId148">
-        <w:r>
-          <w:rPr>
-            <w:lang w:val="fr_FR" w:bidi="fr_FR"/>
-          </w:rPr>
-          <w:rPr>
-            <w:color w:val="0000EE"/>
-            <w:u w:val="single"/>
-          </w:rPr>
-          <w:t>31</w:t>
-        </w:r>
-      </w:hyperlink>
+      <w:r>
+        <w:rPr>
+          <w:lang w:val="fr_FR" w:bidi="fr_FR"/>
+        </w:rPr>
+        <w:t>31</w:t>
+      </w:r>
       <w:r>
         <w:rPr>
           <w:lang w:val="fr_FR" w:bidi="fr_FR"/>
@@ -7553,18 +6587,12 @@
         </w:rPr>
         <w:t>examiner la situation à Jérusalem (</w:t>
       </w:r>
-      <w:hyperlink r:id="rId152">
-        <w:r>
-          <w:rPr>
-            <w:lang w:val="fr_FR" w:bidi="fr_FR"/>
-          </w:rPr>
-          <w:rPr>
-            <w:color w:val="0000EE"/>
-            <w:u w:val="single"/>
-          </w:rPr>
-          <w:t>7.14</w:t>
-        </w:r>
-      </w:hyperlink>
+      <w:r>
+        <w:rPr>
+          <w:lang w:val="fr_FR" w:bidi="fr_FR"/>
+        </w:rPr>
+        <w:t>7.14</w:t>
+      </w:r>
       <w:r>
         <w:rPr>
           <w:lang w:val="fr_FR" w:bidi="fr_FR"/>
@@ -7589,18 +6617,12 @@
         </w:rPr>
         <w:t>offrir à Dieu des offrandes volontaires (</w:t>
       </w:r>
-      <w:hyperlink r:id="rId153">
-        <w:r>
-          <w:rPr>
-            <w:lang w:val="fr_FR" w:bidi="fr_FR"/>
-          </w:rPr>
-          <w:rPr>
-            <w:color w:val="0000EE"/>
-            <w:u w:val="single"/>
-          </w:rPr>
-          <w:t>7.15–20</w:t>
-        </w:r>
-      </w:hyperlink>
+      <w:r>
+        <w:rPr>
+          <w:lang w:val="fr_FR" w:bidi="fr_FR"/>
+        </w:rPr>
+        <w:t>7.15–20</w:t>
+      </w:r>
       <w:r>
         <w:rPr>
           <w:lang w:val="fr_FR" w:bidi="fr_FR"/>
@@ -7625,18 +6647,12 @@
         </w:rPr>
         <w:t>solliciter auprès des autorités locales les ressources et les financements nécessaires (</w:t>
       </w:r>
-      <w:hyperlink r:id="rId154">
-        <w:r>
-          <w:rPr>
-            <w:lang w:val="fr_FR" w:bidi="fr_FR"/>
-          </w:rPr>
-          <w:rPr>
-            <w:color w:val="0000EE"/>
-            <w:u w:val="single"/>
-          </w:rPr>
-          <w:t>7.21–24</w:t>
-        </w:r>
-      </w:hyperlink>
+      <w:r>
+        <w:rPr>
+          <w:lang w:val="fr_FR" w:bidi="fr_FR"/>
+        </w:rPr>
+        <w:t>7.21–24</w:t>
+      </w:r>
       <w:r>
         <w:rPr>
           <w:lang w:val="fr_FR" w:bidi="fr_FR"/>
@@ -7661,18 +6677,12 @@
         </w:rPr>
         <w:t>mettre en place des réformes judiciaires (</w:t>
       </w:r>
-      <w:hyperlink r:id="rId155">
-        <w:r>
-          <w:rPr>
-            <w:lang w:val="fr_FR" w:bidi="fr_FR"/>
-          </w:rPr>
-          <w:rPr>
-            <w:color w:val="0000EE"/>
-            <w:u w:val="single"/>
-          </w:rPr>
-          <w:t>7.25–26</w:t>
-        </w:r>
-      </w:hyperlink>
+      <w:r>
+        <w:rPr>
+          <w:lang w:val="fr_FR" w:bidi="fr_FR"/>
+        </w:rPr>
+        <w:t>7.25–26</w:t>
+      </w:r>
       <w:r>
         <w:rPr>
           <w:lang w:val="fr_FR" w:bidi="fr_FR"/>
@@ -7746,18 +6756,12 @@
         </w:rPr>
         <w:t xml:space="preserve"> 1.6.4–5), et le livre d’Esther (</w:t>
       </w:r>
-      <w:hyperlink r:id="rId156">
-        <w:r>
-          <w:rPr>
-            <w:lang w:val="fr_FR" w:bidi="fr_FR"/>
-          </w:rPr>
-          <w:rPr>
-            <w:color w:val="0000EE"/>
-            <w:u w:val="single"/>
-          </w:rPr>
-          <w:t>1.14</w:t>
-        </w:r>
-      </w:hyperlink>
+      <w:r>
+        <w:rPr>
+          <w:lang w:val="fr_FR" w:bidi="fr_FR"/>
+        </w:rPr>
+        <w:t>1.14</w:t>
+      </w:r>
       <w:r>
         <w:rPr>
           <w:lang w:val="fr_FR" w:bidi="fr_FR"/>
@@ -7776,36 +6780,24 @@
         </w:rPr>
         <w:t>: Le mot traduit par « loi » dans ce verset est l’araméen dath, et non l’hébreu torah (</w:t>
       </w:r>
-      <w:hyperlink r:id="rId157">
-        <w:r>
-          <w:rPr>
-            <w:lang w:val="fr_FR" w:bidi="fr_FR"/>
-          </w:rPr>
-          <w:rPr>
-            <w:color w:val="0000EE"/>
-            <w:u w:val="single"/>
-          </w:rPr>
-          <w:t>7.10</w:t>
-        </w:r>
-      </w:hyperlink>
+      <w:r>
+        <w:rPr>
+          <w:lang w:val="fr_FR" w:bidi="fr_FR"/>
+        </w:rPr>
+        <w:t>7.10</w:t>
+      </w:r>
       <w:r>
         <w:rPr>
           <w:lang w:val="fr_FR" w:bidi="fr_FR"/>
         </w:rPr>
         <w:t>), ce qui laisse penser que cette lettre a été rédigée par un Perse (</w:t>
       </w:r>
-      <w:hyperlink r:id="rId158">
-        <w:r>
-          <w:rPr>
-            <w:lang w:val="fr_FR" w:bidi="fr_FR"/>
-          </w:rPr>
-          <w:rPr>
-            <w:color w:val="0000EE"/>
-            <w:u w:val="single"/>
-          </w:rPr>
-          <w:t>7.11–26</w:t>
-        </w:r>
-      </w:hyperlink>
+      <w:r>
+        <w:rPr>
+          <w:lang w:val="fr_FR" w:bidi="fr_FR"/>
+        </w:rPr>
+        <w:t>7.11–26</w:t>
+      </w:r>
       <w:r>
         <w:rPr>
           <w:lang w:val="fr_FR" w:bidi="fr_FR"/>
@@ -7866,36 +6858,24 @@
         </w:rPr>
         <w:t xml:space="preserve"> : Le temple de Dieu était implanté en ce lieu ; Artaxerxès pensait sans doute qu’il contribuait à rebâtir le sanctuaire de la divinité locale de Jérusalem (cf. </w:t>
       </w:r>
-      <w:hyperlink r:id="rId159">
-        <w:r>
-          <w:rPr>
-            <w:lang w:val="fr_FR" w:bidi="fr_FR"/>
-          </w:rPr>
-          <w:rPr>
-            <w:color w:val="0000EE"/>
-            <w:u w:val="single"/>
-          </w:rPr>
-          <w:t>1R 8.27</w:t>
-        </w:r>
-      </w:hyperlink>
+      <w:r>
+        <w:rPr>
+          <w:lang w:val="fr_FR" w:bidi="fr_FR"/>
+        </w:rPr>
+        <w:t>1R 8.27</w:t>
+      </w:r>
       <w:r>
         <w:rPr>
           <w:lang w:val="fr_FR" w:bidi="fr_FR"/>
         </w:rPr>
         <w:t xml:space="preserve"> ; </w:t>
       </w:r>
-      <w:hyperlink r:id="rId160">
-        <w:r>
-          <w:rPr>
-            <w:lang w:val="fr_FR" w:bidi="fr_FR"/>
-          </w:rPr>
-          <w:rPr>
-            <w:color w:val="0000EE"/>
-            <w:u w:val="single"/>
-          </w:rPr>
-          <w:t>Ps 24.1</w:t>
-        </w:r>
-      </w:hyperlink>
+      <w:r>
+        <w:rPr>
+          <w:lang w:val="fr_FR" w:bidi="fr_FR"/>
+        </w:rPr>
+        <w:t>Ps 24.1</w:t>
+      </w:r>
       <w:r>
         <w:rPr>
           <w:lang w:val="fr_FR" w:bidi="fr_FR"/>
@@ -7950,54 +6930,36 @@
         </w:rPr>
         <w:t>Tout comme Cyrus (</w:t>
       </w:r>
-      <w:hyperlink r:id="rId161">
-        <w:r>
-          <w:rPr>
-            <w:lang w:val="fr_FR" w:bidi="fr_FR"/>
-          </w:rPr>
-          <w:rPr>
-            <w:color w:val="0000EE"/>
-            <w:u w:val="single"/>
-          </w:rPr>
-          <w:t>1.4</w:t>
-        </w:r>
-      </w:hyperlink>
+      <w:r>
+        <w:rPr>
+          <w:lang w:val="fr_FR" w:bidi="fr_FR"/>
+        </w:rPr>
+        <w:t>1.4</w:t>
+      </w:r>
       <w:r>
         <w:rPr>
           <w:lang w:val="fr_FR" w:bidi="fr_FR"/>
         </w:rPr>
         <w:t xml:space="preserve">, </w:t>
       </w:r>
-      <w:hyperlink r:id="rId61">
-        <w:r>
-          <w:rPr>
-            <w:lang w:val="fr_FR" w:bidi="fr_FR"/>
-          </w:rPr>
-          <w:rPr>
-            <w:color w:val="0000EE"/>
-            <w:u w:val="single"/>
-          </w:rPr>
-          <w:t>6</w:t>
-        </w:r>
-      </w:hyperlink>
+      <w:r>
+        <w:rPr>
+          <w:lang w:val="fr_FR" w:bidi="fr_FR"/>
+        </w:rPr>
+        <w:t>6</w:t>
+      </w:r>
       <w:r>
         <w:rPr>
           <w:lang w:val="fr_FR" w:bidi="fr_FR"/>
         </w:rPr>
         <w:t>), Artaxerxès a autorisé les Juifs de Babylone à acheminer des offrandes volontaires à Jérusalem. Le roi, son conseil et les dons des Juifs ont permis de réunir une somme importante (</w:t>
       </w:r>
-      <w:hyperlink r:id="rId162">
-        <w:r>
-          <w:rPr>
-            <w:lang w:val="fr_FR" w:bidi="fr_FR"/>
-          </w:rPr>
-          <w:rPr>
-            <w:color w:val="0000EE"/>
-            <w:u w:val="single"/>
-          </w:rPr>
-          <w:t>8.25–27</w:t>
-        </w:r>
-      </w:hyperlink>
+      <w:r>
+        <w:rPr>
+          <w:lang w:val="fr_FR" w:bidi="fr_FR"/>
+        </w:rPr>
+        <w:t>8.25–27</w:t>
+      </w:r>
       <w:r>
         <w:rPr>
           <w:lang w:val="fr_FR" w:bidi="fr_FR"/>
@@ -8052,108 +7014,72 @@
         </w:rPr>
         <w:t xml:space="preserve">Les objets mentionnés étaient généralement offerts dans le cadre du culte (cf. </w:t>
       </w:r>
-      <w:hyperlink r:id="rId163">
-        <w:r>
-          <w:rPr>
-            <w:lang w:val="fr_FR" w:bidi="fr_FR"/>
-          </w:rPr>
-          <w:rPr>
-            <w:color w:val="0000EE"/>
-            <w:u w:val="single"/>
-          </w:rPr>
-          <w:t>Ex 27.20</w:t>
-        </w:r>
-      </w:hyperlink>
+      <w:r>
+        <w:rPr>
+          <w:lang w:val="fr_FR" w:bidi="fr_FR"/>
+        </w:rPr>
+        <w:t>Ex 27.20</w:t>
+      </w:r>
       <w:r>
         <w:rPr>
           <w:lang w:val="fr_FR" w:bidi="fr_FR"/>
         </w:rPr>
         <w:t xml:space="preserve"> ; </w:t>
       </w:r>
-      <w:hyperlink r:id="rId164">
-        <w:r>
-          <w:rPr>
-            <w:lang w:val="fr_FR" w:bidi="fr_FR"/>
-          </w:rPr>
-          <w:rPr>
-            <w:color w:val="0000EE"/>
-            <w:u w:val="single"/>
-          </w:rPr>
-          <w:t>29.2</w:t>
-        </w:r>
-      </w:hyperlink>
+      <w:r>
+        <w:rPr>
+          <w:lang w:val="fr_FR" w:bidi="fr_FR"/>
+        </w:rPr>
+        <w:t>29.2</w:t>
+      </w:r>
       <w:r>
         <w:rPr>
           <w:lang w:val="fr_FR" w:bidi="fr_FR"/>
         </w:rPr>
         <w:t xml:space="preserve"> ; </w:t>
       </w:r>
-      <w:hyperlink r:id="rId165">
-        <w:r>
-          <w:rPr>
-            <w:lang w:val="fr_FR" w:bidi="fr_FR"/>
-          </w:rPr>
-          <w:rPr>
-            <w:color w:val="0000EE"/>
-            <w:u w:val="single"/>
-          </w:rPr>
-          <w:t>Lv 2.4</w:t>
-        </w:r>
-      </w:hyperlink>
+      <w:r>
+        <w:rPr>
+          <w:lang w:val="fr_FR" w:bidi="fr_FR"/>
+        </w:rPr>
+        <w:t>Lv 2.4</w:t>
+      </w:r>
       <w:r>
         <w:rPr>
           <w:lang w:val="fr_FR" w:bidi="fr_FR"/>
         </w:rPr>
         <w:t xml:space="preserve">, </w:t>
       </w:r>
-      <w:hyperlink r:id="rId166">
-        <w:r>
-          <w:rPr>
-            <w:lang w:val="fr_FR" w:bidi="fr_FR"/>
-          </w:rPr>
-          <w:rPr>
-            <w:color w:val="0000EE"/>
-            <w:u w:val="single"/>
-          </w:rPr>
-          <w:t>13</w:t>
-        </w:r>
-      </w:hyperlink>
+      <w:r>
+        <w:rPr>
+          <w:lang w:val="fr_FR" w:bidi="fr_FR"/>
+        </w:rPr>
+        <w:t>13</w:t>
+      </w:r>
       <w:r>
         <w:rPr>
           <w:lang w:val="fr_FR" w:bidi="fr_FR"/>
         </w:rPr>
         <w:t xml:space="preserve"> ; </w:t>
       </w:r>
-      <w:hyperlink r:id="rId167">
-        <w:r>
-          <w:rPr>
-            <w:lang w:val="fr_FR" w:bidi="fr_FR"/>
-          </w:rPr>
-          <w:rPr>
-            <w:color w:val="0000EE"/>
-            <w:u w:val="single"/>
-          </w:rPr>
-          <w:t>14.10</w:t>
-        </w:r>
-      </w:hyperlink>
+      <w:r>
+        <w:rPr>
+          <w:lang w:val="fr_FR" w:bidi="fr_FR"/>
+        </w:rPr>
+        <w:t>14.10</w:t>
+      </w:r>
       <w:r>
         <w:rPr>
           <w:lang w:val="fr_FR" w:bidi="fr_FR"/>
         </w:rPr>
         <w:t xml:space="preserve"> ; </w:t>
       </w:r>
-      <w:hyperlink r:id="rId168">
-        <w:r>
-          <w:rPr>
-            <w:lang w:val="fr_FR" w:bidi="fr_FR"/>
-          </w:rPr>
-          <w:rPr>
-            <w:color w:val="0000EE"/>
-            <w:u w:val="single"/>
-          </w:rPr>
-          <w:t>Nb 28.7</w:t>
-        </w:r>
-      </w:hyperlink>
+      <w:r>
+        <w:rPr>
+          <w:lang w:val="fr_FR" w:bidi="fr_FR"/>
+        </w:rPr>
+        <w:t>Nb 28.7</w:t>
+      </w:r>
       <w:r>
         <w:rPr>
           <w:lang w:val="fr_FR" w:bidi="fr_FR"/>
@@ -8214,54 +7140,36 @@
         </w:rPr>
         <w:t xml:space="preserve"> : Ce titre, que les Juifs employaient pour désigner l’Éternel (</w:t>
       </w:r>
-      <w:hyperlink r:id="rId169">
-        <w:r>
-          <w:rPr>
-            <w:lang w:val="fr_FR" w:bidi="fr_FR"/>
-          </w:rPr>
-          <w:rPr>
-            <w:color w:val="0000EE"/>
-            <w:u w:val="single"/>
-          </w:rPr>
-          <w:t>5.11–12</w:t>
-        </w:r>
-      </w:hyperlink>
+      <w:r>
+        <w:rPr>
+          <w:lang w:val="fr_FR" w:bidi="fr_FR"/>
+        </w:rPr>
+        <w:t>5.11–12</w:t>
+      </w:r>
       <w:r>
         <w:rPr>
           <w:lang w:val="fr_FR" w:bidi="fr_FR"/>
         </w:rPr>
         <w:t>) avait aussi été repris par Cyrus (</w:t>
       </w:r>
-      <w:hyperlink r:id="rId170">
-        <w:r>
-          <w:rPr>
-            <w:lang w:val="fr_FR" w:bidi="fr_FR"/>
-          </w:rPr>
-          <w:rPr>
-            <w:color w:val="0000EE"/>
-            <w:u w:val="single"/>
-          </w:rPr>
-          <w:t>1.2</w:t>
-        </w:r>
-      </w:hyperlink>
+      <w:r>
+        <w:rPr>
+          <w:lang w:val="fr_FR" w:bidi="fr_FR"/>
+        </w:rPr>
+        <w:t>1.2</w:t>
+      </w:r>
       <w:r>
         <w:rPr>
           <w:lang w:val="fr_FR" w:bidi="fr_FR"/>
         </w:rPr>
         <w:t>). Le roi perse considérait sans doute, comme bien d’autres dans le Proche-Orient ancien, que chaque pays était placé sous l’autorité de son dieu ou de ses dieux. Artaxerxès ne voulait pas s’attirer la colère de l’Éternel, le Dieu d'Israël (</w:t>
       </w:r>
-      <w:hyperlink r:id="rId171">
-        <w:r>
-          <w:rPr>
-            <w:lang w:val="fr_FR" w:bidi="fr_FR"/>
-          </w:rPr>
-          <w:rPr>
-            <w:color w:val="0000EE"/>
-            <w:u w:val="single"/>
-          </w:rPr>
-          <w:t>7.19</w:t>
-        </w:r>
-      </w:hyperlink>
+      <w:r>
+        <w:rPr>
+          <w:lang w:val="fr_FR" w:bidi="fr_FR"/>
+        </w:rPr>
+        <w:t>7.19</w:t>
+      </w:r>
       <w:r>
         <w:rPr>
           <w:lang w:val="fr_FR" w:bidi="fr_FR"/>
@@ -8472,18 +7380,12 @@
         </w:rPr>
         <w:t xml:space="preserve"> : Seuls quelques Lévites étaient déjà revenus plus tôt avec Scheschbatsar (</w:t>
       </w:r>
-      <w:hyperlink r:id="rId130">
-        <w:r>
-          <w:rPr>
-            <w:lang w:val="fr_FR" w:bidi="fr_FR"/>
-          </w:rPr>
-          <w:rPr>
-            <w:color w:val="0000EE"/>
-            <w:u w:val="single"/>
-          </w:rPr>
-          <w:t>2.40</w:t>
-        </w:r>
-      </w:hyperlink>
+      <w:r>
+        <w:rPr>
+          <w:lang w:val="fr_FR" w:bidi="fr_FR"/>
+        </w:rPr>
+        <w:t>2.40</w:t>
+      </w:r>
       <w:r>
         <w:rPr>
           <w:lang w:val="fr_FR" w:bidi="fr_FR"/>
@@ -8550,18 +7452,12 @@
         </w:rPr>
         <w:t xml:space="preserve"> » désigne ceux qui savent interpréter et commenter la Torah. Ils jouissaient probablement d’une haute réputation en raison de leur maîtrise des Écritures (cf. </w:t>
       </w:r>
-      <w:hyperlink r:id="rId172">
-        <w:r>
-          <w:rPr>
-            <w:lang w:val="fr_FR" w:bidi="fr_FR"/>
-          </w:rPr>
-          <w:rPr>
-            <w:color w:val="0000EE"/>
-            <w:u w:val="single"/>
-          </w:rPr>
-          <w:t>Né 8.8–9</w:t>
-        </w:r>
-      </w:hyperlink>
+      <w:r>
+        <w:rPr>
+          <w:lang w:val="fr_FR" w:bidi="fr_FR"/>
+        </w:rPr>
+        <w:t>Né 8.8–9</w:t>
+      </w:r>
       <w:r>
         <w:rPr>
           <w:lang w:val="fr_FR" w:bidi="fr_FR"/>
@@ -8676,18 +7572,12 @@
         </w:rPr>
         <w:t xml:space="preserve"> : voir </w:t>
       </w:r>
-      <w:hyperlink r:id="rId173">
-        <w:r>
-          <w:rPr>
-            <w:lang w:val="fr_FR" w:bidi="fr_FR"/>
-          </w:rPr>
-          <w:rPr>
-            <w:color w:val="0000EE"/>
-            <w:u w:val="single"/>
-          </w:rPr>
-          <w:t>1Ch 24–26</w:t>
-        </w:r>
-      </w:hyperlink>
+      <w:r>
+        <w:rPr>
+          <w:lang w:val="fr_FR" w:bidi="fr_FR"/>
+        </w:rPr>
+        <w:t>1Ch 24–26</w:t>
+      </w:r>
       <w:r>
         <w:rPr>
           <w:lang w:val="fr_FR" w:bidi="fr_FR"/>
@@ -8862,72 +7752,48 @@
         </w:rPr>
         <w:t xml:space="preserve"> : Dans l’Ancien Testament, le jeûne accompagnait fréquemment la prière, témoignant de la profonde dépendance de Dieu (</w:t>
       </w:r>
-      <w:hyperlink r:id="rId174">
-        <w:r>
-          <w:rPr>
-            <w:lang w:val="fr_FR" w:bidi="fr_FR"/>
-          </w:rPr>
-          <w:rPr>
-            <w:color w:val="0000EE"/>
-            <w:u w:val="single"/>
-          </w:rPr>
-          <w:t>1R 21.9</w:t>
-        </w:r>
-      </w:hyperlink>
+      <w:r>
+        <w:rPr>
+          <w:lang w:val="fr_FR" w:bidi="fr_FR"/>
+        </w:rPr>
+        <w:t>1R 21.9</w:t>
+      </w:r>
       <w:r>
         <w:rPr>
           <w:lang w:val="fr_FR" w:bidi="fr_FR"/>
         </w:rPr>
         <w:t xml:space="preserve"> ; </w:t>
       </w:r>
-      <w:hyperlink r:id="rId175">
-        <w:r>
-          <w:rPr>
-            <w:lang w:val="fr_FR" w:bidi="fr_FR"/>
-          </w:rPr>
-          <w:rPr>
-            <w:color w:val="0000EE"/>
-            <w:u w:val="single"/>
-          </w:rPr>
-          <w:t>2Ch 20.3</w:t>
-        </w:r>
-      </w:hyperlink>
+      <w:r>
+        <w:rPr>
+          <w:lang w:val="fr_FR" w:bidi="fr_FR"/>
+        </w:rPr>
+        <w:t>2Ch 20.3</w:t>
+      </w:r>
       <w:r>
         <w:rPr>
           <w:lang w:val="fr_FR" w:bidi="fr_FR"/>
         </w:rPr>
         <w:t xml:space="preserve"> ; </w:t>
       </w:r>
-      <w:hyperlink r:id="rId176">
-        <w:r>
-          <w:rPr>
-            <w:lang w:val="fr_FR" w:bidi="fr_FR"/>
-          </w:rPr>
-          <w:rPr>
-            <w:color w:val="0000EE"/>
-            <w:u w:val="single"/>
-          </w:rPr>
-          <w:t>Né 1.4</w:t>
-        </w:r>
-      </w:hyperlink>
+      <w:r>
+        <w:rPr>
+          <w:lang w:val="fr_FR" w:bidi="fr_FR"/>
+        </w:rPr>
+        <w:t>Né 1.4</w:t>
+      </w:r>
       <w:r>
         <w:rPr>
           <w:lang w:val="fr_FR" w:bidi="fr_FR"/>
         </w:rPr>
         <w:t xml:space="preserve"> ; </w:t>
       </w:r>
-      <w:hyperlink r:id="rId177">
-        <w:r>
-          <w:rPr>
-            <w:lang w:val="fr_FR" w:bidi="fr_FR"/>
-          </w:rPr>
-          <w:rPr>
-            <w:color w:val="0000EE"/>
-            <w:u w:val="single"/>
-          </w:rPr>
-          <w:t>Dn 9.3</w:t>
-        </w:r>
-      </w:hyperlink>
+      <w:r>
+        <w:rPr>
+          <w:lang w:val="fr_FR" w:bidi="fr_FR"/>
+        </w:rPr>
+        <w:t>Dn 9.3</w:t>
+      </w:r>
       <w:r>
         <w:rPr>
           <w:lang w:val="fr_FR" w:bidi="fr_FR"/>
@@ -8982,18 +7848,12 @@
         </w:rPr>
         <w:t>Les responsables étaient chargés de transporter les offrandes et les sacrifices destinés au temple. Puisque ces offrandes appartenaient à Dieu et étaient sacrés (</w:t>
       </w:r>
-      <w:hyperlink r:id="rId178">
-        <w:r>
-          <w:rPr>
-            <w:lang w:val="fr_FR" w:bidi="fr_FR"/>
-          </w:rPr>
-          <w:rPr>
-            <w:color w:val="0000EE"/>
-            <w:u w:val="single"/>
-          </w:rPr>
-          <w:t>8.28</w:t>
-        </w:r>
-      </w:hyperlink>
+      <w:r>
+        <w:rPr>
+          <w:lang w:val="fr_FR" w:bidi="fr_FR"/>
+        </w:rPr>
+        <w:t>8.28</w:t>
+      </w:r>
       <w:r>
         <w:rPr>
           <w:lang w:val="fr_FR" w:bidi="fr_FR"/>
@@ -9114,18 +7974,12 @@
         </w:rPr>
         <w:t xml:space="preserve"> : Ils ont pris douze jours pour s'organiser, encourager certains Lévites à se joindre à eux et prier pour la protection de Dieu. Après cela, Esdras a enfin pu conduire le peuple vers Jérusalem (voir </w:t>
       </w:r>
-      <w:hyperlink r:id="rId179">
-        <w:r>
-          <w:rPr>
-            <w:lang w:val="fr_FR" w:bidi="fr_FR"/>
-          </w:rPr>
-          <w:rPr>
-            <w:color w:val="0000EE"/>
-            <w:u w:val="single"/>
-          </w:rPr>
-          <w:t>7.9</w:t>
-        </w:r>
-      </w:hyperlink>
+      <w:r>
+        <w:rPr>
+          <w:lang w:val="fr_FR" w:bidi="fr_FR"/>
+        </w:rPr>
+        <w:t>7.9</w:t>
+      </w:r>
       <w:r>
         <w:rPr>
           <w:lang w:val="fr_FR" w:bidi="fr_FR"/>
@@ -9198,18 +8052,12 @@
         </w:rPr>
         <w:t xml:space="preserve">, voir </w:t>
       </w:r>
-      <w:hyperlink r:id="rId180">
-        <w:r>
-          <w:rPr>
-            <w:lang w:val="fr_FR" w:bidi="fr_FR"/>
-          </w:rPr>
-          <w:rPr>
-            <w:color w:val="0000EE"/>
-            <w:u w:val="single"/>
-          </w:rPr>
-          <w:t>Lv 1</w:t>
-        </w:r>
-      </w:hyperlink>
+      <w:r>
+        <w:rPr>
+          <w:lang w:val="fr_FR" w:bidi="fr_FR"/>
+        </w:rPr>
+        <w:t>Lv 1</w:t>
+      </w:r>
       <w:r>
         <w:rPr>
           <w:lang w:val="fr_FR" w:bidi="fr_FR"/>
@@ -9264,72 +8112,48 @@
         </w:rPr>
         <w:t xml:space="preserve">Ces événements se sont déroulés environ quatre mois après l’arrivée d’Esdras (cf. </w:t>
       </w:r>
-      <w:hyperlink r:id="rId179">
-        <w:r>
-          <w:rPr>
-            <w:lang w:val="fr_FR" w:bidi="fr_FR"/>
-          </w:rPr>
-          <w:rPr>
-            <w:color w:val="0000EE"/>
-            <w:u w:val="single"/>
-          </w:rPr>
-          <w:t xml:space="preserve">7.9 </w:t>
-        </w:r>
-      </w:hyperlink>
+      <w:r>
+        <w:rPr>
+          <w:lang w:val="fr_FR" w:bidi="fr_FR"/>
+        </w:rPr>
+        <w:t xml:space="preserve">7.9 </w:t>
+      </w:r>
       <w:r>
         <w:rPr>
           <w:lang w:val="fr_FR" w:bidi="fr_FR"/>
         </w:rPr>
         <w:t xml:space="preserve">; </w:t>
       </w:r>
-      <w:hyperlink r:id="rId181">
-        <w:r>
-          <w:rPr>
-            <w:lang w:val="fr_FR" w:bidi="fr_FR"/>
-          </w:rPr>
-          <w:rPr>
-            <w:color w:val="0000EE"/>
-            <w:u w:val="single"/>
-          </w:rPr>
-          <w:t>10.9</w:t>
-        </w:r>
-      </w:hyperlink>
+      <w:r>
+        <w:rPr>
+          <w:lang w:val="fr_FR" w:bidi="fr_FR"/>
+        </w:rPr>
+        <w:t>10.9</w:t>
+      </w:r>
       <w:r>
         <w:rPr>
           <w:lang w:val="fr_FR" w:bidi="fr_FR"/>
         </w:rPr>
         <w:t xml:space="preserve">). • Se marier avec des païens exposait les Israélites au risque d’adorer d’autres divinités et d’adopter des pratiques réprouvées par la loi de Dieu (cf. </w:t>
       </w:r>
-      <w:hyperlink r:id="rId66">
-        <w:r>
-          <w:rPr>
-            <w:lang w:val="fr_FR" w:bidi="fr_FR"/>
-          </w:rPr>
-          <w:rPr>
-            <w:color w:val="0000EE"/>
-            <w:u w:val="single"/>
-          </w:rPr>
-          <w:t xml:space="preserve">Esd 4.1–5 </w:t>
-        </w:r>
-      </w:hyperlink>
+      <w:r>
+        <w:rPr>
+          <w:lang w:val="fr_FR" w:bidi="fr_FR"/>
+        </w:rPr>
+        <w:t xml:space="preserve">Esd 4.1–5 </w:t>
+      </w:r>
       <w:r>
         <w:rPr>
           <w:lang w:val="fr_FR" w:bidi="fr_FR"/>
         </w:rPr>
         <w:t xml:space="preserve">; </w:t>
       </w:r>
-      <w:hyperlink r:id="rId182">
-        <w:r>
-          <w:rPr>
-            <w:lang w:val="fr_FR" w:bidi="fr_FR"/>
-          </w:rPr>
-          <w:rPr>
-            <w:color w:val="0000EE"/>
-            <w:u w:val="single"/>
-          </w:rPr>
-          <w:t>Dt 7.1–4</w:t>
-        </w:r>
-      </w:hyperlink>
+      <w:r>
+        <w:rPr>
+          <w:lang w:val="fr_FR" w:bidi="fr_FR"/>
+        </w:rPr>
+        <w:t>Dt 7.1–4</w:t>
+      </w:r>
       <w:r>
         <w:rPr>
           <w:lang w:val="fr_FR" w:bidi="fr_FR"/>
@@ -9348,72 +8172,48 @@
         </w:rPr>
         <w:t>Israël était une nation sainte, en alliance avec Dieu (</w:t>
       </w:r>
-      <w:hyperlink r:id="rId183">
-        <w:r>
-          <w:rPr>
-            <w:lang w:val="fr_FR" w:bidi="fr_FR"/>
-          </w:rPr>
-          <w:rPr>
-            <w:color w:val="0000EE"/>
-            <w:u w:val="single"/>
-          </w:rPr>
-          <w:t>Ex 19.6</w:t>
-        </w:r>
-      </w:hyperlink>
+      <w:r>
+        <w:rPr>
+          <w:lang w:val="fr_FR" w:bidi="fr_FR"/>
+        </w:rPr>
+        <w:t>Ex 19.6</w:t>
+      </w:r>
       <w:r>
         <w:rPr>
           <w:lang w:val="fr_FR" w:bidi="fr_FR"/>
         </w:rPr>
         <w:t>), le peuple ne devait pas se corrompre dans des pratiques païennes (</w:t>
       </w:r>
-      <w:hyperlink r:id="rId184">
-        <w:r>
-          <w:rPr>
-            <w:lang w:val="fr_FR" w:bidi="fr_FR"/>
-          </w:rPr>
-          <w:rPr>
-            <w:color w:val="0000EE"/>
-            <w:u w:val="single"/>
-          </w:rPr>
-          <w:t xml:space="preserve">Lv 19.2–4 </w:t>
-        </w:r>
-      </w:hyperlink>
+      <w:r>
+        <w:rPr>
+          <w:lang w:val="fr_FR" w:bidi="fr_FR"/>
+        </w:rPr>
+        <w:t xml:space="preserve">Lv 19.2–4 </w:t>
+      </w:r>
       <w:r>
         <w:rPr>
           <w:lang w:val="fr_FR" w:bidi="fr_FR"/>
         </w:rPr>
         <w:t xml:space="preserve">; </w:t>
       </w:r>
-      <w:hyperlink r:id="rId185">
-        <w:r>
-          <w:rPr>
-            <w:lang w:val="fr_FR" w:bidi="fr_FR"/>
-          </w:rPr>
-          <w:rPr>
-            <w:color w:val="0000EE"/>
-            <w:u w:val="single"/>
-          </w:rPr>
-          <w:t>20.6–8</w:t>
-        </w:r>
-      </w:hyperlink>
+      <w:r>
+        <w:rPr>
+          <w:lang w:val="fr_FR" w:bidi="fr_FR"/>
+        </w:rPr>
+        <w:t>20.6–8</w:t>
+      </w:r>
       <w:r>
         <w:rPr>
           <w:lang w:val="fr_FR" w:bidi="fr_FR"/>
         </w:rPr>
         <w:t xml:space="preserve">, </w:t>
       </w:r>
-      <w:hyperlink r:id="rId186">
-        <w:r>
-          <w:rPr>
-            <w:lang w:val="fr_FR" w:bidi="fr_FR"/>
-          </w:rPr>
-          <w:rPr>
-            <w:color w:val="0000EE"/>
-            <w:u w:val="single"/>
-          </w:rPr>
-          <w:t>22–26</w:t>
-        </w:r>
-      </w:hyperlink>
+      <w:r>
+        <w:rPr>
+          <w:lang w:val="fr_FR" w:bidi="fr_FR"/>
+        </w:rPr>
+        <w:t>22–26</w:t>
+      </w:r>
       <w:r>
         <w:rPr>
           <w:lang w:val="fr_FR" w:bidi="fr_FR"/>
@@ -9468,18 +8268,12 @@
         </w:rPr>
         <w:t>Esdras s'est confronté à la question des mariages mixtes avec des païens idolâtres. Les dirigeants juifs avaient pourtant laissé se développer cette pratique, alors même que les premiers colons s’étaient engagés à rester séparés des influences païennes (</w:t>
       </w:r>
-      <w:hyperlink r:id="rId66">
-        <w:r>
-          <w:rPr>
-            <w:lang w:val="fr_FR" w:bidi="fr_FR"/>
-          </w:rPr>
-          <w:rPr>
-            <w:color w:val="0000EE"/>
-            <w:u w:val="single"/>
-          </w:rPr>
-          <w:t>4.1–5</w:t>
-        </w:r>
-      </w:hyperlink>
+      <w:r>
+        <w:rPr>
+          <w:lang w:val="fr_FR" w:bidi="fr_FR"/>
+        </w:rPr>
+        <w:t>4.1–5</w:t>
+      </w:r>
       <w:r>
         <w:rPr>
           <w:lang w:val="fr_FR" w:bidi="fr_FR"/>
@@ -9540,54 +8334,36 @@
         </w:rPr>
         <w:t xml:space="preserve"> : Cf. </w:t>
       </w:r>
-      <w:hyperlink r:id="rId187">
-        <w:r>
-          <w:rPr>
-            <w:lang w:val="fr_FR" w:bidi="fr_FR"/>
-          </w:rPr>
-          <w:rPr>
-            <w:color w:val="0000EE"/>
-            <w:u w:val="single"/>
-          </w:rPr>
-          <w:t>Gn 37.34</w:t>
-        </w:r>
-      </w:hyperlink>
+      <w:r>
+        <w:rPr>
+          <w:lang w:val="fr_FR" w:bidi="fr_FR"/>
+        </w:rPr>
+        <w:t>Gn 37.34</w:t>
+      </w:r>
       <w:r>
         <w:rPr>
           <w:lang w:val="fr_FR" w:bidi="fr_FR"/>
         </w:rPr>
         <w:t xml:space="preserve"> ; </w:t>
       </w:r>
-      <w:hyperlink r:id="rId188">
-        <w:r>
-          <w:rPr>
-            <w:lang w:val="fr_FR" w:bidi="fr_FR"/>
-          </w:rPr>
-          <w:rPr>
-            <w:color w:val="0000EE"/>
-            <w:u w:val="single"/>
-          </w:rPr>
-          <w:t>2R 22.11</w:t>
-        </w:r>
-      </w:hyperlink>
+      <w:r>
+        <w:rPr>
+          <w:lang w:val="fr_FR" w:bidi="fr_FR"/>
+        </w:rPr>
+        <w:t>2R 22.11</w:t>
+      </w:r>
       <w:r>
         <w:rPr>
           <w:lang w:val="fr_FR" w:bidi="fr_FR"/>
         </w:rPr>
         <w:t xml:space="preserve"> ; </w:t>
       </w:r>
-      <w:hyperlink r:id="rId189">
-        <w:r>
-          <w:rPr>
-            <w:lang w:val="fr_FR" w:bidi="fr_FR"/>
-          </w:rPr>
-          <w:rPr>
-            <w:color w:val="0000EE"/>
-            <w:u w:val="single"/>
-          </w:rPr>
-          <w:t>Jb 1.20</w:t>
-        </w:r>
-      </w:hyperlink>
+      <w:r>
+        <w:rPr>
+          <w:lang w:val="fr_FR" w:bidi="fr_FR"/>
+        </w:rPr>
+        <w:t>Jb 1.20</w:t>
+      </w:r>
       <w:r>
         <w:rPr>
           <w:lang w:val="fr_FR" w:bidi="fr_FR"/>
@@ -9828,36 +8604,24 @@
         </w:rPr>
         <w:t xml:space="preserve">La prière d’Esdras se présente comme un véritable modèle d’intercession (cf. </w:t>
       </w:r>
-      <w:hyperlink r:id="rId190">
-        <w:r>
-          <w:rPr>
-            <w:lang w:val="fr_FR" w:bidi="fr_FR"/>
-          </w:rPr>
-          <w:rPr>
-            <w:color w:val="0000EE"/>
-            <w:u w:val="single"/>
-          </w:rPr>
-          <w:t>Né 1.5–11</w:t>
-        </w:r>
-      </w:hyperlink>
+      <w:r>
+        <w:rPr>
+          <w:lang w:val="fr_FR" w:bidi="fr_FR"/>
+        </w:rPr>
+        <w:t>Né 1.5–11</w:t>
+      </w:r>
       <w:r>
         <w:rPr>
           <w:lang w:val="fr_FR" w:bidi="fr_FR"/>
         </w:rPr>
         <w:t xml:space="preserve"> ; </w:t>
       </w:r>
-      <w:hyperlink r:id="rId191">
-        <w:r>
-          <w:rPr>
-            <w:lang w:val="fr_FR" w:bidi="fr_FR"/>
-          </w:rPr>
-          <w:rPr>
-            <w:color w:val="0000EE"/>
-            <w:u w:val="single"/>
-          </w:rPr>
-          <w:t>Dn 9.4–19</w:t>
-        </w:r>
-      </w:hyperlink>
+      <w:r>
+        <w:rPr>
+          <w:lang w:val="fr_FR" w:bidi="fr_FR"/>
+        </w:rPr>
+        <w:t>Dn 9.4–19</w:t>
+      </w:r>
       <w:r>
         <w:rPr>
           <w:lang w:val="fr_FR" w:bidi="fr_FR"/>
@@ -9882,18 +8646,12 @@
         </w:rPr>
         <w:t>la confession sincère du péché (</w:t>
       </w:r>
-      <w:hyperlink r:id="rId192">
-        <w:r>
-          <w:rPr>
-            <w:lang w:val="fr_FR" w:bidi="fr_FR"/>
-          </w:rPr>
-          <w:rPr>
-            <w:color w:val="0000EE"/>
-            <w:u w:val="single"/>
-          </w:rPr>
-          <w:t>Esd 9.6–7</w:t>
-        </w:r>
-      </w:hyperlink>
+      <w:r>
+        <w:rPr>
+          <w:lang w:val="fr_FR" w:bidi="fr_FR"/>
+        </w:rPr>
+        <w:t>Esd 9.6–7</w:t>
+      </w:r>
       <w:r>
         <w:rPr>
           <w:lang w:val="fr_FR" w:bidi="fr_FR"/>
@@ -9918,18 +8676,12 @@
         </w:rPr>
         <w:t>le rappel de la grâce que Dieu leur a témoignée par le passé (</w:t>
       </w:r>
-      <w:hyperlink r:id="rId193">
-        <w:r>
-          <w:rPr>
-            <w:lang w:val="fr_FR" w:bidi="fr_FR"/>
-          </w:rPr>
-          <w:rPr>
-            <w:color w:val="0000EE"/>
-            <w:u w:val="single"/>
-          </w:rPr>
-          <w:t>9.8–9</w:t>
-        </w:r>
-      </w:hyperlink>
+      <w:r>
+        <w:rPr>
+          <w:lang w:val="fr_FR" w:bidi="fr_FR"/>
+        </w:rPr>
+        <w:t>9.8–9</w:t>
+      </w:r>
       <w:r>
         <w:rPr>
           <w:lang w:val="fr_FR" w:bidi="fr_FR"/>
@@ -9954,18 +8706,12 @@
         </w:rPr>
         <w:t>la reconnaissance de leur obstination et de l’oubli de Dieu (</w:t>
       </w:r>
-      <w:hyperlink r:id="rId194">
-        <w:r>
-          <w:rPr>
-            <w:lang w:val="fr_FR" w:bidi="fr_FR"/>
-          </w:rPr>
-          <w:rPr>
-            <w:color w:val="0000EE"/>
-            <w:u w:val="single"/>
-          </w:rPr>
-          <w:t>9.10–12</w:t>
-        </w:r>
-      </w:hyperlink>
+      <w:r>
+        <w:rPr>
+          <w:lang w:val="fr_FR" w:bidi="fr_FR"/>
+        </w:rPr>
+        <w:t>9.10–12</w:t>
+      </w:r>
       <w:r>
         <w:rPr>
           <w:lang w:val="fr_FR" w:bidi="fr_FR"/>
@@ -9990,18 +8736,12 @@
         </w:rPr>
         <w:t>la reconnaissance de leur indignité (</w:t>
       </w:r>
-      <w:hyperlink r:id="rId195">
-        <w:r>
-          <w:rPr>
-            <w:lang w:val="fr_FR" w:bidi="fr_FR"/>
-          </w:rPr>
-          <w:rPr>
-            <w:color w:val="0000EE"/>
-            <w:u w:val="single"/>
-          </w:rPr>
-          <w:t>9.13–15</w:t>
-        </w:r>
-      </w:hyperlink>
+      <w:r>
+        <w:rPr>
+          <w:lang w:val="fr_FR" w:bidi="fr_FR"/>
+        </w:rPr>
+        <w:t>9.13–15</w:t>
+      </w:r>
       <w:r>
         <w:rPr>
           <w:lang w:val="fr_FR" w:bidi="fr_FR"/>
@@ -10116,72 +8856,48 @@
         </w:rPr>
         <w:t xml:space="preserve">La grâce abondante de Dieu et son amour infaillible devraient influencer la manière dont les gens lui répondent (cf. </w:t>
       </w:r>
-      <w:hyperlink r:id="rId196">
-        <w:r>
-          <w:rPr>
-            <w:lang w:val="fr_FR" w:bidi="fr_FR"/>
-          </w:rPr>
-          <w:rPr>
-            <w:color w:val="0000EE"/>
-            <w:u w:val="single"/>
-          </w:rPr>
-          <w:t>Dt 30.1–5</w:t>
-        </w:r>
-      </w:hyperlink>
+      <w:r>
+        <w:rPr>
+          <w:lang w:val="fr_FR" w:bidi="fr_FR"/>
+        </w:rPr>
+        <w:t>Dt 30.1–5</w:t>
+      </w:r>
       <w:r>
         <w:rPr>
           <w:lang w:val="fr_FR" w:bidi="fr_FR"/>
         </w:rPr>
         <w:t>). Après tout ce que Dieu avait fait pour le reste, il était honteux qu'ils soient si prêts à le trahir. • les rois de Perse nous ont traités favorablement : Babylone et Assyrie avaient torturé et exilé leurs ennemis (</w:t>
       </w:r>
-      <w:hyperlink r:id="rId197">
-        <w:r>
-          <w:rPr>
-            <w:lang w:val="fr_FR" w:bidi="fr_FR"/>
-          </w:rPr>
-          <w:rPr>
-            <w:color w:val="0000EE"/>
-            <w:u w:val="single"/>
-          </w:rPr>
-          <w:t>2R 17</w:t>
-        </w:r>
-      </w:hyperlink>
+      <w:r>
+        <w:rPr>
+          <w:lang w:val="fr_FR" w:bidi="fr_FR"/>
+        </w:rPr>
+        <w:t>2R 17</w:t>
+      </w:r>
       <w:r>
         <w:rPr>
           <w:lang w:val="fr_FR" w:bidi="fr_FR"/>
         </w:rPr>
         <w:t xml:space="preserve">; </w:t>
       </w:r>
-      <w:hyperlink r:id="rId198">
-        <w:r>
-          <w:rPr>
-            <w:lang w:val="fr_FR" w:bidi="fr_FR"/>
-          </w:rPr>
-          <w:rPr>
-            <w:color w:val="0000EE"/>
-            <w:u w:val="single"/>
-          </w:rPr>
-          <w:t>25</w:t>
-        </w:r>
-      </w:hyperlink>
+      <w:r>
+        <w:rPr>
+          <w:lang w:val="fr_FR" w:bidi="fr_FR"/>
+        </w:rPr>
+        <w:t>25</w:t>
+      </w:r>
       <w:r>
         <w:rPr>
           <w:lang w:val="fr_FR" w:bidi="fr_FR"/>
         </w:rPr>
         <w:t xml:space="preserve">), mais la Perse traitait les exilés avec bonté et les renvoyait dans leurs patries (voir </w:t>
       </w:r>
-      <w:hyperlink r:id="rId199">
-        <w:r>
-          <w:rPr>
-            <w:lang w:val="fr_FR" w:bidi="fr_FR"/>
-          </w:rPr>
-          <w:rPr>
-            <w:color w:val="0000EE"/>
-            <w:u w:val="single"/>
-          </w:rPr>
-          <w:t>Esd 1.1–3</w:t>
-        </w:r>
-      </w:hyperlink>
+      <w:r>
+        <w:rPr>
+          <w:lang w:val="fr_FR" w:bidi="fr_FR"/>
+        </w:rPr>
+        <w:t>Esd 1.1–3</w:t>
+      </w:r>
       <w:r>
         <w:rPr>
           <w:lang w:val="fr_FR" w:bidi="fr_FR"/>
@@ -10242,126 +8958,84 @@
         </w:rPr>
         <w:t xml:space="preserve"> : Dieu avait clairement fait connaître ses exigences envers son peuple (voir </w:t>
       </w:r>
-      <w:hyperlink r:id="rId200">
-        <w:r>
-          <w:rPr>
-            <w:lang w:val="fr_FR" w:bidi="fr_FR"/>
-          </w:rPr>
-          <w:rPr>
-            <w:color w:val="0000EE"/>
-            <w:u w:val="single"/>
-          </w:rPr>
-          <w:t>Dt 7.3–4</w:t>
-        </w:r>
-      </w:hyperlink>
+      <w:r>
+        <w:rPr>
+          <w:lang w:val="fr_FR" w:bidi="fr_FR"/>
+        </w:rPr>
+        <w:t>Dt 7.3–4</w:t>
+      </w:r>
       <w:r>
         <w:rPr>
           <w:lang w:val="fr_FR" w:bidi="fr_FR"/>
         </w:rPr>
         <w:t xml:space="preserve"> ; </w:t>
       </w:r>
-      <w:hyperlink r:id="rId201">
-        <w:r>
-          <w:rPr>
-            <w:lang w:val="fr_FR" w:bidi="fr_FR"/>
-          </w:rPr>
-          <w:rPr>
-            <w:color w:val="0000EE"/>
-            <w:u w:val="single"/>
-          </w:rPr>
-          <w:t>Ml 2.10–12</w:t>
-        </w:r>
-      </w:hyperlink>
+      <w:r>
+        <w:rPr>
+          <w:lang w:val="fr_FR" w:bidi="fr_FR"/>
+        </w:rPr>
+        <w:t>Ml 2.10–12</w:t>
+      </w:r>
       <w:r>
         <w:rPr>
           <w:lang w:val="fr_FR" w:bidi="fr_FR"/>
         </w:rPr>
         <w:t xml:space="preserve">) et avait promis d’abondantes bénédictions à ceux qui respectaient les termes de son alliance (voir </w:t>
       </w:r>
-      <w:hyperlink r:id="rId202">
-        <w:r>
-          <w:rPr>
-            <w:lang w:val="fr_FR" w:bidi="fr_FR"/>
-          </w:rPr>
-          <w:rPr>
-            <w:color w:val="0000EE"/>
-            <w:u w:val="single"/>
-          </w:rPr>
-          <w:t>Lv 26.1–13</w:t>
-        </w:r>
-      </w:hyperlink>
+      <w:r>
+        <w:rPr>
+          <w:lang w:val="fr_FR" w:bidi="fr_FR"/>
+        </w:rPr>
+        <w:t>Lv 26.1–13</w:t>
+      </w:r>
       <w:r>
         <w:rPr>
           <w:lang w:val="fr_FR" w:bidi="fr_FR"/>
         </w:rPr>
         <w:t xml:space="preserve"> ; </w:t>
       </w:r>
-      <w:hyperlink r:id="rId203">
-        <w:r>
-          <w:rPr>
-            <w:lang w:val="fr_FR" w:bidi="fr_FR"/>
-          </w:rPr>
-          <w:rPr>
-            <w:color w:val="0000EE"/>
-            <w:u w:val="single"/>
-          </w:rPr>
-          <w:t>Dt 28.1–14</w:t>
-        </w:r>
-      </w:hyperlink>
+      <w:r>
+        <w:rPr>
+          <w:lang w:val="fr_FR" w:bidi="fr_FR"/>
+        </w:rPr>
+        <w:t>Dt 28.1–14</w:t>
+      </w:r>
       <w:r>
         <w:rPr>
           <w:lang w:val="fr_FR" w:bidi="fr_FR"/>
         </w:rPr>
         <w:t xml:space="preserve"> ; </w:t>
       </w:r>
-      <w:hyperlink r:id="rId204">
-        <w:r>
-          <w:rPr>
-            <w:lang w:val="fr_FR" w:bidi="fr_FR"/>
-          </w:rPr>
-          <w:rPr>
-            <w:color w:val="0000EE"/>
-            <w:u w:val="single"/>
-          </w:rPr>
-          <w:t>Jr 32.36–33.18</w:t>
-        </w:r>
-      </w:hyperlink>
+      <w:r>
+        <w:rPr>
+          <w:lang w:val="fr_FR" w:bidi="fr_FR"/>
+        </w:rPr>
+        <w:t>Jr 32.36–33.18</w:t>
+      </w:r>
       <w:r>
         <w:rPr>
           <w:lang w:val="fr_FR" w:bidi="fr_FR"/>
         </w:rPr>
         <w:t xml:space="preserve"> ; </w:t>
       </w:r>
-      <w:hyperlink r:id="rId205">
-        <w:r>
-          <w:rPr>
-            <w:lang w:val="fr_FR" w:bidi="fr_FR"/>
-          </w:rPr>
-          <w:rPr>
-            <w:color w:val="0000EE"/>
-            <w:u w:val="single"/>
-          </w:rPr>
-          <w:t>Ez 37.15–28</w:t>
-        </w:r>
-      </w:hyperlink>
+      <w:r>
+        <w:rPr>
+          <w:lang w:val="fr_FR" w:bidi="fr_FR"/>
+        </w:rPr>
+        <w:t>Ez 37.15–28</w:t>
+      </w:r>
       <w:r>
         <w:rPr>
           <w:lang w:val="fr_FR" w:bidi="fr_FR"/>
         </w:rPr>
         <w:t xml:space="preserve"> ; </w:t>
       </w:r>
-      <w:hyperlink r:id="rId206">
-        <w:r>
-          <w:rPr>
-            <w:lang w:val="fr_FR" w:bidi="fr_FR"/>
-          </w:rPr>
-          <w:rPr>
-            <w:color w:val="0000EE"/>
-            <w:u w:val="single"/>
-          </w:rPr>
-          <w:t>Os 14.1–8</w:t>
-        </w:r>
-      </w:hyperlink>
+      <w:r>
+        <w:rPr>
+          <w:lang w:val="fr_FR" w:bidi="fr_FR"/>
+        </w:rPr>
+        <w:t>Os 14.1–8</w:t>
+      </w:r>
       <w:r>
         <w:rPr>
           <w:lang w:val="fr_FR" w:bidi="fr_FR"/>
@@ -10620,18 +9294,12 @@
         </w:rPr>
         <w:t xml:space="preserve">Une alliance désigne un engagement formel et contraignant ; ici, il s’agit de mettre fin aux mariages que les Israélites avaient contractés de manière inappropriée avec des femmes païennes. Agir ainsi était prévu comme une réaffirmation de leur fidélité à l’alliance du Sinaï. • En cas de séparation, la garde des enfants revenait généralement à la mère (cf. Agar et Ismaël, </w:t>
       </w:r>
-      <w:hyperlink r:id="rId207">
-        <w:r>
-          <w:rPr>
-            <w:lang w:val="fr_FR" w:bidi="fr_FR"/>
-          </w:rPr>
-          <w:rPr>
-            <w:color w:val="0000EE"/>
-            <w:u w:val="single"/>
-          </w:rPr>
-          <w:t>Gn 21.14</w:t>
-        </w:r>
-      </w:hyperlink>
+      <w:r>
+        <w:rPr>
+          <w:lang w:val="fr_FR" w:bidi="fr_FR"/>
+        </w:rPr>
+        <w:t>Gn 21.14</w:t>
+      </w:r>
       <w:r>
         <w:rPr>
           <w:lang w:val="fr_FR" w:bidi="fr_FR"/>
@@ -10692,18 +9360,12 @@
         </w:rPr>
         <w:t xml:space="preserve"> : En tant que spécialiste de la loi (voir </w:t>
       </w:r>
-      <w:hyperlink r:id="rId157">
-        <w:r>
-          <w:rPr>
-            <w:lang w:val="fr_FR" w:bidi="fr_FR"/>
-          </w:rPr>
-          <w:rPr>
-            <w:color w:val="0000EE"/>
-            <w:u w:val="single"/>
-          </w:rPr>
-          <w:t>7.10</w:t>
-        </w:r>
-      </w:hyperlink>
+      <w:r>
+        <w:rPr>
+          <w:lang w:val="fr_FR" w:bidi="fr_FR"/>
+        </w:rPr>
+        <w:t>7.10</w:t>
+      </w:r>
       <w:r>
         <w:rPr>
           <w:lang w:val="fr_FR" w:bidi="fr_FR"/>
@@ -10758,36 +9420,24 @@
         </w:rPr>
         <w:t xml:space="preserve">Le serment solennel associe une promesse d’action à une malédiction que l’on s’inflige soi-même si l’on manque à son engagement (voir </w:t>
       </w:r>
-      <w:hyperlink r:id="rId208">
-        <w:r>
-          <w:rPr>
-            <w:lang w:val="fr_FR" w:bidi="fr_FR"/>
-          </w:rPr>
-          <w:rPr>
-            <w:color w:val="0000EE"/>
-            <w:u w:val="single"/>
-          </w:rPr>
-          <w:t>Rt 1.16–17</w:t>
-        </w:r>
-      </w:hyperlink>
+      <w:r>
+        <w:rPr>
+          <w:lang w:val="fr_FR" w:bidi="fr_FR"/>
+        </w:rPr>
+        <w:t>Rt 1.16–17</w:t>
+      </w:r>
       <w:r>
         <w:rPr>
           <w:lang w:val="fr_FR" w:bidi="fr_FR"/>
         </w:rPr>
         <w:t xml:space="preserve"> ; </w:t>
       </w:r>
-      <w:hyperlink r:id="rId209">
-        <w:r>
-          <w:rPr>
-            <w:lang w:val="fr_FR" w:bidi="fr_FR"/>
-          </w:rPr>
-          <w:rPr>
-            <w:color w:val="0000EE"/>
-            <w:u w:val="single"/>
-          </w:rPr>
-          <w:t>1S 14.24–28</w:t>
-        </w:r>
-      </w:hyperlink>
+      <w:r>
+        <w:rPr>
+          <w:lang w:val="fr_FR" w:bidi="fr_FR"/>
+        </w:rPr>
+        <w:t>1S 14.24–28</w:t>
+      </w:r>
       <w:r>
         <w:rPr>
           <w:lang w:val="fr_FR" w:bidi="fr_FR"/>
@@ -10956,18 +9606,12 @@
         </w:rPr>
         <w:t>Il est difficile de comprendre pourquoi ces quatre individus se sont opposés au projet proposé. Peut-être voulaient-ils une sanction plus sévère, ou bien eux-mêmes (ou des membres de leur famille) refusaient de se séparer de leurs épouses étrangères. Qu’ils soient si peu nombreux témoigne de l’adhésion quasi-unanime du reste des exilés à cette mesure. Hélas, quelques années plus tard, une situation analogue, due aux mariages mixtes avec des femmes païennes, allait provoquer une nouvelle crise au sein de la communauté (</w:t>
       </w:r>
-      <w:hyperlink r:id="rId210">
-        <w:r>
-          <w:rPr>
-            <w:lang w:val="fr_FR" w:bidi="fr_FR"/>
-          </w:rPr>
-          <w:rPr>
-            <w:color w:val="0000EE"/>
-            <w:u w:val="single"/>
-          </w:rPr>
-          <w:t>Né 9–10</w:t>
-        </w:r>
-      </w:hyperlink>
+      <w:r>
+        <w:rPr>
+          <w:lang w:val="fr_FR" w:bidi="fr_FR"/>
+        </w:rPr>
+        <w:t>Né 9–10</w:t>
+      </w:r>
       <w:r>
         <w:rPr>
           <w:lang w:val="fr_FR" w:bidi="fr_FR"/>
